--- a/dist/word/ASAP Personalised Brief.docx
+++ b/dist/word/ASAP Personalised Brief.docx
@@ -1476,6 +1476,142 @@
                 <w:sz w:val="18"/>
                 <w:szCs w:val="18"/>
               </w:rPr>
+              <w:t xml:space="preserve">What do they say all the time? Phrases, sayings, how they explain things to customers</w:t>
+            </w:r>
+          </w:p>
+        </w:tc>
+        <w:tc>
+          <w:tcPr>
+            <w:tcW w:type="dxa" w:w="6168"/>
+            <w:tcBorders>
+              <w:top w:val="single" w:color="BFBFBF" w:sz="4"/>
+              <w:left w:val="single" w:color="BFBFBF" w:sz="4"/>
+              <w:bottom w:val="single" w:color="BFBFBF" w:sz="4"/>
+              <w:right w:val="single" w:color="BFBFBF" w:sz="4"/>
+            </w:tcBorders>
+            <w:tcMar>
+              <w:top w:type="dxa" w:w="80"/>
+              <w:left w:type="dxa" w:w="120"/>
+              <w:bottom w:type="dxa" w:w="80"/>
+              <w:right w:type="dxa" w:w="120"/>
+            </w:tcMar>
+          </w:tcPr>
+          <w:p>
+            <w:pPr>
+              <w:spacing w:after="0" w:before="0"/>
+            </w:pPr>
+            <w:r>
+              <w:rPr>
+                <w:rFonts w:ascii="Arial" w:cs="Arial" w:eastAsia="Arial" w:hAnsi="Arial"/>
+                <w:sz w:val="21"/>
+                <w:szCs w:val="21"/>
+              </w:rPr>
+              <w:t xml:space="preserve"/>
+            </w:r>
+          </w:p>
+        </w:tc>
+      </w:tr>
+      <w:tr>
+        <w:trPr>
+          <w:cantSplit/>
+          <w:trHeight w:val="700" w:hRule="atLeast"/>
+        </w:trPr>
+        <w:tc>
+          <w:tcPr>
+            <w:tcW w:type="dxa" w:w="3470"/>
+            <w:tcBorders>
+              <w:top w:val="single" w:color="BFBFBF" w:sz="4"/>
+              <w:left w:val="single" w:color="BFBFBF" w:sz="4"/>
+              <w:bottom w:val="single" w:color="BFBFBF" w:sz="4"/>
+              <w:right w:val="single" w:color="BFBFBF" w:sz="4"/>
+            </w:tcBorders>
+            <w:shd w:fill="F2F2F2" w:color="auto" w:val="clear"/>
+            <w:tcMar>
+              <w:top w:type="dxa" w:w="80"/>
+              <w:left w:type="dxa" w:w="120"/>
+              <w:bottom w:type="dxa" w:w="80"/>
+              <w:right w:type="dxa" w:w="120"/>
+            </w:tcMar>
+          </w:tcPr>
+          <w:p>
+            <w:pPr>
+              <w:spacing w:after="0" w:before="0"/>
+            </w:pPr>
+            <w:r>
+              <w:rPr>
+                <w:rFonts w:ascii="Arial" w:cs="Arial" w:eastAsia="Arial" w:hAnsi="Arial"/>
+                <w:color w:val="6F6F6F"/>
+                <w:sz w:val="18"/>
+                <w:szCs w:val="18"/>
+              </w:rPr>
+              <w:t xml:space="preserve">What do they look like on a normal day? Age range, hair, build and what they usually wear</w:t>
+            </w:r>
+          </w:p>
+        </w:tc>
+        <w:tc>
+          <w:tcPr>
+            <w:tcW w:type="dxa" w:w="6168"/>
+            <w:tcBorders>
+              <w:top w:val="single" w:color="BFBFBF" w:sz="4"/>
+              <w:left w:val="single" w:color="BFBFBF" w:sz="4"/>
+              <w:bottom w:val="single" w:color="BFBFBF" w:sz="4"/>
+              <w:right w:val="single" w:color="BFBFBF" w:sz="4"/>
+            </w:tcBorders>
+            <w:tcMar>
+              <w:top w:type="dxa" w:w="80"/>
+              <w:left w:type="dxa" w:w="120"/>
+              <w:bottom w:type="dxa" w:w="80"/>
+              <w:right w:type="dxa" w:w="120"/>
+            </w:tcMar>
+          </w:tcPr>
+          <w:p>
+            <w:pPr>
+              <w:spacing w:after="0" w:before="0"/>
+            </w:pPr>
+            <w:r>
+              <w:rPr>
+                <w:rFonts w:ascii="Arial" w:cs="Arial" w:eastAsia="Arial" w:hAnsi="Arial"/>
+                <w:sz w:val="21"/>
+                <w:szCs w:val="21"/>
+              </w:rPr>
+              <w:t xml:space="preserve"/>
+            </w:r>
+          </w:p>
+        </w:tc>
+      </w:tr>
+      <w:tr>
+        <w:trPr>
+          <w:cantSplit/>
+          <w:trHeight w:val="700" w:hRule="atLeast"/>
+        </w:trPr>
+        <w:tc>
+          <w:tcPr>
+            <w:tcW w:type="dxa" w:w="3470"/>
+            <w:tcBorders>
+              <w:top w:val="single" w:color="BFBFBF" w:sz="4"/>
+              <w:left w:val="single" w:color="BFBFBF" w:sz="4"/>
+              <w:bottom w:val="single" w:color="BFBFBF" w:sz="4"/>
+              <w:right w:val="single" w:color="BFBFBF" w:sz="4"/>
+            </w:tcBorders>
+            <w:shd w:fill="F2F2F2" w:color="auto" w:val="clear"/>
+            <w:tcMar>
+              <w:top w:type="dxa" w:w="80"/>
+              <w:left w:type="dxa" w:w="120"/>
+              <w:bottom w:type="dxa" w:w="80"/>
+              <w:right w:type="dxa" w:w="120"/>
+            </w:tcMar>
+          </w:tcPr>
+          <w:p>
+            <w:pPr>
+              <w:spacing w:after="0" w:before="0"/>
+            </w:pPr>
+            <w:r>
+              <w:rPr>
+                <w:rFonts w:ascii="Arial" w:cs="Arial" w:eastAsia="Arial" w:hAnsi="Arial"/>
+                <w:color w:val="6F6F6F"/>
+                <w:sz w:val="18"/>
+                <w:szCs w:val="18"/>
+              </w:rPr>
               <w:t xml:space="preserve">Anyone who'd rather not be filmed?</w:t>
             </w:r>
           </w:p>
@@ -2323,6 +2459,404 @@
     <w:p>
       <w:pPr>
         <w:keepNext/>
+        <w:spacing w:after="60" w:before="280"/>
+      </w:pPr>
+      <w:r>
+        <w:rPr>
+          <w:rFonts w:ascii="Arial" w:cs="Arial" w:eastAsia="Arial" w:hAnsi="Arial"/>
+          <w:b/>
+          <w:bCs/>
+          <w:sz w:val="22"/>
+          <w:szCs w:val="22"/>
+        </w:rPr>
+        <w:t xml:space="preserve">10.  </w:t>
+      </w:r>
+      <w:r>
+        <w:rPr>
+          <w:rFonts w:ascii="Arial" w:cs="Arial" w:eastAsia="Arial" w:hAnsi="Arial"/>
+          <w:b/>
+          <w:bCs/>
+          <w:sz w:val="22"/>
+          <w:szCs w:val="22"/>
+        </w:rPr>
+        <w:t xml:space="preserve">What do people assume about you before their first visit, and what's actually true?</w:t>
+      </w:r>
+    </w:p>
+    <w:p>
+      <w:pPr>
+        <w:keepNext/>
+        <w:spacing w:after="80" w:before="0"/>
+      </w:pPr>
+      <w:r>
+        <w:rPr>
+          <w:rFonts w:ascii="Arial" w:cs="Arial" w:eastAsia="Arial" w:hAnsi="Arial"/>
+          <w:color w:val="6F6F6F"/>
+          <w:sz w:val="19"/>
+          <w:szCs w:val="19"/>
+        </w:rPr>
+        <w:t xml:space="preserve">The gap between what people expect and what really happens is where the best videos come from.</w:t>
+      </w:r>
+    </w:p>
+    <w:p>
+      <w:pPr>
+        <w:keepNext/>
+        <w:spacing w:after="80" w:before="0"/>
+      </w:pPr>
+      <w:r>
+        <w:rPr>
+          <w:rFonts w:ascii="Arial" w:cs="Arial" w:eastAsia="Arial" w:hAnsi="Arial"/>
+          <w:i/>
+          <w:iCs/>
+          <w:color w:val="9A9A9A"/>
+          <w:sz w:val="18"/>
+          <w:szCs w:val="18"/>
+        </w:rPr>
+        <w:t xml:space="preserve">e.g. They think we'll crack their neck and it'll hurt. Most first visits are slow, gentle and mostly talking.</w:t>
+      </w:r>
+    </w:p>
+    <w:tbl>
+      <w:tblPr>
+        <w:tblW w:type="dxa" w:w="9638"/>
+        <w:tblBorders>
+          <w:top w:val="single" w:color="auto" w:sz="4"/>
+          <w:left w:val="single" w:color="auto" w:sz="4"/>
+          <w:bottom w:val="single" w:color="auto" w:sz="4"/>
+          <w:right w:val="single" w:color="auto" w:sz="4"/>
+          <w:insideH w:val="single" w:color="auto" w:sz="4"/>
+          <w:insideV w:val="single" w:color="auto" w:sz="4"/>
+        </w:tblBorders>
+      </w:tblPr>
+      <w:tblGrid>
+        <w:gridCol w:w="9638"/>
+      </w:tblGrid>
+      <w:tr>
+        <w:trPr>
+          <w:cantSplit/>
+          <w:trHeight w:val="1300" w:hRule="atLeast"/>
+        </w:trPr>
+        <w:tc>
+          <w:tcPr>
+            <w:tcW w:type="dxa" w:w="9638"/>
+            <w:tcBorders>
+              <w:top w:val="single" w:color="BFBFBF" w:sz="4"/>
+              <w:left w:val="single" w:color="BFBFBF" w:sz="4"/>
+              <w:bottom w:val="single" w:color="BFBFBF" w:sz="4"/>
+              <w:right w:val="single" w:color="BFBFBF" w:sz="4"/>
+            </w:tcBorders>
+            <w:tcMar>
+              <w:top w:type="dxa" w:w="80"/>
+              <w:left w:type="dxa" w:w="120"/>
+              <w:bottom w:type="dxa" w:w="80"/>
+              <w:right w:type="dxa" w:w="120"/>
+            </w:tcMar>
+          </w:tcPr>
+          <w:p>
+            <w:pPr>
+              <w:spacing w:after="0" w:before="0"/>
+            </w:pPr>
+            <w:r>
+              <w:rPr>
+                <w:rFonts w:ascii="Arial" w:cs="Arial" w:eastAsia="Arial" w:hAnsi="Arial"/>
+                <w:sz w:val="21"/>
+                <w:szCs w:val="21"/>
+              </w:rPr>
+              <w:t xml:space="preserve"/>
+            </w:r>
+          </w:p>
+        </w:tc>
+      </w:tr>
+    </w:tbl>
+    <w:p>
+      <w:pPr>
+        <w:keepNext/>
+        <w:spacing w:after="60" w:before="280"/>
+      </w:pPr>
+      <w:r>
+        <w:rPr>
+          <w:rFonts w:ascii="Arial" w:cs="Arial" w:eastAsia="Arial" w:hAnsi="Arial"/>
+          <w:b/>
+          <w:bCs/>
+          <w:sz w:val="22"/>
+          <w:szCs w:val="22"/>
+        </w:rPr>
+        <w:t xml:space="preserve">11.  </w:t>
+      </w:r>
+      <w:r>
+        <w:rPr>
+          <w:rFonts w:ascii="Arial" w:cs="Arial" w:eastAsia="Arial" w:hAnsi="Arial"/>
+          <w:b/>
+          <w:bCs/>
+          <w:sz w:val="22"/>
+          <w:szCs w:val="22"/>
+        </w:rPr>
+        <w:t xml:space="preserve">What's something only you have?</w:t>
+      </w:r>
+    </w:p>
+    <w:p>
+      <w:pPr>
+        <w:keepNext/>
+        <w:spacing w:after="80" w:before="0"/>
+      </w:pPr>
+      <w:r>
+        <w:rPr>
+          <w:rFonts w:ascii="Arial" w:cs="Arial" w:eastAsia="Arial" w:hAnsi="Arial"/>
+          <w:color w:val="6F6F6F"/>
+          <w:sz w:val="19"/>
+          <w:szCs w:val="19"/>
+        </w:rPr>
+        <w:t xml:space="preserve">A signature move, a ritual, a prop, a regular, a view, a sound. The little things customers remember and competitors can't copy.</w:t>
+      </w:r>
+    </w:p>
+    <w:p>
+      <w:pPr>
+        <w:keepNext/>
+        <w:spacing w:after="80" w:before="0"/>
+      </w:pPr>
+      <w:r>
+        <w:rPr>
+          <w:rFonts w:ascii="Arial" w:cs="Arial" w:eastAsia="Arial" w:hAnsi="Arial"/>
+          <w:i/>
+          <w:iCs/>
+          <w:color w:val="9A9A9A"/>
+          <w:sz w:val="18"/>
+          <w:szCs w:val="18"/>
+        </w:rPr>
+        <w:t xml:space="preserve">e.g. Our chef plates every dish at the pass in front of the dining room.</w:t>
+      </w:r>
+    </w:p>
+    <w:tbl>
+      <w:tblPr>
+        <w:tblW w:type="dxa" w:w="9638"/>
+        <w:tblBorders>
+          <w:top w:val="single" w:color="auto" w:sz="4"/>
+          <w:left w:val="single" w:color="auto" w:sz="4"/>
+          <w:bottom w:val="single" w:color="auto" w:sz="4"/>
+          <w:right w:val="single" w:color="auto" w:sz="4"/>
+          <w:insideH w:val="single" w:color="auto" w:sz="4"/>
+          <w:insideV w:val="single" w:color="auto" w:sz="4"/>
+        </w:tblBorders>
+      </w:tblPr>
+      <w:tblGrid>
+        <w:gridCol w:w="9638"/>
+      </w:tblGrid>
+      <w:tr>
+        <w:trPr>
+          <w:cantSplit/>
+          <w:trHeight w:val="1300" w:hRule="atLeast"/>
+        </w:trPr>
+        <w:tc>
+          <w:tcPr>
+            <w:tcW w:type="dxa" w:w="9638"/>
+            <w:tcBorders>
+              <w:top w:val="single" w:color="BFBFBF" w:sz="4"/>
+              <w:left w:val="single" w:color="BFBFBF" w:sz="4"/>
+              <w:bottom w:val="single" w:color="BFBFBF" w:sz="4"/>
+              <w:right w:val="single" w:color="BFBFBF" w:sz="4"/>
+            </w:tcBorders>
+            <w:tcMar>
+              <w:top w:type="dxa" w:w="80"/>
+              <w:left w:type="dxa" w:w="120"/>
+              <w:bottom w:type="dxa" w:w="80"/>
+              <w:right w:type="dxa" w:w="120"/>
+            </w:tcMar>
+          </w:tcPr>
+          <w:p>
+            <w:pPr>
+              <w:spacing w:after="0" w:before="0"/>
+            </w:pPr>
+            <w:r>
+              <w:rPr>
+                <w:rFonts w:ascii="Arial" w:cs="Arial" w:eastAsia="Arial" w:hAnsi="Arial"/>
+                <w:sz w:val="21"/>
+                <w:szCs w:val="21"/>
+              </w:rPr>
+              <w:t xml:space="preserve"/>
+            </w:r>
+          </w:p>
+        </w:tc>
+      </w:tr>
+    </w:tbl>
+    <w:p>
+      <w:pPr>
+        <w:keepNext/>
+        <w:spacing w:after="60" w:before="280"/>
+      </w:pPr>
+      <w:r>
+        <w:rPr>
+          <w:rFonts w:ascii="Arial" w:cs="Arial" w:eastAsia="Arial" w:hAnsi="Arial"/>
+          <w:b/>
+          <w:bCs/>
+          <w:sz w:val="22"/>
+          <w:szCs w:val="22"/>
+        </w:rPr>
+        <w:t xml:space="preserve">12.  </w:t>
+      </w:r>
+      <w:r>
+        <w:rPr>
+          <w:rFonts w:ascii="Arial" w:cs="Arial" w:eastAsia="Arial" w:hAnsi="Arial"/>
+          <w:b/>
+          <w:bCs/>
+          <w:sz w:val="22"/>
+          <w:szCs w:val="22"/>
+        </w:rPr>
+        <w:t xml:space="preserve">Does your industry have rules about advertising?</w:t>
+      </w:r>
+    </w:p>
+    <w:p>
+      <w:pPr>
+        <w:keepNext/>
+        <w:spacing w:after="80" w:before="0"/>
+      </w:pPr>
+      <w:r>
+        <w:rPr>
+          <w:rFonts w:ascii="Arial" w:cs="Arial" w:eastAsia="Arial" w:hAnsi="Arial"/>
+          <w:color w:val="6F6F6F"/>
+          <w:sz w:val="19"/>
+          <w:szCs w:val="19"/>
+        </w:rPr>
+        <w:t xml:space="preserve">Pick any that apply. Not sure is a perfectly good answer.</w:t>
+      </w:r>
+    </w:p>
+    <w:p>
+      <w:pPr>
+        <w:keepNext/>
+        <w:spacing w:after="80" w:before="0"/>
+      </w:pPr>
+      <w:r>
+        <w:rPr>
+          <w:rFonts w:ascii="Arial" w:cs="Arial" w:eastAsia="Arial" w:hAnsi="Arial"/>
+          <w:color w:val="6F6F6F"/>
+          <w:sz w:val="17"/>
+          <w:szCs w:val="17"/>
+        </w:rPr>
+        <w:t xml:space="preserve">Tick any that apply. Swap ☐ for ☒, or highlight your pick.</w:t>
+      </w:r>
+    </w:p>
+    <w:p>
+      <w:pPr>
+        <w:keepNext/>
+        <w:spacing w:after="120" w:before="0" w:line="360"/>
+      </w:pPr>
+      <w:r>
+        <w:rPr>
+          <w:rFonts w:ascii="Arial" w:cs="Arial" w:eastAsia="Arial" w:hAnsi="Arial"/>
+          <w:sz w:val="21"/>
+          <w:szCs w:val="21"/>
+        </w:rPr>
+        <w:t xml:space="preserve">☐ Health (AHPRA)</w:t>
+      </w:r>
+      <w:r>
+        <w:rPr>
+          <w:rFonts w:ascii="Arial" w:cs="Arial" w:eastAsia="Arial" w:hAnsi="Arial"/>
+          <w:sz w:val="21"/>
+          <w:szCs w:val="21"/>
+        </w:rPr>
+        <w:t xml:space="preserve">      ☐ Food</w:t>
+      </w:r>
+      <w:r>
+        <w:rPr>
+          <w:rFonts w:ascii="Arial" w:cs="Arial" w:eastAsia="Arial" w:hAnsi="Arial"/>
+          <w:sz w:val="21"/>
+          <w:szCs w:val="21"/>
+        </w:rPr>
+        <w:t xml:space="preserve">      ☐ Alcohol</w:t>
+      </w:r>
+      <w:r>
+        <w:rPr>
+          <w:rFonts w:ascii="Arial" w:cs="Arial" w:eastAsia="Arial" w:hAnsi="Arial"/>
+          <w:sz w:val="21"/>
+          <w:szCs w:val="21"/>
+        </w:rPr>
+        <w:t xml:space="preserve">      ☐ Finance</w:t>
+      </w:r>
+      <w:r>
+        <w:rPr>
+          <w:rFonts w:ascii="Arial" w:cs="Arial" w:eastAsia="Arial" w:hAnsi="Arial"/>
+          <w:sz w:val="21"/>
+          <w:szCs w:val="21"/>
+        </w:rPr>
+        <w:t xml:space="preserve">      ☐ None</w:t>
+      </w:r>
+      <w:r>
+        <w:rPr>
+          <w:rFonts w:ascii="Arial" w:cs="Arial" w:eastAsia="Arial" w:hAnsi="Arial"/>
+          <w:sz w:val="21"/>
+          <w:szCs w:val="21"/>
+        </w:rPr>
+        <w:t xml:space="preserve">      ☐ Not sure</w:t>
+      </w:r>
+    </w:p>
+    <w:p>
+      <w:pPr>
+        <w:keepNext/>
+        <w:spacing w:after="80" w:before="0"/>
+      </w:pPr>
+      <w:r>
+        <w:rPr>
+          <w:rFonts w:ascii="Arial" w:cs="Arial" w:eastAsia="Arial" w:hAnsi="Arial"/>
+          <w:b/>
+          <w:bCs/>
+          <w:sz w:val="19"/>
+          <w:szCs w:val="19"/>
+        </w:rPr>
+        <w:t xml:space="preserve">Words or promises you can't use</w:t>
+      </w:r>
+    </w:p>
+    <w:tbl>
+      <w:tblPr>
+        <w:tblW w:type="dxa" w:w="9638"/>
+        <w:tblBorders>
+          <w:top w:val="single" w:color="auto" w:sz="4"/>
+          <w:left w:val="single" w:color="auto" w:sz="4"/>
+          <w:bottom w:val="single" w:color="auto" w:sz="4"/>
+          <w:right w:val="single" w:color="auto" w:sz="4"/>
+          <w:insideH w:val="single" w:color="auto" w:sz="4"/>
+          <w:insideV w:val="single" w:color="auto" w:sz="4"/>
+        </w:tblBorders>
+      </w:tblPr>
+      <w:tblGrid>
+        <w:gridCol w:w="9638"/>
+      </w:tblGrid>
+      <w:tr>
+        <w:trPr>
+          <w:cantSplit/>
+          <w:trHeight w:val="800" w:hRule="atLeast"/>
+        </w:trPr>
+        <w:tc>
+          <w:tcPr>
+            <w:tcW w:type="dxa" w:w="9638"/>
+            <w:tcBorders>
+              <w:top w:val="single" w:color="BFBFBF" w:sz="4"/>
+              <w:left w:val="single" w:color="BFBFBF" w:sz="4"/>
+              <w:bottom w:val="single" w:color="BFBFBF" w:sz="4"/>
+              <w:right w:val="single" w:color="BFBFBF" w:sz="4"/>
+            </w:tcBorders>
+            <w:tcMar>
+              <w:top w:type="dxa" w:w="80"/>
+              <w:left w:type="dxa" w:w="120"/>
+              <w:bottom w:type="dxa" w:w="80"/>
+              <w:right w:type="dxa" w:w="120"/>
+            </w:tcMar>
+          </w:tcPr>
+          <w:p>
+            <w:pPr>
+              <w:spacing w:after="0" w:before="0"/>
+            </w:pPr>
+            <w:r>
+              <w:rPr>
+                <w:rFonts w:ascii="Arial" w:cs="Arial" w:eastAsia="Arial" w:hAnsi="Arial"/>
+                <w:sz w:val="21"/>
+                <w:szCs w:val="21"/>
+              </w:rPr>
+              <w:t xml:space="preserve"/>
+            </w:r>
+          </w:p>
+        </w:tc>
+      </w:tr>
+    </w:tbl>
+    <w:p>
+      <w:pPr>
+        <w:keepNext/>
         <w:pBdr>
           <w:bottom w:val="single" w:color="111111" w:sz="12" w:space="6"/>
         </w:pBdr>
@@ -2378,7 +2912,7 @@
           <w:sz w:val="22"/>
           <w:szCs w:val="22"/>
         </w:rPr>
-        <w:t xml:space="preserve">10.  </w:t>
+        <w:t xml:space="preserve">13.  </w:t>
       </w:r>
       <w:r>
         <w:rPr>
@@ -2625,7 +3159,7 @@
           <w:sz w:val="22"/>
           <w:szCs w:val="22"/>
         </w:rPr>
-        <w:t xml:space="preserve">11.  </w:t>
+        <w:t xml:space="preserve">14.  </w:t>
       </w:r>
       <w:r>
         <w:rPr>
@@ -2824,7 +3358,7 @@
           <w:sz w:val="22"/>
           <w:szCs w:val="22"/>
         </w:rPr>
-        <w:t xml:space="preserve">12.  </w:t>
+        <w:t xml:space="preserve">15.  </w:t>
       </w:r>
       <w:r>
         <w:rPr>
@@ -3023,7 +3557,7 @@
           <w:sz w:val="22"/>
           <w:szCs w:val="22"/>
         </w:rPr>
-        <w:t xml:space="preserve">13.  </w:t>
+        <w:t xml:space="preserve">16.  </w:t>
       </w:r>
       <w:r>
         <w:rPr>
@@ -3248,7 +3782,7 @@
           <w:sz w:val="22"/>
           <w:szCs w:val="22"/>
         </w:rPr>
-        <w:t xml:space="preserve">14.  </w:t>
+        <w:t xml:space="preserve">17.  </w:t>
       </w:r>
       <w:r>
         <w:rPr>
@@ -3495,7 +4029,7 @@
           <w:sz w:val="22"/>
           <w:szCs w:val="22"/>
         </w:rPr>
-        <w:t xml:space="preserve">15.  </w:t>
+        <w:t xml:space="preserve">18.  </w:t>
       </w:r>
       <w:r>
         <w:rPr>
@@ -3590,7 +4124,7 @@
           <w:sz w:val="22"/>
           <w:szCs w:val="22"/>
         </w:rPr>
-        <w:t xml:space="preserve">16.  </w:t>
+        <w:t xml:space="preserve">19.  </w:t>
       </w:r>
       <w:r>
         <w:rPr>
@@ -3872,7 +4406,7 @@
           <w:sz w:val="22"/>
           <w:szCs w:val="22"/>
         </w:rPr>
-        <w:t xml:space="preserve">17.  </w:t>
+        <w:t xml:space="preserve">20.  </w:t>
       </w:r>
       <w:r>
         <w:rPr>
@@ -3982,7 +4516,7 @@
           <w:sz w:val="22"/>
           <w:szCs w:val="22"/>
         </w:rPr>
-        <w:t xml:space="preserve">18.  </w:t>
+        <w:t xml:space="preserve">21.  </w:t>
       </w:r>
       <w:r>
         <w:rPr>
@@ -4378,7 +4912,7 @@
           <w:sz w:val="22"/>
           <w:szCs w:val="22"/>
         </w:rPr>
-        <w:t xml:space="preserve">19.  </w:t>
+        <w:t xml:space="preserve">22.  </w:t>
       </w:r>
       <w:r>
         <w:rPr>
@@ -4516,7 +5050,7 @@
           <w:sz w:val="22"/>
           <w:szCs w:val="22"/>
         </w:rPr>
-        <w:t xml:space="preserve">20.  </w:t>
+        <w:t xml:space="preserve">23.  </w:t>
       </w:r>
       <w:r>
         <w:rPr>
@@ -4778,7 +5312,7 @@
           <w:sz w:val="22"/>
           <w:szCs w:val="22"/>
         </w:rPr>
-        <w:t xml:space="preserve">21.  </w:t>
+        <w:t xml:space="preserve">24.  </w:t>
       </w:r>
       <w:r>
         <w:rPr>

--- a/dist/word/ASAP Personalised Brief.docx
+++ b/dist/word/ASAP Personalised Brief.docx
@@ -900,6 +900,424 @@
           <w:sz w:val="32"/>
           <w:szCs w:val="32"/>
         </w:rPr>
+        <w:t xml:space="preserve">Your Goals</w:t>
+      </w:r>
+    </w:p>
+    <w:p>
+      <w:pPr>
+        <w:keepNext/>
+        <w:spacing w:after="60" w:before="280"/>
+      </w:pPr>
+      <w:r>
+        <w:rPr>
+          <w:rFonts w:ascii="Arial" w:cs="Arial" w:eastAsia="Arial" w:hAnsi="Arial"/>
+          <w:b/>
+          <w:bCs/>
+          <w:sz w:val="22"/>
+          <w:szCs w:val="22"/>
+        </w:rPr>
+        <w:t xml:space="preserve">4.  </w:t>
+      </w:r>
+      <w:r>
+        <w:rPr>
+          <w:rFonts w:ascii="Arial" w:cs="Arial" w:eastAsia="Arial" w:hAnsi="Arial"/>
+          <w:b/>
+          <w:bCs/>
+          <w:sz w:val="22"/>
+          <w:szCs w:val="22"/>
+        </w:rPr>
+        <w:t xml:space="preserve">What do you want this to achieve?</w:t>
+      </w:r>
+    </w:p>
+    <w:p>
+      <w:pPr>
+        <w:keepNext/>
+        <w:spacing w:after="80" w:before="0"/>
+      </w:pPr>
+      <w:r>
+        <w:rPr>
+          <w:rFonts w:ascii="Arial" w:cs="Arial" w:eastAsia="Arial" w:hAnsi="Arial"/>
+          <w:color w:val="6F6F6F"/>
+          <w:sz w:val="19"/>
+          <w:szCs w:val="19"/>
+        </w:rPr>
+        <w:t xml:space="preserve">The result you're after, not just the thing you're buying. More enquiries, less admin, a site that books people in, videos that help you hire.</w:t>
+      </w:r>
+    </w:p>
+    <w:p>
+      <w:pPr>
+        <w:keepNext/>
+        <w:spacing w:after="80" w:before="0"/>
+      </w:pPr>
+      <w:r>
+        <w:rPr>
+          <w:rFonts w:ascii="Arial" w:cs="Arial" w:eastAsia="Arial" w:hAnsi="Arial"/>
+          <w:b/>
+          <w:bCs/>
+          <w:caps/>
+          <w:spacing w:val="20"/>
+          <w:sz w:val="16"/>
+          <w:szCs w:val="16"/>
+        </w:rPr>
+        <w:t xml:space="preserve">We need this one to scope your work</w:t>
+      </w:r>
+    </w:p>
+    <w:p>
+      <w:pPr>
+        <w:keepNext/>
+        <w:spacing w:after="80" w:before="0"/>
+      </w:pPr>
+      <w:r>
+        <w:rPr>
+          <w:rFonts w:ascii="Arial" w:cs="Arial" w:eastAsia="Arial" w:hAnsi="Arial"/>
+          <w:i/>
+          <w:iCs/>
+          <w:color w:val="9A9A9A"/>
+          <w:sz w:val="18"/>
+          <w:szCs w:val="18"/>
+        </w:rPr>
+        <w:t xml:space="preserve">e.g. Get more people booking online instead of calling, and save reception 5 hours a week.</w:t>
+      </w:r>
+    </w:p>
+    <w:tbl>
+      <w:tblPr>
+        <w:tblW w:type="dxa" w:w="9638"/>
+        <w:tblBorders>
+          <w:top w:val="single" w:color="auto" w:sz="4"/>
+          <w:left w:val="single" w:color="auto" w:sz="4"/>
+          <w:bottom w:val="single" w:color="auto" w:sz="4"/>
+          <w:right w:val="single" w:color="auto" w:sz="4"/>
+          <w:insideH w:val="single" w:color="auto" w:sz="4"/>
+          <w:insideV w:val="single" w:color="auto" w:sz="4"/>
+        </w:tblBorders>
+      </w:tblPr>
+      <w:tblGrid>
+        <w:gridCol w:w="9638"/>
+      </w:tblGrid>
+      <w:tr>
+        <w:trPr>
+          <w:cantSplit/>
+          <w:trHeight w:val="1300" w:hRule="atLeast"/>
+        </w:trPr>
+        <w:tc>
+          <w:tcPr>
+            <w:tcW w:type="dxa" w:w="9638"/>
+            <w:tcBorders>
+              <w:top w:val="single" w:color="BFBFBF" w:sz="4"/>
+              <w:left w:val="single" w:color="BFBFBF" w:sz="4"/>
+              <w:bottom w:val="single" w:color="BFBFBF" w:sz="4"/>
+              <w:right w:val="single" w:color="BFBFBF" w:sz="4"/>
+            </w:tcBorders>
+            <w:tcMar>
+              <w:top w:type="dxa" w:w="80"/>
+              <w:left w:type="dxa" w:w="120"/>
+              <w:bottom w:type="dxa" w:w="80"/>
+              <w:right w:type="dxa" w:w="120"/>
+            </w:tcMar>
+          </w:tcPr>
+          <w:p>
+            <w:pPr>
+              <w:spacing w:after="0" w:before="0"/>
+            </w:pPr>
+            <w:r>
+              <w:rPr>
+                <w:rFonts w:ascii="Arial" w:cs="Arial" w:eastAsia="Arial" w:hAnsi="Arial"/>
+                <w:sz w:val="21"/>
+                <w:szCs w:val="21"/>
+              </w:rPr>
+              <w:t xml:space="preserve"/>
+            </w:r>
+          </w:p>
+        </w:tc>
+      </w:tr>
+    </w:tbl>
+    <w:p>
+      <w:pPr>
+        <w:keepNext/>
+        <w:spacing w:after="60" w:before="280"/>
+      </w:pPr>
+      <w:r>
+        <w:rPr>
+          <w:rFonts w:ascii="Arial" w:cs="Arial" w:eastAsia="Arial" w:hAnsi="Arial"/>
+          <w:b/>
+          <w:bCs/>
+          <w:sz w:val="22"/>
+          <w:szCs w:val="22"/>
+        </w:rPr>
+        <w:t xml:space="preserve">5.  </w:t>
+      </w:r>
+      <w:r>
+        <w:rPr>
+          <w:rFonts w:ascii="Arial" w:cs="Arial" w:eastAsia="Arial" w:hAnsi="Arial"/>
+          <w:b/>
+          <w:bCs/>
+          <w:sz w:val="22"/>
+          <w:szCs w:val="22"/>
+        </w:rPr>
+        <w:t xml:space="preserve">How will we know it's working?</w:t>
+      </w:r>
+    </w:p>
+    <w:p>
+      <w:pPr>
+        <w:keepNext/>
+        <w:spacing w:after="80" w:before="0"/>
+      </w:pPr>
+      <w:r>
+        <w:rPr>
+          <w:rFonts w:ascii="Arial" w:cs="Arial" w:eastAsia="Arial" w:hAnsi="Arial"/>
+          <w:color w:val="6F6F6F"/>
+          <w:sz w:val="19"/>
+          <w:szCs w:val="19"/>
+        </w:rPr>
+        <w:t xml:space="preserve">Rough numbers are perfect. Knowing where you're starting lets us show you what's moved.</w:t>
+      </w:r>
+    </w:p>
+    <w:tbl>
+      <w:tblPr>
+        <w:tblW w:type="dxa" w:w="9638"/>
+        <w:tblBorders>
+          <w:top w:val="single" w:color="auto" w:sz="4"/>
+          <w:left w:val="single" w:color="auto" w:sz="4"/>
+          <w:bottom w:val="single" w:color="auto" w:sz="4"/>
+          <w:right w:val="single" w:color="auto" w:sz="4"/>
+          <w:insideH w:val="single" w:color="auto" w:sz="4"/>
+          <w:insideV w:val="single" w:color="auto" w:sz="4"/>
+        </w:tblBorders>
+      </w:tblPr>
+      <w:tblGrid>
+        <w:gridCol w:w="3470"/>
+        <w:gridCol w:w="6168"/>
+      </w:tblGrid>
+      <w:tr>
+        <w:trPr>
+          <w:cantSplit/>
+          <w:trHeight w:val="520" w:hRule="atLeast"/>
+        </w:trPr>
+        <w:tc>
+          <w:tcPr>
+            <w:tcW w:type="dxa" w:w="3470"/>
+            <w:tcBorders>
+              <w:top w:val="single" w:color="BFBFBF" w:sz="4"/>
+              <w:left w:val="single" w:color="BFBFBF" w:sz="4"/>
+              <w:bottom w:val="single" w:color="BFBFBF" w:sz="4"/>
+              <w:right w:val="single" w:color="BFBFBF" w:sz="4"/>
+            </w:tcBorders>
+            <w:shd w:fill="F2F2F2" w:color="auto" w:val="clear"/>
+            <w:tcMar>
+              <w:top w:type="dxa" w:w="80"/>
+              <w:left w:type="dxa" w:w="120"/>
+              <w:bottom w:type="dxa" w:w="80"/>
+              <w:right w:type="dxa" w:w="120"/>
+            </w:tcMar>
+          </w:tcPr>
+          <w:p>
+            <w:pPr>
+              <w:spacing w:after="0" w:before="0"/>
+            </w:pPr>
+            <w:r>
+              <w:rPr>
+                <w:rFonts w:ascii="Arial" w:cs="Arial" w:eastAsia="Arial" w:hAnsi="Arial"/>
+                <w:color w:val="6F6F6F"/>
+                <w:sz w:val="18"/>
+                <w:szCs w:val="18"/>
+              </w:rPr>
+              <w:t xml:space="preserve">What a win looks like in 3 months</w:t>
+            </w:r>
+          </w:p>
+        </w:tc>
+        <w:tc>
+          <w:tcPr>
+            <w:tcW w:type="dxa" w:w="6168"/>
+            <w:tcBorders>
+              <w:top w:val="single" w:color="BFBFBF" w:sz="4"/>
+              <w:left w:val="single" w:color="BFBFBF" w:sz="4"/>
+              <w:bottom w:val="single" w:color="BFBFBF" w:sz="4"/>
+              <w:right w:val="single" w:color="BFBFBF" w:sz="4"/>
+            </w:tcBorders>
+            <w:tcMar>
+              <w:top w:type="dxa" w:w="80"/>
+              <w:left w:type="dxa" w:w="120"/>
+              <w:bottom w:type="dxa" w:w="80"/>
+              <w:right w:type="dxa" w:w="120"/>
+            </w:tcMar>
+          </w:tcPr>
+          <w:p>
+            <w:pPr>
+              <w:spacing w:after="0" w:before="0"/>
+            </w:pPr>
+            <w:r>
+              <w:rPr>
+                <w:rFonts w:ascii="Arial" w:cs="Arial" w:eastAsia="Arial" w:hAnsi="Arial"/>
+                <w:sz w:val="21"/>
+                <w:szCs w:val="21"/>
+              </w:rPr>
+              <w:t xml:space="preserve"/>
+            </w:r>
+          </w:p>
+        </w:tc>
+      </w:tr>
+      <w:tr>
+        <w:trPr>
+          <w:cantSplit/>
+          <w:trHeight w:val="520" w:hRule="atLeast"/>
+        </w:trPr>
+        <w:tc>
+          <w:tcPr>
+            <w:tcW w:type="dxa" w:w="3470"/>
+            <w:tcBorders>
+              <w:top w:val="single" w:color="BFBFBF" w:sz="4"/>
+              <w:left w:val="single" w:color="BFBFBF" w:sz="4"/>
+              <w:bottom w:val="single" w:color="BFBFBF" w:sz="4"/>
+              <w:right w:val="single" w:color="BFBFBF" w:sz="4"/>
+            </w:tcBorders>
+            <w:shd w:fill="F2F2F2" w:color="auto" w:val="clear"/>
+            <w:tcMar>
+              <w:top w:type="dxa" w:w="80"/>
+              <w:left w:type="dxa" w:w="120"/>
+              <w:bottom w:type="dxa" w:w="80"/>
+              <w:right w:type="dxa" w:w="120"/>
+            </w:tcMar>
+          </w:tcPr>
+          <w:p>
+            <w:pPr>
+              <w:spacing w:after="0" w:before="0"/>
+            </w:pPr>
+            <w:r>
+              <w:rPr>
+                <w:rFonts w:ascii="Arial" w:cs="Arial" w:eastAsia="Arial" w:hAnsi="Arial"/>
+                <w:color w:val="6F6F6F"/>
+                <w:sz w:val="18"/>
+                <w:szCs w:val="18"/>
+              </w:rPr>
+              <w:t xml:space="preserve">How you'll measure it</w:t>
+            </w:r>
+          </w:p>
+        </w:tc>
+        <w:tc>
+          <w:tcPr>
+            <w:tcW w:type="dxa" w:w="6168"/>
+            <w:tcBorders>
+              <w:top w:val="single" w:color="BFBFBF" w:sz="4"/>
+              <w:left w:val="single" w:color="BFBFBF" w:sz="4"/>
+              <w:bottom w:val="single" w:color="BFBFBF" w:sz="4"/>
+              <w:right w:val="single" w:color="BFBFBF" w:sz="4"/>
+            </w:tcBorders>
+            <w:tcMar>
+              <w:top w:type="dxa" w:w="80"/>
+              <w:left w:type="dxa" w:w="120"/>
+              <w:bottom w:type="dxa" w:w="80"/>
+              <w:right w:type="dxa" w:w="120"/>
+            </w:tcMar>
+          </w:tcPr>
+          <w:p>
+            <w:pPr>
+              <w:spacing w:after="0" w:before="0"/>
+            </w:pPr>
+            <w:r>
+              <w:rPr>
+                <w:rFonts w:ascii="Arial" w:cs="Arial" w:eastAsia="Arial" w:hAnsi="Arial"/>
+                <w:sz w:val="21"/>
+                <w:szCs w:val="21"/>
+              </w:rPr>
+              <w:t xml:space="preserve"/>
+            </w:r>
+          </w:p>
+        </w:tc>
+      </w:tr>
+      <w:tr>
+        <w:trPr>
+          <w:cantSplit/>
+          <w:trHeight w:val="520" w:hRule="atLeast"/>
+        </w:trPr>
+        <w:tc>
+          <w:tcPr>
+            <w:tcW w:type="dxa" w:w="3470"/>
+            <w:tcBorders>
+              <w:top w:val="single" w:color="BFBFBF" w:sz="4"/>
+              <w:left w:val="single" w:color="BFBFBF" w:sz="4"/>
+              <w:bottom w:val="single" w:color="BFBFBF" w:sz="4"/>
+              <w:right w:val="single" w:color="BFBFBF" w:sz="4"/>
+            </w:tcBorders>
+            <w:shd w:fill="F2F2F2" w:color="auto" w:val="clear"/>
+            <w:tcMar>
+              <w:top w:type="dxa" w:w="80"/>
+              <w:left w:type="dxa" w:w="120"/>
+              <w:bottom w:type="dxa" w:w="80"/>
+              <w:right w:type="dxa" w:w="120"/>
+            </w:tcMar>
+          </w:tcPr>
+          <w:p>
+            <w:pPr>
+              <w:spacing w:after="0" w:before="0"/>
+            </w:pPr>
+            <w:r>
+              <w:rPr>
+                <w:rFonts w:ascii="Arial" w:cs="Arial" w:eastAsia="Arial" w:hAnsi="Arial"/>
+                <w:color w:val="6F6F6F"/>
+                <w:sz w:val="18"/>
+                <w:szCs w:val="18"/>
+              </w:rPr>
+              <w:t xml:space="preserve">Where that's at today</w:t>
+            </w:r>
+          </w:p>
+        </w:tc>
+        <w:tc>
+          <w:tcPr>
+            <w:tcW w:type="dxa" w:w="6168"/>
+            <w:tcBorders>
+              <w:top w:val="single" w:color="BFBFBF" w:sz="4"/>
+              <w:left w:val="single" w:color="BFBFBF" w:sz="4"/>
+              <w:bottom w:val="single" w:color="BFBFBF" w:sz="4"/>
+              <w:right w:val="single" w:color="BFBFBF" w:sz="4"/>
+            </w:tcBorders>
+            <w:tcMar>
+              <w:top w:type="dxa" w:w="80"/>
+              <w:left w:type="dxa" w:w="120"/>
+              <w:bottom w:type="dxa" w:w="80"/>
+              <w:right w:type="dxa" w:w="120"/>
+            </w:tcMar>
+          </w:tcPr>
+          <w:p>
+            <w:pPr>
+              <w:spacing w:after="0" w:before="0"/>
+            </w:pPr>
+            <w:r>
+              <w:rPr>
+                <w:rFonts w:ascii="Arial" w:cs="Arial" w:eastAsia="Arial" w:hAnsi="Arial"/>
+                <w:sz w:val="21"/>
+                <w:szCs w:val="21"/>
+              </w:rPr>
+              <w:t xml:space="preserve"/>
+            </w:r>
+          </w:p>
+        </w:tc>
+      </w:tr>
+    </w:tbl>
+    <w:p>
+      <w:pPr>
+        <w:keepNext/>
+        <w:pBdr>
+          <w:bottom w:val="single" w:color="111111" w:sz="12" w:space="6"/>
+        </w:pBdr>
+        <w:spacing w:after="80" w:before="480"/>
+      </w:pPr>
+      <w:r>
+        <w:rPr>
+          <w:rFonts w:ascii="Arial" w:cs="Arial" w:eastAsia="Arial" w:hAnsi="Arial"/>
+          <w:color w:val="6F6F6F"/>
+          <w:sz w:val="20"/>
+          <w:szCs w:val="20"/>
+        </w:rPr>
+        <w:t xml:space="preserve">04   </w:t>
+      </w:r>
+      <w:r>
+        <w:rPr>
+          <w:rFonts w:ascii="Arial" w:cs="Arial" w:eastAsia="Arial" w:hAnsi="Arial"/>
+          <w:b/>
+          <w:bCs/>
+          <w:sz w:val="32"/>
+          <w:szCs w:val="32"/>
+        </w:rPr>
         <w:t xml:space="preserve">Your Shoot</w:t>
       </w:r>
     </w:p>
@@ -933,7 +1351,7 @@
           <w:sz w:val="22"/>
           <w:szCs w:val="22"/>
         </w:rPr>
-        <w:t xml:space="preserve">4.  </w:t>
+        <w:t xml:space="preserve">6.  </w:t>
       </w:r>
       <w:r>
         <w:rPr>
@@ -1127,7 +1545,7 @@
           <w:sz w:val="22"/>
           <w:szCs w:val="22"/>
         </w:rPr>
-        <w:t xml:space="preserve">5.  </w:t>
+        <w:t xml:space="preserve">7.  </w:t>
       </w:r>
       <w:r>
         <w:rPr>
@@ -1326,7 +1744,7 @@
           <w:sz w:val="22"/>
           <w:szCs w:val="22"/>
         </w:rPr>
-        <w:t xml:space="preserve">6.  </w:t>
+        <w:t xml:space="preserve">8.  </w:t>
       </w:r>
       <w:r>
         <w:rPr>
@@ -1729,7 +2147,7 @@
           <w:sz w:val="22"/>
           <w:szCs w:val="22"/>
         </w:rPr>
-        <w:t xml:space="preserve">7.  </w:t>
+        <w:t xml:space="preserve">9.  </w:t>
       </w:r>
       <w:r>
         <w:rPr>
@@ -1943,7 +2361,7 @@
           <w:sz w:val="22"/>
           <w:szCs w:val="22"/>
         </w:rPr>
-        <w:t xml:space="preserve">8.  </w:t>
+        <w:t xml:space="preserve">10.  </w:t>
       </w:r>
       <w:r>
         <w:rPr>
@@ -2291,7 +2709,7 @@
           <w:sz w:val="22"/>
           <w:szCs w:val="22"/>
         </w:rPr>
-        <w:t xml:space="preserve">9.  </w:t>
+        <w:t xml:space="preserve">11.  </w:t>
       </w:r>
       <w:r>
         <w:rPr>
@@ -2469,7 +2887,7 @@
           <w:sz w:val="22"/>
           <w:szCs w:val="22"/>
         </w:rPr>
-        <w:t xml:space="preserve">10.  </w:t>
+        <w:t xml:space="preserve">12.  </w:t>
       </w:r>
       <w:r>
         <w:rPr>
@@ -2579,7 +2997,7 @@
           <w:sz w:val="22"/>
           <w:szCs w:val="22"/>
         </w:rPr>
-        <w:t xml:space="preserve">11.  </w:t>
+        <w:t xml:space="preserve">13.  </w:t>
       </w:r>
       <w:r>
         <w:rPr>
@@ -2689,7 +3107,7 @@
           <w:sz w:val="22"/>
           <w:szCs w:val="22"/>
         </w:rPr>
-        <w:t xml:space="preserve">12.  </w:t>
+        <w:t xml:space="preserve">14.  </w:t>
       </w:r>
       <w:r>
         <w:rPr>
@@ -2869,7 +3287,7 @@
           <w:sz w:val="20"/>
           <w:szCs w:val="20"/>
         </w:rPr>
-        <w:t xml:space="preserve">04   </w:t>
+        <w:t xml:space="preserve">05   </w:t>
       </w:r>
       <w:r>
         <w:rPr>
@@ -2912,7 +3330,7 @@
           <w:sz w:val="22"/>
           <w:szCs w:val="22"/>
         </w:rPr>
-        <w:t xml:space="preserve">13.  </w:t>
+        <w:t xml:space="preserve">15.  </w:t>
       </w:r>
       <w:r>
         <w:rPr>
@@ -3159,7 +3577,7 @@
           <w:sz w:val="22"/>
           <w:szCs w:val="22"/>
         </w:rPr>
-        <w:t xml:space="preserve">14.  </w:t>
+        <w:t xml:space="preserve">16.  </w:t>
       </w:r>
       <w:r>
         <w:rPr>
@@ -3170,23 +3588,6 @@
           <w:szCs w:val="22"/>
         </w:rPr>
         <w:t xml:space="preserve">Which jobs eat up your team's time?</w:t>
-      </w:r>
-    </w:p>
-    <w:p>
-      <w:pPr>
-        <w:keepNext/>
-        <w:spacing w:after="80" w:before="0"/>
-      </w:pPr>
-      <w:r>
-        <w:rPr>
-          <w:rFonts w:ascii="Arial" w:cs="Arial" w:eastAsia="Arial" w:hAnsi="Arial"/>
-          <w:i/>
-          <w:iCs/>
-          <w:color w:val="9A9A9A"/>
-          <w:sz w:val="18"/>
-          <w:szCs w:val="18"/>
-        </w:rPr>
-        <w:t xml:space="preserve">e.g. Replying to emails, writing rosters, quotes, social captions.</w:t>
       </w:r>
     </w:p>
     <w:tbl>
@@ -3202,16 +3603,185 @@
         </w:tblBorders>
       </w:tblPr>
       <w:tblGrid>
-        <w:gridCol w:w="9638"/>
+        <w:gridCol w:w="3470"/>
+        <w:gridCol w:w="6168"/>
       </w:tblGrid>
       <w:tr>
         <w:trPr>
           <w:cantSplit/>
-          <w:trHeight w:val="1300" w:hRule="atLeast"/>
+          <w:trHeight w:val="520" w:hRule="atLeast"/>
         </w:trPr>
         <w:tc>
           <w:tcPr>
-            <w:tcW w:type="dxa" w:w="9638"/>
+            <w:tcW w:type="dxa" w:w="3470"/>
+            <w:tcBorders>
+              <w:top w:val="single" w:color="BFBFBF" w:sz="4"/>
+              <w:left w:val="single" w:color="BFBFBF" w:sz="4"/>
+              <w:bottom w:val="single" w:color="BFBFBF" w:sz="4"/>
+              <w:right w:val="single" w:color="BFBFBF" w:sz="4"/>
+            </w:tcBorders>
+            <w:shd w:fill="F2F2F2" w:color="auto" w:val="clear"/>
+            <w:tcMar>
+              <w:top w:type="dxa" w:w="80"/>
+              <w:left w:type="dxa" w:w="120"/>
+              <w:bottom w:type="dxa" w:w="80"/>
+              <w:right w:type="dxa" w:w="120"/>
+            </w:tcMar>
+          </w:tcPr>
+          <w:p>
+            <w:pPr>
+              <w:spacing w:after="0" w:before="0"/>
+            </w:pPr>
+            <w:r>
+              <w:rPr>
+                <w:rFonts w:ascii="Arial" w:cs="Arial" w:eastAsia="Arial" w:hAnsi="Arial"/>
+                <w:color w:val="6F6F6F"/>
+                <w:sz w:val="18"/>
+                <w:szCs w:val="18"/>
+              </w:rPr>
+              <w:t xml:space="preserve">The jobs</w:t>
+            </w:r>
+          </w:p>
+        </w:tc>
+        <w:tc>
+          <w:tcPr>
+            <w:tcW w:type="dxa" w:w="6168"/>
+            <w:tcBorders>
+              <w:top w:val="single" w:color="BFBFBF" w:sz="4"/>
+              <w:left w:val="single" w:color="BFBFBF" w:sz="4"/>
+              <w:bottom w:val="single" w:color="BFBFBF" w:sz="4"/>
+              <w:right w:val="single" w:color="BFBFBF" w:sz="4"/>
+            </w:tcBorders>
+            <w:tcMar>
+              <w:top w:type="dxa" w:w="80"/>
+              <w:left w:type="dxa" w:w="120"/>
+              <w:bottom w:type="dxa" w:w="80"/>
+              <w:right w:type="dxa" w:w="120"/>
+            </w:tcMar>
+          </w:tcPr>
+          <w:p>
+            <w:pPr>
+              <w:spacing w:after="0" w:before="0"/>
+            </w:pPr>
+            <w:r>
+              <w:rPr>
+                <w:rFonts w:ascii="Arial" w:cs="Arial" w:eastAsia="Arial" w:hAnsi="Arial"/>
+                <w:sz w:val="21"/>
+                <w:szCs w:val="21"/>
+              </w:rPr>
+              <w:t xml:space="preserve"/>
+            </w:r>
+          </w:p>
+        </w:tc>
+      </w:tr>
+      <w:tr>
+        <w:trPr>
+          <w:cantSplit/>
+          <w:trHeight w:val="520" w:hRule="atLeast"/>
+        </w:trPr>
+        <w:tc>
+          <w:tcPr>
+            <w:tcW w:type="dxa" w:w="3470"/>
+            <w:tcBorders>
+              <w:top w:val="single" w:color="BFBFBF" w:sz="4"/>
+              <w:left w:val="single" w:color="BFBFBF" w:sz="4"/>
+              <w:bottom w:val="single" w:color="BFBFBF" w:sz="4"/>
+              <w:right w:val="single" w:color="BFBFBF" w:sz="4"/>
+            </w:tcBorders>
+            <w:shd w:fill="F2F2F2" w:color="auto" w:val="clear"/>
+            <w:tcMar>
+              <w:top w:type="dxa" w:w="80"/>
+              <w:left w:type="dxa" w:w="120"/>
+              <w:bottom w:type="dxa" w:w="80"/>
+              <w:right w:type="dxa" w:w="120"/>
+            </w:tcMar>
+          </w:tcPr>
+          <w:p>
+            <w:pPr>
+              <w:spacing w:after="0" w:before="0"/>
+            </w:pPr>
+            <w:r>
+              <w:rPr>
+                <w:rFonts w:ascii="Arial" w:cs="Arial" w:eastAsia="Arial" w:hAnsi="Arial"/>
+                <w:color w:val="6F6F6F"/>
+                <w:sz w:val="18"/>
+                <w:szCs w:val="18"/>
+              </w:rPr>
+              <w:t xml:space="preserve">Rough hours a week on them, all up</w:t>
+            </w:r>
+          </w:p>
+        </w:tc>
+        <w:tc>
+          <w:tcPr>
+            <w:tcW w:type="dxa" w:w="6168"/>
+            <w:tcBorders>
+              <w:top w:val="single" w:color="BFBFBF" w:sz="4"/>
+              <w:left w:val="single" w:color="BFBFBF" w:sz="4"/>
+              <w:bottom w:val="single" w:color="BFBFBF" w:sz="4"/>
+              <w:right w:val="single" w:color="BFBFBF" w:sz="4"/>
+            </w:tcBorders>
+            <w:tcMar>
+              <w:top w:type="dxa" w:w="80"/>
+              <w:left w:type="dxa" w:w="120"/>
+              <w:bottom w:type="dxa" w:w="80"/>
+              <w:right w:type="dxa" w:w="120"/>
+            </w:tcMar>
+          </w:tcPr>
+          <w:p>
+            <w:pPr>
+              <w:spacing w:after="0" w:before="0"/>
+            </w:pPr>
+            <w:r>
+              <w:rPr>
+                <w:rFonts w:ascii="Arial" w:cs="Arial" w:eastAsia="Arial" w:hAnsi="Arial"/>
+                <w:sz w:val="21"/>
+                <w:szCs w:val="21"/>
+              </w:rPr>
+              <w:t xml:space="preserve"/>
+            </w:r>
+          </w:p>
+        </w:tc>
+      </w:tr>
+      <w:tr>
+        <w:trPr>
+          <w:cantSplit/>
+          <w:trHeight w:val="520" w:hRule="atLeast"/>
+        </w:trPr>
+        <w:tc>
+          <w:tcPr>
+            <w:tcW w:type="dxa" w:w="3470"/>
+            <w:tcBorders>
+              <w:top w:val="single" w:color="BFBFBF" w:sz="4"/>
+              <w:left w:val="single" w:color="BFBFBF" w:sz="4"/>
+              <w:bottom w:val="single" w:color="BFBFBF" w:sz="4"/>
+              <w:right w:val="single" w:color="BFBFBF" w:sz="4"/>
+            </w:tcBorders>
+            <w:shd w:fill="F2F2F2" w:color="auto" w:val="clear"/>
+            <w:tcMar>
+              <w:top w:type="dxa" w:w="80"/>
+              <w:left w:type="dxa" w:w="120"/>
+              <w:bottom w:type="dxa" w:w="80"/>
+              <w:right w:type="dxa" w:w="120"/>
+            </w:tcMar>
+          </w:tcPr>
+          <w:p>
+            <w:pPr>
+              <w:spacing w:after="0" w:before="0"/>
+            </w:pPr>
+            <w:r>
+              <w:rPr>
+                <w:rFonts w:ascii="Arial" w:cs="Arial" w:eastAsia="Arial" w:hAnsi="Arial"/>
+                <w:color w:val="6F6F6F"/>
+                <w:sz w:val="18"/>
+                <w:szCs w:val="18"/>
+              </w:rPr>
+              <w:t xml:space="preserve">Anything you've tried already</w:t>
+            </w:r>
+          </w:p>
+        </w:tc>
+        <w:tc>
+          <w:tcPr>
+            <w:tcW w:type="dxa" w:w="6168"/>
             <w:tcBorders>
               <w:top w:val="single" w:color="BFBFBF" w:sz="4"/>
               <w:left w:val="single" w:color="BFBFBF" w:sz="4"/>
@@ -3309,7 +3879,7 @@
                 <w:sz w:val="18"/>
                 <w:szCs w:val="18"/>
               </w:rPr>
-              <w:t xml:space="preserve">What would you do with an extra 5 hours a week?</w:t>
+              <w:t xml:space="preserve">What would your team do with that time back?</w:t>
             </w:r>
           </w:p>
         </w:tc>
@@ -3358,7 +3928,7 @@
           <w:sz w:val="22"/>
           <w:szCs w:val="22"/>
         </w:rPr>
-        <w:t xml:space="preserve">15.  </w:t>
+        <w:t xml:space="preserve">17.  </w:t>
       </w:r>
       <w:r>
         <w:rPr>
@@ -3557,7 +4127,7 @@
           <w:sz w:val="22"/>
           <w:szCs w:val="22"/>
         </w:rPr>
-        <w:t xml:space="preserve">16.  </w:t>
+        <w:t xml:space="preserve">18.  </w:t>
       </w:r>
       <w:r>
         <w:rPr>
@@ -3739,7 +4309,7 @@
           <w:sz w:val="20"/>
           <w:szCs w:val="20"/>
         </w:rPr>
-        <w:t xml:space="preserve">05   </w:t>
+        <w:t xml:space="preserve">06   </w:t>
       </w:r>
       <w:r>
         <w:rPr>
@@ -3782,7 +4352,7 @@
           <w:sz w:val="22"/>
           <w:szCs w:val="22"/>
         </w:rPr>
-        <w:t xml:space="preserve">17.  </w:t>
+        <w:t xml:space="preserve">19.  </w:t>
       </w:r>
       <w:r>
         <w:rPr>
@@ -4015,6 +4585,210 @@
           </w:p>
         </w:tc>
       </w:tr>
+      <w:tr>
+        <w:trPr>
+          <w:cantSplit/>
+          <w:trHeight w:val="520" w:hRule="atLeast"/>
+        </w:trPr>
+        <w:tc>
+          <w:tcPr>
+            <w:tcW w:type="dxa" w:w="3470"/>
+            <w:tcBorders>
+              <w:top w:val="single" w:color="BFBFBF" w:sz="4"/>
+              <w:left w:val="single" w:color="BFBFBF" w:sz="4"/>
+              <w:bottom w:val="single" w:color="BFBFBF" w:sz="4"/>
+              <w:right w:val="single" w:color="BFBFBF" w:sz="4"/>
+            </w:tcBorders>
+            <w:shd w:fill="F2F2F2" w:color="auto" w:val="clear"/>
+            <w:tcMar>
+              <w:top w:type="dxa" w:w="80"/>
+              <w:left w:type="dxa" w:w="120"/>
+              <w:bottom w:type="dxa" w:w="80"/>
+              <w:right w:type="dxa" w:w="120"/>
+            </w:tcMar>
+          </w:tcPr>
+          <w:p>
+            <w:pPr>
+              <w:spacing w:after="0" w:before="0"/>
+            </w:pPr>
+            <w:r>
+              <w:rPr>
+                <w:rFonts w:ascii="Arial" w:cs="Arial" w:eastAsia="Arial" w:hAnsi="Arial"/>
+                <w:color w:val="6F6F6F"/>
+                <w:sz w:val="18"/>
+                <w:szCs w:val="18"/>
+              </w:rPr>
+              <w:t xml:space="preserve">Visitors a month, if you know</w:t>
+            </w:r>
+          </w:p>
+        </w:tc>
+        <w:tc>
+          <w:tcPr>
+            <w:tcW w:type="dxa" w:w="6168"/>
+            <w:tcBorders>
+              <w:top w:val="single" w:color="BFBFBF" w:sz="4"/>
+              <w:left w:val="single" w:color="BFBFBF" w:sz="4"/>
+              <w:bottom w:val="single" w:color="BFBFBF" w:sz="4"/>
+              <w:right w:val="single" w:color="BFBFBF" w:sz="4"/>
+            </w:tcBorders>
+            <w:tcMar>
+              <w:top w:type="dxa" w:w="80"/>
+              <w:left w:type="dxa" w:w="120"/>
+              <w:bottom w:type="dxa" w:w="80"/>
+              <w:right w:type="dxa" w:w="120"/>
+            </w:tcMar>
+          </w:tcPr>
+          <w:p>
+            <w:pPr>
+              <w:spacing w:after="0" w:before="0"/>
+            </w:pPr>
+            <w:r>
+              <w:rPr>
+                <w:rFonts w:ascii="Arial" w:cs="Arial" w:eastAsia="Arial" w:hAnsi="Arial"/>
+                <w:sz w:val="21"/>
+                <w:szCs w:val="21"/>
+              </w:rPr>
+              <w:t xml:space="preserve"/>
+            </w:r>
+          </w:p>
+        </w:tc>
+      </w:tr>
+      <w:tr>
+        <w:trPr>
+          <w:cantSplit/>
+          <w:trHeight w:val="520" w:hRule="atLeast"/>
+        </w:trPr>
+        <w:tc>
+          <w:tcPr>
+            <w:tcW w:type="dxa" w:w="3470"/>
+            <w:tcBorders>
+              <w:top w:val="single" w:color="BFBFBF" w:sz="4"/>
+              <w:left w:val="single" w:color="BFBFBF" w:sz="4"/>
+              <w:bottom w:val="single" w:color="BFBFBF" w:sz="4"/>
+              <w:right w:val="single" w:color="BFBFBF" w:sz="4"/>
+            </w:tcBorders>
+            <w:shd w:fill="F2F2F2" w:color="auto" w:val="clear"/>
+            <w:tcMar>
+              <w:top w:type="dxa" w:w="80"/>
+              <w:left w:type="dxa" w:w="120"/>
+              <w:bottom w:type="dxa" w:w="80"/>
+              <w:right w:type="dxa" w:w="120"/>
+            </w:tcMar>
+          </w:tcPr>
+          <w:p>
+            <w:pPr>
+              <w:spacing w:after="0" w:before="0"/>
+            </w:pPr>
+            <w:r>
+              <w:rPr>
+                <w:rFonts w:ascii="Arial" w:cs="Arial" w:eastAsia="Arial" w:hAnsi="Arial"/>
+                <w:color w:val="6F6F6F"/>
+                <w:sz w:val="18"/>
+                <w:szCs w:val="18"/>
+              </w:rPr>
+              <w:t xml:space="preserve">Do you have the logins for your domain and hosting?</w:t>
+            </w:r>
+          </w:p>
+        </w:tc>
+        <w:tc>
+          <w:tcPr>
+            <w:tcW w:type="dxa" w:w="6168"/>
+            <w:tcBorders>
+              <w:top w:val="single" w:color="BFBFBF" w:sz="4"/>
+              <w:left w:val="single" w:color="BFBFBF" w:sz="4"/>
+              <w:bottom w:val="single" w:color="BFBFBF" w:sz="4"/>
+              <w:right w:val="single" w:color="BFBFBF" w:sz="4"/>
+            </w:tcBorders>
+            <w:tcMar>
+              <w:top w:type="dxa" w:w="80"/>
+              <w:left w:type="dxa" w:w="120"/>
+              <w:bottom w:type="dxa" w:w="80"/>
+              <w:right w:type="dxa" w:w="120"/>
+            </w:tcMar>
+          </w:tcPr>
+          <w:p>
+            <w:pPr>
+              <w:spacing w:after="0" w:before="0"/>
+            </w:pPr>
+            <w:r>
+              <w:rPr>
+                <w:rFonts w:ascii="Arial" w:cs="Arial" w:eastAsia="Arial" w:hAnsi="Arial"/>
+                <w:sz w:val="21"/>
+                <w:szCs w:val="21"/>
+              </w:rPr>
+              <w:t xml:space="preserve"/>
+            </w:r>
+          </w:p>
+        </w:tc>
+      </w:tr>
+      <w:tr>
+        <w:trPr>
+          <w:cantSplit/>
+          <w:trHeight w:val="520" w:hRule="atLeast"/>
+        </w:trPr>
+        <w:tc>
+          <w:tcPr>
+            <w:tcW w:type="dxa" w:w="3470"/>
+            <w:tcBorders>
+              <w:top w:val="single" w:color="BFBFBF" w:sz="4"/>
+              <w:left w:val="single" w:color="BFBFBF" w:sz="4"/>
+              <w:bottom w:val="single" w:color="BFBFBF" w:sz="4"/>
+              <w:right w:val="single" w:color="BFBFBF" w:sz="4"/>
+            </w:tcBorders>
+            <w:shd w:fill="F2F2F2" w:color="auto" w:val="clear"/>
+            <w:tcMar>
+              <w:top w:type="dxa" w:w="80"/>
+              <w:left w:type="dxa" w:w="120"/>
+              <w:bottom w:type="dxa" w:w="80"/>
+              <w:right w:type="dxa" w:w="120"/>
+            </w:tcMar>
+          </w:tcPr>
+          <w:p>
+            <w:pPr>
+              <w:spacing w:after="0" w:before="0"/>
+            </w:pPr>
+            <w:r>
+              <w:rPr>
+                <w:rFonts w:ascii="Arial" w:cs="Arial" w:eastAsia="Arial" w:hAnsi="Arial"/>
+                <w:color w:val="6F6F6F"/>
+                <w:sz w:val="18"/>
+                <w:szCs w:val="18"/>
+              </w:rPr>
+              <w:t xml:space="preserve">Google Business Profile</w:t>
+            </w:r>
+          </w:p>
+        </w:tc>
+        <w:tc>
+          <w:tcPr>
+            <w:tcW w:type="dxa" w:w="6168"/>
+            <w:tcBorders>
+              <w:top w:val="single" w:color="BFBFBF" w:sz="4"/>
+              <w:left w:val="single" w:color="BFBFBF" w:sz="4"/>
+              <w:bottom w:val="single" w:color="BFBFBF" w:sz="4"/>
+              <w:right w:val="single" w:color="BFBFBF" w:sz="4"/>
+            </w:tcBorders>
+            <w:tcMar>
+              <w:top w:type="dxa" w:w="80"/>
+              <w:left w:type="dxa" w:w="120"/>
+              <w:bottom w:type="dxa" w:w="80"/>
+              <w:right w:type="dxa" w:w="120"/>
+            </w:tcMar>
+          </w:tcPr>
+          <w:p>
+            <w:pPr>
+              <w:spacing w:after="0" w:before="0"/>
+            </w:pPr>
+            <w:r>
+              <w:rPr>
+                <w:rFonts w:ascii="Arial" w:cs="Arial" w:eastAsia="Arial" w:hAnsi="Arial"/>
+                <w:sz w:val="21"/>
+                <w:szCs w:val="21"/>
+              </w:rPr>
+              <w:t xml:space="preserve"/>
+            </w:r>
+          </w:p>
+        </w:tc>
+      </w:tr>
     </w:tbl>
     <w:p>
       <w:pPr>
@@ -4029,7 +4803,7 @@
           <w:sz w:val="22"/>
           <w:szCs w:val="22"/>
         </w:rPr>
-        <w:t xml:space="preserve">18.  </w:t>
+        <w:t xml:space="preserve">20.  </w:t>
       </w:r>
       <w:r>
         <w:rPr>
@@ -4124,7 +4898,7 @@
           <w:sz w:val="22"/>
           <w:szCs w:val="22"/>
         </w:rPr>
-        <w:t xml:space="preserve">19.  </w:t>
+        <w:t xml:space="preserve">21.  </w:t>
       </w:r>
       <w:r>
         <w:rPr>
@@ -4406,7 +5180,7 @@
           <w:sz w:val="22"/>
           <w:szCs w:val="22"/>
         </w:rPr>
-        <w:t xml:space="preserve">20.  </w:t>
+        <w:t xml:space="preserve">22.  </w:t>
       </w:r>
       <w:r>
         <w:rPr>
@@ -4516,7 +5290,7 @@
           <w:sz w:val="22"/>
           <w:szCs w:val="22"/>
         </w:rPr>
-        <w:t xml:space="preserve">21.  </w:t>
+        <w:t xml:space="preserve">23.  </w:t>
       </w:r>
       <w:r>
         <w:rPr>
@@ -4869,7 +5643,7 @@
           <w:sz w:val="20"/>
           <w:szCs w:val="20"/>
         </w:rPr>
-        <w:t xml:space="preserve">06   </w:t>
+        <w:t xml:space="preserve">07   </w:t>
       </w:r>
       <w:r>
         <w:rPr>
@@ -4912,7 +5686,7 @@
           <w:sz w:val="22"/>
           <w:szCs w:val="22"/>
         </w:rPr>
-        <w:t xml:space="preserve">22.  </w:t>
+        <w:t xml:space="preserve">24.  </w:t>
       </w:r>
       <w:r>
         <w:rPr>
@@ -5024,7 +5798,7 @@
           <w:sz w:val="20"/>
           <w:szCs w:val="20"/>
         </w:rPr>
-        <w:t xml:space="preserve">07   </w:t>
+        <w:t xml:space="preserve">08   </w:t>
       </w:r>
       <w:r>
         <w:rPr>
@@ -5050,7 +5824,7 @@
           <w:sz w:val="22"/>
           <w:szCs w:val="22"/>
         </w:rPr>
-        <w:t xml:space="preserve">23.  </w:t>
+        <w:t xml:space="preserve">25.  </w:t>
       </w:r>
       <w:r>
         <w:rPr>
@@ -5312,7 +6086,7 @@
           <w:sz w:val="22"/>
           <w:szCs w:val="22"/>
         </w:rPr>
-        <w:t xml:space="preserve">24.  </w:t>
+        <w:t xml:space="preserve">26.  </w:t>
       </w:r>
       <w:r>
         <w:rPr>
@@ -5385,6 +6159,200 @@
         <w:t xml:space="preserve">      ☐ Not yet, but interested</w:t>
       </w:r>
     </w:p>
+    <w:p>
+      <w:pPr>
+        <w:keepNext/>
+        <w:spacing w:after="60" w:before="280"/>
+      </w:pPr>
+      <w:r>
+        <w:rPr>
+          <w:rFonts w:ascii="Arial" w:cs="Arial" w:eastAsia="Arial" w:hAnsi="Arial"/>
+          <w:b/>
+          <w:bCs/>
+          <w:sz w:val="22"/>
+          <w:szCs w:val="22"/>
+        </w:rPr>
+        <w:t xml:space="preserve">27.  </w:t>
+      </w:r>
+      <w:r>
+        <w:rPr>
+          <w:rFonts w:ascii="Arial" w:cs="Arial" w:eastAsia="Arial" w:hAnsi="Arial"/>
+          <w:b/>
+          <w:bCs/>
+          <w:sz w:val="22"/>
+          <w:szCs w:val="22"/>
+        </w:rPr>
+        <w:t xml:space="preserve">Got files to share?</w:t>
+      </w:r>
+    </w:p>
+    <w:p>
+      <w:pPr>
+        <w:keepNext/>
+        <w:spacing w:after="80" w:before="0"/>
+      </w:pPr>
+      <w:r>
+        <w:rPr>
+          <w:rFonts w:ascii="Arial" w:cs="Arial" w:eastAsia="Arial" w:hAnsi="Arial"/>
+          <w:color w:val="6F6F6F"/>
+          <w:sz w:val="19"/>
+          <w:szCs w:val="19"/>
+        </w:rPr>
+        <w:t xml:space="preserve">Put them in a shared folder and paste the link. Handy to have: your logo and brand files, photos, past videos, website or Google Analytics screenshots, and examples of what you want.</w:t>
+      </w:r>
+    </w:p>
+    <w:tbl>
+      <w:tblPr>
+        <w:tblW w:type="dxa" w:w="9638"/>
+        <w:tblBorders>
+          <w:top w:val="single" w:color="auto" w:sz="4"/>
+          <w:left w:val="single" w:color="auto" w:sz="4"/>
+          <w:bottom w:val="single" w:color="auto" w:sz="4"/>
+          <w:right w:val="single" w:color="auto" w:sz="4"/>
+          <w:insideH w:val="single" w:color="auto" w:sz="4"/>
+          <w:insideV w:val="single" w:color="auto" w:sz="4"/>
+        </w:tblBorders>
+      </w:tblPr>
+      <w:tblGrid>
+        <w:gridCol w:w="3470"/>
+        <w:gridCol w:w="6168"/>
+      </w:tblGrid>
+      <w:tr>
+        <w:trPr>
+          <w:cantSplit/>
+          <w:trHeight w:val="520" w:hRule="atLeast"/>
+        </w:trPr>
+        <w:tc>
+          <w:tcPr>
+            <w:tcW w:type="dxa" w:w="3470"/>
+            <w:tcBorders>
+              <w:top w:val="single" w:color="BFBFBF" w:sz="4"/>
+              <w:left w:val="single" w:color="BFBFBF" w:sz="4"/>
+              <w:bottom w:val="single" w:color="BFBFBF" w:sz="4"/>
+              <w:right w:val="single" w:color="BFBFBF" w:sz="4"/>
+            </w:tcBorders>
+            <w:shd w:fill="F2F2F2" w:color="auto" w:val="clear"/>
+            <w:tcMar>
+              <w:top w:type="dxa" w:w="80"/>
+              <w:left w:type="dxa" w:w="120"/>
+              <w:bottom w:type="dxa" w:w="80"/>
+              <w:right w:type="dxa" w:w="120"/>
+            </w:tcMar>
+          </w:tcPr>
+          <w:p>
+            <w:pPr>
+              <w:spacing w:after="0" w:before="0"/>
+            </w:pPr>
+            <w:r>
+              <w:rPr>
+                <w:rFonts w:ascii="Arial" w:cs="Arial" w:eastAsia="Arial" w:hAnsi="Arial"/>
+                <w:color w:val="6F6F6F"/>
+                <w:sz w:val="18"/>
+                <w:szCs w:val="18"/>
+              </w:rPr>
+              <w:t xml:space="preserve">Google Drive or Dropbox folder link</w:t>
+            </w:r>
+          </w:p>
+        </w:tc>
+        <w:tc>
+          <w:tcPr>
+            <w:tcW w:type="dxa" w:w="6168"/>
+            <w:tcBorders>
+              <w:top w:val="single" w:color="BFBFBF" w:sz="4"/>
+              <w:left w:val="single" w:color="BFBFBF" w:sz="4"/>
+              <w:bottom w:val="single" w:color="BFBFBF" w:sz="4"/>
+              <w:right w:val="single" w:color="BFBFBF" w:sz="4"/>
+            </w:tcBorders>
+            <w:tcMar>
+              <w:top w:type="dxa" w:w="80"/>
+              <w:left w:type="dxa" w:w="120"/>
+              <w:bottom w:type="dxa" w:w="80"/>
+              <w:right w:type="dxa" w:w="120"/>
+            </w:tcMar>
+          </w:tcPr>
+          <w:p>
+            <w:pPr>
+              <w:spacing w:after="0" w:before="0"/>
+            </w:pPr>
+            <w:r>
+              <w:rPr>
+                <w:rFonts w:ascii="Arial" w:cs="Arial" w:eastAsia="Arial" w:hAnsi="Arial"/>
+                <w:sz w:val="21"/>
+                <w:szCs w:val="21"/>
+              </w:rPr>
+              <w:t xml:space="preserve"/>
+            </w:r>
+          </w:p>
+        </w:tc>
+      </w:tr>
+      <w:tr>
+        <w:trPr>
+          <w:cantSplit/>
+          <w:trHeight w:val="520" w:hRule="atLeast"/>
+        </w:trPr>
+        <w:tc>
+          <w:tcPr>
+            <w:tcW w:type="dxa" w:w="3470"/>
+            <w:tcBorders>
+              <w:top w:val="single" w:color="BFBFBF" w:sz="4"/>
+              <w:left w:val="single" w:color="BFBFBF" w:sz="4"/>
+              <w:bottom w:val="single" w:color="BFBFBF" w:sz="4"/>
+              <w:right w:val="single" w:color="BFBFBF" w:sz="4"/>
+            </w:tcBorders>
+            <w:shd w:fill="F2F2F2" w:color="auto" w:val="clear"/>
+            <w:tcMar>
+              <w:top w:type="dxa" w:w="80"/>
+              <w:left w:type="dxa" w:w="120"/>
+              <w:bottom w:type="dxa" w:w="80"/>
+              <w:right w:type="dxa" w:w="120"/>
+            </w:tcMar>
+          </w:tcPr>
+          <w:p>
+            <w:pPr>
+              <w:spacing w:after="0" w:before="0"/>
+            </w:pPr>
+            <w:r>
+              <w:rPr>
+                <w:rFonts w:ascii="Arial" w:cs="Arial" w:eastAsia="Arial" w:hAnsi="Arial"/>
+                <w:color w:val="6F6F6F"/>
+                <w:sz w:val="18"/>
+                <w:szCs w:val="18"/>
+              </w:rPr>
+              <w:t xml:space="preserve">What's in there</w:t>
+            </w:r>
+          </w:p>
+        </w:tc>
+        <w:tc>
+          <w:tcPr>
+            <w:tcW w:type="dxa" w:w="6168"/>
+            <w:tcBorders>
+              <w:top w:val="single" w:color="BFBFBF" w:sz="4"/>
+              <w:left w:val="single" w:color="BFBFBF" w:sz="4"/>
+              <w:bottom w:val="single" w:color="BFBFBF" w:sz="4"/>
+              <w:right w:val="single" w:color="BFBFBF" w:sz="4"/>
+            </w:tcBorders>
+            <w:tcMar>
+              <w:top w:type="dxa" w:w="80"/>
+              <w:left w:type="dxa" w:w="120"/>
+              <w:bottom w:type="dxa" w:w="80"/>
+              <w:right w:type="dxa" w:w="120"/>
+            </w:tcMar>
+          </w:tcPr>
+          <w:p>
+            <w:pPr>
+              <w:spacing w:after="0" w:before="0"/>
+            </w:pPr>
+            <w:r>
+              <w:rPr>
+                <w:rFonts w:ascii="Arial" w:cs="Arial" w:eastAsia="Arial" w:hAnsi="Arial"/>
+                <w:sz w:val="21"/>
+                <w:szCs w:val="21"/>
+              </w:rPr>
+              <w:t xml:space="preserve"/>
+            </w:r>
+          </w:p>
+        </w:tc>
+      </w:tr>
+    </w:tbl>
     <w:p>
       <w:pPr>
         <w:spacing w:after="360" w:before="0"/>

--- a/dist/word/ASAP Personalised Brief.docx
+++ b/dist/word/ASAP Personalised Brief.docx
@@ -319,7 +319,7 @@
           <w:sz w:val="32"/>
           <w:szCs w:val="32"/>
         </w:rPr>
-        <w:t xml:space="preserve">What You Need</w:t>
+        <w:t xml:space="preserve">Your Goals</w:t>
       </w:r>
     </w:p>
     <w:p>
@@ -345,7 +345,7 @@
           <w:sz w:val="22"/>
           <w:szCs w:val="22"/>
         </w:rPr>
-        <w:t xml:space="preserve">What can we help with?</w:t>
+        <w:t xml:space="preserve">What's the main goal here?</w:t>
       </w:r>
     </w:p>
     <w:p>
@@ -360,7 +360,7 @@
           <w:sz w:val="19"/>
           <w:szCs w:val="19"/>
         </w:rPr>
-        <w:t xml:space="preserve">Pick all that apply.</w:t>
+        <w:t xml:space="preserve">Pick the one that matters most. We'll scope everything around it.</w:t>
       </w:r>
     </w:p>
     <w:p>
@@ -393,7 +393,7 @@
           <w:sz w:val="17"/>
           <w:szCs w:val="17"/>
         </w:rPr>
-        <w:t xml:space="preserve">Tick any that apply. Swap ☐ for ☒, or highlight your pick.</w:t>
+        <w:t xml:space="preserve">Pick one. Swap ☐ for ☒, or highlight your pick.</w:t>
       </w:r>
     </w:p>
     <w:p>
@@ -407,7 +407,7 @@
           <w:sz w:val="21"/>
           <w:szCs w:val="21"/>
         </w:rPr>
-        <w:t xml:space="preserve">☐ Bespoke shoot</w:t>
+        <w:t xml:space="preserve">☐ More enquiries or sales</w:t>
       </w:r>
       <w:r>
         <w:rPr>
@@ -415,7 +415,7 @@
           <w:sz w:val="21"/>
           <w:szCs w:val="21"/>
         </w:rPr>
-        <w:t xml:space="preserve">      ☐ AI training</w:t>
+        <w:t xml:space="preserve">      ☐ Look more professional</w:t>
       </w:r>
       <w:r>
         <w:rPr>
@@ -423,7 +423,7 @@
           <w:sz w:val="21"/>
           <w:szCs w:val="21"/>
         </w:rPr>
-        <w:t xml:space="preserve">      ☐ Website</w:t>
+        <w:t xml:space="preserve">      ☐ Save time</w:t>
       </w:r>
       <w:r>
         <w:rPr>
@@ -431,9 +431,397 @@
           <w:sz w:val="21"/>
           <w:szCs w:val="21"/>
         </w:rPr>
-        <w:t xml:space="preserve">      ☐ Something else</w:t>
-      </w:r>
-    </w:p>
+        <w:t xml:space="preserve">      ☐ Launch something new</w:t>
+      </w:r>
+      <w:r>
+        <w:rPr>
+          <w:rFonts w:ascii="Arial" w:cs="Arial" w:eastAsia="Arial" w:hAnsi="Arial"/>
+          <w:sz w:val="21"/>
+          <w:szCs w:val="21"/>
+        </w:rPr>
+        <w:t xml:space="preserve">      ☐ Hire staff</w:t>
+      </w:r>
+      <w:r>
+        <w:rPr>
+          <w:rFonts w:ascii="Arial" w:cs="Arial" w:eastAsia="Arial" w:hAnsi="Arial"/>
+          <w:sz w:val="21"/>
+          <w:szCs w:val="21"/>
+        </w:rPr>
+        <w:t xml:space="preserve">      ☐ Train my team</w:t>
+      </w:r>
+    </w:p>
+    <w:p>
+      <w:pPr>
+        <w:keepNext/>
+        <w:spacing w:after="60" w:before="280"/>
+      </w:pPr>
+      <w:r>
+        <w:rPr>
+          <w:rFonts w:ascii="Arial" w:cs="Arial" w:eastAsia="Arial" w:hAnsi="Arial"/>
+          <w:b/>
+          <w:bCs/>
+          <w:sz w:val="22"/>
+          <w:szCs w:val="22"/>
+        </w:rPr>
+        <w:t xml:space="preserve">2.  </w:t>
+      </w:r>
+      <w:r>
+        <w:rPr>
+          <w:rFonts w:ascii="Arial" w:cs="Arial" w:eastAsia="Arial" w:hAnsi="Arial"/>
+          <w:b/>
+          <w:bCs/>
+          <w:sz w:val="22"/>
+          <w:szCs w:val="22"/>
+        </w:rPr>
+        <w:t xml:space="preserve">What do you want this to achieve?</w:t>
+      </w:r>
+    </w:p>
+    <w:p>
+      <w:pPr>
+        <w:keepNext/>
+        <w:spacing w:after="80" w:before="0"/>
+      </w:pPr>
+      <w:r>
+        <w:rPr>
+          <w:rFonts w:ascii="Arial" w:cs="Arial" w:eastAsia="Arial" w:hAnsi="Arial"/>
+          <w:color w:val="6F6F6F"/>
+          <w:sz w:val="19"/>
+          <w:szCs w:val="19"/>
+        </w:rPr>
+        <w:t xml:space="preserve">The result you're after, not just the thing you're buying. More enquiries, less admin, a site that books people in, videos that help you hire.</w:t>
+      </w:r>
+    </w:p>
+    <w:p>
+      <w:pPr>
+        <w:keepNext/>
+        <w:spacing w:after="80" w:before="0"/>
+      </w:pPr>
+      <w:r>
+        <w:rPr>
+          <w:rFonts w:ascii="Arial" w:cs="Arial" w:eastAsia="Arial" w:hAnsi="Arial"/>
+          <w:i/>
+          <w:iCs/>
+          <w:color w:val="9A9A9A"/>
+          <w:sz w:val="18"/>
+          <w:szCs w:val="18"/>
+        </w:rPr>
+        <w:t xml:space="preserve">e.g. Get more people booking online instead of calling, and save reception 5 hours a week.</w:t>
+      </w:r>
+    </w:p>
+    <w:tbl>
+      <w:tblPr>
+        <w:tblW w:type="dxa" w:w="9638"/>
+        <w:tblBorders>
+          <w:top w:val="single" w:color="auto" w:sz="4"/>
+          <w:left w:val="single" w:color="auto" w:sz="4"/>
+          <w:bottom w:val="single" w:color="auto" w:sz="4"/>
+          <w:right w:val="single" w:color="auto" w:sz="4"/>
+          <w:insideH w:val="single" w:color="auto" w:sz="4"/>
+          <w:insideV w:val="single" w:color="auto" w:sz="4"/>
+        </w:tblBorders>
+      </w:tblPr>
+      <w:tblGrid>
+        <w:gridCol w:w="9638"/>
+      </w:tblGrid>
+      <w:tr>
+        <w:trPr>
+          <w:cantSplit/>
+          <w:trHeight w:val="1300" w:hRule="atLeast"/>
+        </w:trPr>
+        <w:tc>
+          <w:tcPr>
+            <w:tcW w:type="dxa" w:w="9638"/>
+            <w:tcBorders>
+              <w:top w:val="single" w:color="BFBFBF" w:sz="4"/>
+              <w:left w:val="single" w:color="BFBFBF" w:sz="4"/>
+              <w:bottom w:val="single" w:color="BFBFBF" w:sz="4"/>
+              <w:right w:val="single" w:color="BFBFBF" w:sz="4"/>
+            </w:tcBorders>
+            <w:tcMar>
+              <w:top w:type="dxa" w:w="80"/>
+              <w:left w:type="dxa" w:w="120"/>
+              <w:bottom w:type="dxa" w:w="80"/>
+              <w:right w:type="dxa" w:w="120"/>
+            </w:tcMar>
+          </w:tcPr>
+          <w:p>
+            <w:pPr>
+              <w:spacing w:after="0" w:before="0"/>
+            </w:pPr>
+            <w:r>
+              <w:rPr>
+                <w:rFonts w:ascii="Arial" w:cs="Arial" w:eastAsia="Arial" w:hAnsi="Arial"/>
+                <w:sz w:val="21"/>
+                <w:szCs w:val="21"/>
+              </w:rPr>
+              <w:t xml:space="preserve"/>
+            </w:r>
+          </w:p>
+        </w:tc>
+      </w:tr>
+    </w:tbl>
+    <w:p>
+      <w:pPr>
+        <w:keepNext/>
+        <w:spacing w:after="60" w:before="280"/>
+      </w:pPr>
+      <w:r>
+        <w:rPr>
+          <w:rFonts w:ascii="Arial" w:cs="Arial" w:eastAsia="Arial" w:hAnsi="Arial"/>
+          <w:b/>
+          <w:bCs/>
+          <w:sz w:val="22"/>
+          <w:szCs w:val="22"/>
+        </w:rPr>
+        <w:t xml:space="preserve">3.  </w:t>
+      </w:r>
+      <w:r>
+        <w:rPr>
+          <w:rFonts w:ascii="Arial" w:cs="Arial" w:eastAsia="Arial" w:hAnsi="Arial"/>
+          <w:b/>
+          <w:bCs/>
+          <w:sz w:val="22"/>
+          <w:szCs w:val="22"/>
+        </w:rPr>
+        <w:t xml:space="preserve">How will we know it's working?</w:t>
+      </w:r>
+    </w:p>
+    <w:p>
+      <w:pPr>
+        <w:keepNext/>
+        <w:spacing w:after="80" w:before="0"/>
+      </w:pPr>
+      <w:r>
+        <w:rPr>
+          <w:rFonts w:ascii="Arial" w:cs="Arial" w:eastAsia="Arial" w:hAnsi="Arial"/>
+          <w:color w:val="6F6F6F"/>
+          <w:sz w:val="19"/>
+          <w:szCs w:val="19"/>
+        </w:rPr>
+        <w:t xml:space="preserve">Rough numbers are perfect. Knowing where you're starting lets us show you what's moved.</w:t>
+      </w:r>
+    </w:p>
+    <w:tbl>
+      <w:tblPr>
+        <w:tblW w:type="dxa" w:w="9638"/>
+        <w:tblBorders>
+          <w:top w:val="single" w:color="auto" w:sz="4"/>
+          <w:left w:val="single" w:color="auto" w:sz="4"/>
+          <w:bottom w:val="single" w:color="auto" w:sz="4"/>
+          <w:right w:val="single" w:color="auto" w:sz="4"/>
+          <w:insideH w:val="single" w:color="auto" w:sz="4"/>
+          <w:insideV w:val="single" w:color="auto" w:sz="4"/>
+        </w:tblBorders>
+      </w:tblPr>
+      <w:tblGrid>
+        <w:gridCol w:w="3470"/>
+        <w:gridCol w:w="6168"/>
+      </w:tblGrid>
+      <w:tr>
+        <w:trPr>
+          <w:cantSplit/>
+          <w:trHeight w:val="520" w:hRule="atLeast"/>
+        </w:trPr>
+        <w:tc>
+          <w:tcPr>
+            <w:tcW w:type="dxa" w:w="3470"/>
+            <w:tcBorders>
+              <w:top w:val="single" w:color="BFBFBF" w:sz="4"/>
+              <w:left w:val="single" w:color="BFBFBF" w:sz="4"/>
+              <w:bottom w:val="single" w:color="BFBFBF" w:sz="4"/>
+              <w:right w:val="single" w:color="BFBFBF" w:sz="4"/>
+            </w:tcBorders>
+            <w:shd w:fill="F2F2F2" w:color="auto" w:val="clear"/>
+            <w:tcMar>
+              <w:top w:type="dxa" w:w="80"/>
+              <w:left w:type="dxa" w:w="120"/>
+              <w:bottom w:type="dxa" w:w="80"/>
+              <w:right w:type="dxa" w:w="120"/>
+            </w:tcMar>
+          </w:tcPr>
+          <w:p>
+            <w:pPr>
+              <w:spacing w:after="0" w:before="0"/>
+            </w:pPr>
+            <w:r>
+              <w:rPr>
+                <w:rFonts w:ascii="Arial" w:cs="Arial" w:eastAsia="Arial" w:hAnsi="Arial"/>
+                <w:color w:val="6F6F6F"/>
+                <w:sz w:val="18"/>
+                <w:szCs w:val="18"/>
+              </w:rPr>
+              <w:t xml:space="preserve">What a win looks like in 3 months</w:t>
+            </w:r>
+          </w:p>
+        </w:tc>
+        <w:tc>
+          <w:tcPr>
+            <w:tcW w:type="dxa" w:w="6168"/>
+            <w:tcBorders>
+              <w:top w:val="single" w:color="BFBFBF" w:sz="4"/>
+              <w:left w:val="single" w:color="BFBFBF" w:sz="4"/>
+              <w:bottom w:val="single" w:color="BFBFBF" w:sz="4"/>
+              <w:right w:val="single" w:color="BFBFBF" w:sz="4"/>
+            </w:tcBorders>
+            <w:tcMar>
+              <w:top w:type="dxa" w:w="80"/>
+              <w:left w:type="dxa" w:w="120"/>
+              <w:bottom w:type="dxa" w:w="80"/>
+              <w:right w:type="dxa" w:w="120"/>
+            </w:tcMar>
+          </w:tcPr>
+          <w:p>
+            <w:pPr>
+              <w:spacing w:after="0" w:before="0"/>
+            </w:pPr>
+            <w:r>
+              <w:rPr>
+                <w:rFonts w:ascii="Arial" w:cs="Arial" w:eastAsia="Arial" w:hAnsi="Arial"/>
+                <w:sz w:val="21"/>
+                <w:szCs w:val="21"/>
+              </w:rPr>
+              <w:t xml:space="preserve"/>
+            </w:r>
+          </w:p>
+        </w:tc>
+      </w:tr>
+      <w:tr>
+        <w:trPr>
+          <w:cantSplit/>
+          <w:trHeight w:val="520" w:hRule="atLeast"/>
+        </w:trPr>
+        <w:tc>
+          <w:tcPr>
+            <w:tcW w:type="dxa" w:w="3470"/>
+            <w:tcBorders>
+              <w:top w:val="single" w:color="BFBFBF" w:sz="4"/>
+              <w:left w:val="single" w:color="BFBFBF" w:sz="4"/>
+              <w:bottom w:val="single" w:color="BFBFBF" w:sz="4"/>
+              <w:right w:val="single" w:color="BFBFBF" w:sz="4"/>
+            </w:tcBorders>
+            <w:shd w:fill="F2F2F2" w:color="auto" w:val="clear"/>
+            <w:tcMar>
+              <w:top w:type="dxa" w:w="80"/>
+              <w:left w:type="dxa" w:w="120"/>
+              <w:bottom w:type="dxa" w:w="80"/>
+              <w:right w:type="dxa" w:w="120"/>
+            </w:tcMar>
+          </w:tcPr>
+          <w:p>
+            <w:pPr>
+              <w:spacing w:after="0" w:before="0"/>
+            </w:pPr>
+            <w:r>
+              <w:rPr>
+                <w:rFonts w:ascii="Arial" w:cs="Arial" w:eastAsia="Arial" w:hAnsi="Arial"/>
+                <w:color w:val="6F6F6F"/>
+                <w:sz w:val="18"/>
+                <w:szCs w:val="18"/>
+              </w:rPr>
+              <w:t xml:space="preserve">How you'll measure it</w:t>
+            </w:r>
+          </w:p>
+        </w:tc>
+        <w:tc>
+          <w:tcPr>
+            <w:tcW w:type="dxa" w:w="6168"/>
+            <w:tcBorders>
+              <w:top w:val="single" w:color="BFBFBF" w:sz="4"/>
+              <w:left w:val="single" w:color="BFBFBF" w:sz="4"/>
+              <w:bottom w:val="single" w:color="BFBFBF" w:sz="4"/>
+              <w:right w:val="single" w:color="BFBFBF" w:sz="4"/>
+            </w:tcBorders>
+            <w:tcMar>
+              <w:top w:type="dxa" w:w="80"/>
+              <w:left w:type="dxa" w:w="120"/>
+              <w:bottom w:type="dxa" w:w="80"/>
+              <w:right w:type="dxa" w:w="120"/>
+            </w:tcMar>
+          </w:tcPr>
+          <w:p>
+            <w:pPr>
+              <w:spacing w:after="0" w:before="0"/>
+            </w:pPr>
+            <w:r>
+              <w:rPr>
+                <w:rFonts w:ascii="Arial" w:cs="Arial" w:eastAsia="Arial" w:hAnsi="Arial"/>
+                <w:sz w:val="21"/>
+                <w:szCs w:val="21"/>
+              </w:rPr>
+              <w:t xml:space="preserve"/>
+            </w:r>
+          </w:p>
+        </w:tc>
+      </w:tr>
+      <w:tr>
+        <w:trPr>
+          <w:cantSplit/>
+          <w:trHeight w:val="520" w:hRule="atLeast"/>
+        </w:trPr>
+        <w:tc>
+          <w:tcPr>
+            <w:tcW w:type="dxa" w:w="3470"/>
+            <w:tcBorders>
+              <w:top w:val="single" w:color="BFBFBF" w:sz="4"/>
+              <w:left w:val="single" w:color="BFBFBF" w:sz="4"/>
+              <w:bottom w:val="single" w:color="BFBFBF" w:sz="4"/>
+              <w:right w:val="single" w:color="BFBFBF" w:sz="4"/>
+            </w:tcBorders>
+            <w:shd w:fill="F2F2F2" w:color="auto" w:val="clear"/>
+            <w:tcMar>
+              <w:top w:type="dxa" w:w="80"/>
+              <w:left w:type="dxa" w:w="120"/>
+              <w:bottom w:type="dxa" w:w="80"/>
+              <w:right w:type="dxa" w:w="120"/>
+            </w:tcMar>
+          </w:tcPr>
+          <w:p>
+            <w:pPr>
+              <w:spacing w:after="0" w:before="0"/>
+            </w:pPr>
+            <w:r>
+              <w:rPr>
+                <w:rFonts w:ascii="Arial" w:cs="Arial" w:eastAsia="Arial" w:hAnsi="Arial"/>
+                <w:color w:val="6F6F6F"/>
+                <w:sz w:val="18"/>
+                <w:szCs w:val="18"/>
+              </w:rPr>
+              <w:t xml:space="preserve">Where that's at today</w:t>
+            </w:r>
+          </w:p>
+        </w:tc>
+        <w:tc>
+          <w:tcPr>
+            <w:tcW w:type="dxa" w:w="6168"/>
+            <w:tcBorders>
+              <w:top w:val="single" w:color="BFBFBF" w:sz="4"/>
+              <w:left w:val="single" w:color="BFBFBF" w:sz="4"/>
+              <w:bottom w:val="single" w:color="BFBFBF" w:sz="4"/>
+              <w:right w:val="single" w:color="BFBFBF" w:sz="4"/>
+            </w:tcBorders>
+            <w:tcMar>
+              <w:top w:type="dxa" w:w="80"/>
+              <w:left w:type="dxa" w:w="120"/>
+              <w:bottom w:type="dxa" w:w="80"/>
+              <w:right w:type="dxa" w:w="120"/>
+            </w:tcMar>
+          </w:tcPr>
+          <w:p>
+            <w:pPr>
+              <w:spacing w:after="0" w:before="0"/>
+            </w:pPr>
+            <w:r>
+              <w:rPr>
+                <w:rFonts w:ascii="Arial" w:cs="Arial" w:eastAsia="Arial" w:hAnsi="Arial"/>
+                <w:sz w:val="21"/>
+                <w:szCs w:val="21"/>
+              </w:rPr>
+              <w:t xml:space="preserve"/>
+            </w:r>
+          </w:p>
+        </w:tc>
+      </w:tr>
+    </w:tbl>
     <w:p>
       <w:pPr>
         <w:keepNext/>
@@ -459,7 +847,7 @@
           <w:sz w:val="32"/>
           <w:szCs w:val="32"/>
         </w:rPr>
-        <w:t xml:space="preserve">Your Business</w:t>
+        <w:t xml:space="preserve">What You Need</w:t>
       </w:r>
     </w:p>
     <w:p>
@@ -475,7 +863,147 @@
           <w:sz w:val="22"/>
           <w:szCs w:val="22"/>
         </w:rPr>
-        <w:t xml:space="preserve">2.  </w:t>
+        <w:t xml:space="preserve">4.  </w:t>
+      </w:r>
+      <w:r>
+        <w:rPr>
+          <w:rFonts w:ascii="Arial" w:cs="Arial" w:eastAsia="Arial" w:hAnsi="Arial"/>
+          <w:b/>
+          <w:bCs/>
+          <w:sz w:val="22"/>
+          <w:szCs w:val="22"/>
+        </w:rPr>
+        <w:t xml:space="preserve">What can we help with?</w:t>
+      </w:r>
+    </w:p>
+    <w:p>
+      <w:pPr>
+        <w:keepNext/>
+        <w:spacing w:after="80" w:before="0"/>
+      </w:pPr>
+      <w:r>
+        <w:rPr>
+          <w:rFonts w:ascii="Arial" w:cs="Arial" w:eastAsia="Arial" w:hAnsi="Arial"/>
+          <w:color w:val="6F6F6F"/>
+          <w:sz w:val="19"/>
+          <w:szCs w:val="19"/>
+        </w:rPr>
+        <w:t xml:space="preserve">Pick all that apply.</w:t>
+      </w:r>
+    </w:p>
+    <w:p>
+      <w:pPr>
+        <w:keepNext/>
+        <w:spacing w:after="80" w:before="0"/>
+      </w:pPr>
+      <w:r>
+        <w:rPr>
+          <w:rFonts w:ascii="Arial" w:cs="Arial" w:eastAsia="Arial" w:hAnsi="Arial"/>
+          <w:b/>
+          <w:bCs/>
+          <w:caps/>
+          <w:spacing w:val="20"/>
+          <w:sz w:val="16"/>
+          <w:szCs w:val="16"/>
+        </w:rPr>
+        <w:t xml:space="preserve">We need this one to scope your work</w:t>
+      </w:r>
+    </w:p>
+    <w:p>
+      <w:pPr>
+        <w:keepNext/>
+        <w:spacing w:after="80" w:before="0"/>
+      </w:pPr>
+      <w:r>
+        <w:rPr>
+          <w:rFonts w:ascii="Arial" w:cs="Arial" w:eastAsia="Arial" w:hAnsi="Arial"/>
+          <w:color w:val="6F6F6F"/>
+          <w:sz w:val="17"/>
+          <w:szCs w:val="17"/>
+        </w:rPr>
+        <w:t xml:space="preserve">Tick any that apply. Swap ☐ for ☒, or highlight your pick.</w:t>
+      </w:r>
+    </w:p>
+    <w:p>
+      <w:pPr>
+        <w:keepNext w:val="false"/>
+        <w:spacing w:after="120" w:before="0" w:line="360"/>
+      </w:pPr>
+      <w:r>
+        <w:rPr>
+          <w:rFonts w:ascii="Arial" w:cs="Arial" w:eastAsia="Arial" w:hAnsi="Arial"/>
+          <w:sz w:val="21"/>
+          <w:szCs w:val="21"/>
+        </w:rPr>
+        <w:t xml:space="preserve">☐ Bespoke shoot</w:t>
+      </w:r>
+      <w:r>
+        <w:rPr>
+          <w:rFonts w:ascii="Arial" w:cs="Arial" w:eastAsia="Arial" w:hAnsi="Arial"/>
+          <w:sz w:val="21"/>
+          <w:szCs w:val="21"/>
+        </w:rPr>
+        <w:t xml:space="preserve">      ☐ AI training</w:t>
+      </w:r>
+      <w:r>
+        <w:rPr>
+          <w:rFonts w:ascii="Arial" w:cs="Arial" w:eastAsia="Arial" w:hAnsi="Arial"/>
+          <w:sz w:val="21"/>
+          <w:szCs w:val="21"/>
+        </w:rPr>
+        <w:t xml:space="preserve">      ☐ Website</w:t>
+      </w:r>
+      <w:r>
+        <w:rPr>
+          <w:rFonts w:ascii="Arial" w:cs="Arial" w:eastAsia="Arial" w:hAnsi="Arial"/>
+          <w:sz w:val="21"/>
+          <w:szCs w:val="21"/>
+        </w:rPr>
+        <w:t xml:space="preserve">      ☐ Something else</w:t>
+      </w:r>
+    </w:p>
+    <w:p>
+      <w:pPr>
+        <w:keepNext/>
+        <w:pBdr>
+          <w:bottom w:val="single" w:color="111111" w:sz="12" w:space="6"/>
+        </w:pBdr>
+        <w:spacing w:after="80" w:before="480"/>
+      </w:pPr>
+      <w:r>
+        <w:rPr>
+          <w:rFonts w:ascii="Arial" w:cs="Arial" w:eastAsia="Arial" w:hAnsi="Arial"/>
+          <w:color w:val="6F6F6F"/>
+          <w:sz w:val="20"/>
+          <w:szCs w:val="20"/>
+        </w:rPr>
+        <w:t xml:space="preserve">03   </w:t>
+      </w:r>
+      <w:r>
+        <w:rPr>
+          <w:rFonts w:ascii="Arial" w:cs="Arial" w:eastAsia="Arial" w:hAnsi="Arial"/>
+          <w:b/>
+          <w:bCs/>
+          <w:sz w:val="32"/>
+          <w:szCs w:val="32"/>
+        </w:rPr>
+        <w:t xml:space="preserve">Your Business</w:t>
+      </w:r>
+    </w:p>
+    <w:p>
+      <w:pPr>
+        <w:keepNext/>
+        <w:spacing w:after="60" w:before="280"/>
+      </w:pPr>
+      <w:r>
+        <w:rPr>
+          <w:rFonts w:ascii="Arial" w:cs="Arial" w:eastAsia="Arial" w:hAnsi="Arial"/>
+          <w:b/>
+          <w:bCs/>
+          <w:sz w:val="22"/>
+          <w:szCs w:val="22"/>
+        </w:rPr>
+        <w:t xml:space="preserve">5.  </w:t>
       </w:r>
       <w:r>
         <w:rPr>
@@ -689,7 +1217,7 @@
           <w:sz w:val="22"/>
           <w:szCs w:val="22"/>
         </w:rPr>
-        <w:t xml:space="preserve">3.  </w:t>
+        <w:t xml:space="preserve">6.  </w:t>
       </w:r>
       <w:r>
         <w:rPr>
@@ -890,7 +1418,7 @@
           <w:sz w:val="20"/>
           <w:szCs w:val="20"/>
         </w:rPr>
-        <w:t xml:space="preserve">03   </w:t>
+        <w:t xml:space="preserve">04   </w:t>
       </w:r>
       <w:r>
         <w:rPr>
@@ -900,7 +1428,24 @@
           <w:sz w:val="32"/>
           <w:szCs w:val="32"/>
         </w:rPr>
-        <w:t xml:space="preserve">Your Goals</w:t>
+        <w:t xml:space="preserve">Your Shoot</w:t>
+      </w:r>
+    </w:p>
+    <w:p>
+      <w:pPr>
+        <w:keepNext/>
+        <w:spacing w:after="80" w:before="0"/>
+      </w:pPr>
+      <w:r>
+        <w:rPr>
+          <w:rFonts w:ascii="Arial" w:cs="Arial" w:eastAsia="Arial" w:hAnsi="Arial"/>
+          <w:i/>
+          <w:iCs/>
+          <w:color w:val="6F6F6F"/>
+          <w:sz w:val="18"/>
+          <w:szCs w:val="18"/>
+        </w:rPr>
+        <w:t xml:space="preserve">Only if you picked “Bespoke shoot” in question 4.</w:t>
       </w:r>
     </w:p>
     <w:p>
@@ -916,7 +1461,7 @@
           <w:sz w:val="22"/>
           <w:szCs w:val="22"/>
         </w:rPr>
-        <w:t xml:space="preserve">4.  </w:t>
+        <w:t xml:space="preserve">7.  </w:t>
       </w:r>
       <w:r>
         <w:rPr>
@@ -926,7 +1471,7 @@
           <w:sz w:val="22"/>
           <w:szCs w:val="22"/>
         </w:rPr>
-        <w:t xml:space="preserve">What do you want this to achieve?</w:t>
+        <w:t xml:space="preserve">What kind of shoot?</w:t>
       </w:r>
     </w:p>
     <w:p>
@@ -941,7 +1486,7 @@
           <w:sz w:val="19"/>
           <w:szCs w:val="19"/>
         </w:rPr>
-        <w:t xml:space="preserve">The result you're after, not just the thing you're buying. More enquiries, less admin, a site that books people in, videos that help you hire.</w:t>
+        <w:t xml:space="preserve">Pick any that apply.</w:t>
       </w:r>
     </w:p>
     <w:p>
@@ -952,14 +1497,175 @@
       <w:r>
         <w:rPr>
           <w:rFonts w:ascii="Arial" w:cs="Arial" w:eastAsia="Arial" w:hAnsi="Arial"/>
-          <w:b/>
-          <w:bCs/>
-          <w:caps/>
-          <w:spacing w:val="20"/>
-          <w:sz w:val="16"/>
-          <w:szCs w:val="16"/>
-        </w:rPr>
-        <w:t xml:space="preserve">We need this one to scope your work</w:t>
+          <w:color w:val="6F6F6F"/>
+          <w:sz w:val="17"/>
+          <w:szCs w:val="17"/>
+        </w:rPr>
+        <w:t xml:space="preserve">Tick any that apply. Swap ☐ for ☒, or highlight your pick.</w:t>
+      </w:r>
+    </w:p>
+    <w:p>
+      <w:pPr>
+        <w:keepNext/>
+        <w:spacing w:after="120" w:before="0" w:line="360"/>
+      </w:pPr>
+      <w:r>
+        <w:rPr>
+          <w:rFonts w:ascii="Arial" w:cs="Arial" w:eastAsia="Arial" w:hAnsi="Arial"/>
+          <w:sz w:val="21"/>
+          <w:szCs w:val="21"/>
+        </w:rPr>
+        <w:t xml:space="preserve">☐ Concept day (20 short videos)</w:t>
+      </w:r>
+      <w:r>
+        <w:rPr>
+          <w:rFonts w:ascii="Arial" w:cs="Arial" w:eastAsia="Arial" w:hAnsi="Arial"/>
+          <w:sz w:val="21"/>
+          <w:szCs w:val="21"/>
+        </w:rPr>
+        <w:t xml:space="preserve">      ☐ Brand film</w:t>
+      </w:r>
+      <w:r>
+        <w:rPr>
+          <w:rFonts w:ascii="Arial" w:cs="Arial" w:eastAsia="Arial" w:hAnsi="Arial"/>
+          <w:sz w:val="21"/>
+          <w:szCs w:val="21"/>
+        </w:rPr>
+        <w:t xml:space="preserve">      ☐ YouTube or long-form</w:t>
+      </w:r>
+      <w:r>
+        <w:rPr>
+          <w:rFonts w:ascii="Arial" w:cs="Arial" w:eastAsia="Arial" w:hAnsi="Arial"/>
+          <w:sz w:val="21"/>
+          <w:szCs w:val="21"/>
+        </w:rPr>
+        <w:t xml:space="preserve">      ☐ Customer testimonials</w:t>
+      </w:r>
+      <w:r>
+        <w:rPr>
+          <w:rFonts w:ascii="Arial" w:cs="Arial" w:eastAsia="Arial" w:hAnsi="Arial"/>
+          <w:sz w:val="21"/>
+          <w:szCs w:val="21"/>
+        </w:rPr>
+        <w:t xml:space="preserve">      ☐ Team or recruitment</w:t>
+      </w:r>
+      <w:r>
+        <w:rPr>
+          <w:rFonts w:ascii="Arial" w:cs="Arial" w:eastAsia="Arial" w:hAnsi="Arial"/>
+          <w:sz w:val="21"/>
+          <w:szCs w:val="21"/>
+        </w:rPr>
+        <w:t xml:space="preserve">      ☐ Product or menu</w:t>
+      </w:r>
+      <w:r>
+        <w:rPr>
+          <w:rFonts w:ascii="Arial" w:cs="Arial" w:eastAsia="Arial" w:hAnsi="Arial"/>
+          <w:sz w:val="21"/>
+          <w:szCs w:val="21"/>
+        </w:rPr>
+        <w:t xml:space="preserve">      ☐ Event coverage</w:t>
+      </w:r>
+      <w:r>
+        <w:rPr>
+          <w:rFonts w:ascii="Arial" w:cs="Arial" w:eastAsia="Arial" w:hAnsi="Arial"/>
+          <w:sz w:val="21"/>
+          <w:szCs w:val="21"/>
+        </w:rPr>
+        <w:t xml:space="preserve">      ☐ How-to or training</w:t>
+      </w:r>
+    </w:p>
+    <w:p>
+      <w:pPr>
+        <w:keepNext/>
+        <w:spacing w:after="80" w:before="0"/>
+      </w:pPr>
+      <w:r>
+        <w:rPr>
+          <w:rFonts w:ascii="Arial" w:cs="Arial" w:eastAsia="Arial" w:hAnsi="Arial"/>
+          <w:b/>
+          <w:bCs/>
+          <w:sz w:val="19"/>
+          <w:szCs w:val="19"/>
+        </w:rPr>
+        <w:t xml:space="preserve">Anything else?</w:t>
+      </w:r>
+    </w:p>
+    <w:tbl>
+      <w:tblPr>
+        <w:tblW w:type="dxa" w:w="9638"/>
+        <w:tblBorders>
+          <w:top w:val="single" w:color="auto" w:sz="4"/>
+          <w:left w:val="single" w:color="auto" w:sz="4"/>
+          <w:bottom w:val="single" w:color="auto" w:sz="4"/>
+          <w:right w:val="single" w:color="auto" w:sz="4"/>
+          <w:insideH w:val="single" w:color="auto" w:sz="4"/>
+          <w:insideV w:val="single" w:color="auto" w:sz="4"/>
+        </w:tblBorders>
+      </w:tblPr>
+      <w:tblGrid>
+        <w:gridCol w:w="9638"/>
+      </w:tblGrid>
+      <w:tr>
+        <w:trPr>
+          <w:cantSplit/>
+          <w:trHeight w:val="800" w:hRule="atLeast"/>
+        </w:trPr>
+        <w:tc>
+          <w:tcPr>
+            <w:tcW w:type="dxa" w:w="9638"/>
+            <w:tcBorders>
+              <w:top w:val="single" w:color="BFBFBF" w:sz="4"/>
+              <w:left w:val="single" w:color="BFBFBF" w:sz="4"/>
+              <w:bottom w:val="single" w:color="BFBFBF" w:sz="4"/>
+              <w:right w:val="single" w:color="BFBFBF" w:sz="4"/>
+            </w:tcBorders>
+            <w:tcMar>
+              <w:top w:type="dxa" w:w="80"/>
+              <w:left w:type="dxa" w:w="120"/>
+              <w:bottom w:type="dxa" w:w="80"/>
+              <w:right w:type="dxa" w:w="120"/>
+            </w:tcMar>
+          </w:tcPr>
+          <w:p>
+            <w:pPr>
+              <w:spacing w:after="0" w:before="0"/>
+            </w:pPr>
+            <w:r>
+              <w:rPr>
+                <w:rFonts w:ascii="Arial" w:cs="Arial" w:eastAsia="Arial" w:hAnsi="Arial"/>
+                <w:sz w:val="21"/>
+                <w:szCs w:val="21"/>
+              </w:rPr>
+              <w:t xml:space="preserve"/>
+            </w:r>
+          </w:p>
+        </w:tc>
+      </w:tr>
+    </w:tbl>
+    <w:p>
+      <w:pPr>
+        <w:keepNext/>
+        <w:spacing w:after="60" w:before="280"/>
+      </w:pPr>
+      <w:r>
+        <w:rPr>
+          <w:rFonts w:ascii="Arial" w:cs="Arial" w:eastAsia="Arial" w:hAnsi="Arial"/>
+          <w:b/>
+          <w:bCs/>
+          <w:sz w:val="22"/>
+          <w:szCs w:val="22"/>
+        </w:rPr>
+        <w:t xml:space="preserve">8.  </w:t>
+      </w:r>
+      <w:r>
+        <w:rPr>
+          <w:rFonts w:ascii="Arial" w:cs="Arial" w:eastAsia="Arial" w:hAnsi="Arial"/>
+          <w:b/>
+          <w:bCs/>
+          <w:sz w:val="22"/>
+          <w:szCs w:val="22"/>
+        </w:rPr>
+        <w:t xml:space="preserve">What's it for, and where will it live?</w:t>
       </w:r>
     </w:p>
     <w:p>
@@ -976,7 +1682,7 @@
           <w:sz w:val="18"/>
           <w:szCs w:val="18"/>
         </w:rPr>
-        <w:t xml:space="preserve">e.g. Get more people booking online instead of calling, and save reception 5 hours a week.</w:t>
+        <w:t xml:space="preserve">e.g. A 90-second brand film for our homepage, plus cut-downs for Instagram ads.</w:t>
       </w:r>
     </w:p>
     <w:tbl>
@@ -1034,6 +1740,110 @@
     <w:p>
       <w:pPr>
         <w:keepNext/>
+        <w:spacing w:after="80" w:before="160"/>
+      </w:pPr>
+      <w:r>
+        <w:rPr>
+          <w:rFonts w:ascii="Arial" w:cs="Arial" w:eastAsia="Arial" w:hAnsi="Arial"/>
+          <w:b/>
+          <w:bCs/>
+          <w:caps/>
+          <w:color w:val="6F6F6F"/>
+          <w:spacing w:val="20"/>
+          <w:sz w:val="16"/>
+          <w:szCs w:val="16"/>
+        </w:rPr>
+        <w:t xml:space="preserve">Got more to say? Optional</w:t>
+      </w:r>
+    </w:p>
+    <w:tbl>
+      <w:tblPr>
+        <w:tblW w:type="dxa" w:w="9638"/>
+        <w:tblBorders>
+          <w:top w:val="single" w:color="auto" w:sz="4"/>
+          <w:left w:val="single" w:color="auto" w:sz="4"/>
+          <w:bottom w:val="single" w:color="auto" w:sz="4"/>
+          <w:right w:val="single" w:color="auto" w:sz="4"/>
+          <w:insideH w:val="single" w:color="auto" w:sz="4"/>
+          <w:insideV w:val="single" w:color="auto" w:sz="4"/>
+        </w:tblBorders>
+      </w:tblPr>
+      <w:tblGrid>
+        <w:gridCol w:w="3470"/>
+        <w:gridCol w:w="6168"/>
+      </w:tblGrid>
+      <w:tr>
+        <w:trPr>
+          <w:cantSplit/>
+          <w:trHeight w:val="700" w:hRule="atLeast"/>
+        </w:trPr>
+        <w:tc>
+          <w:tcPr>
+            <w:tcW w:type="dxa" w:w="3470"/>
+            <w:tcBorders>
+              <w:top w:val="single" w:color="BFBFBF" w:sz="4"/>
+              <w:left w:val="single" w:color="BFBFBF" w:sz="4"/>
+              <w:bottom w:val="single" w:color="BFBFBF" w:sz="4"/>
+              <w:right w:val="single" w:color="BFBFBF" w:sz="4"/>
+            </w:tcBorders>
+            <w:shd w:fill="F2F2F2" w:color="auto" w:val="clear"/>
+            <w:tcMar>
+              <w:top w:type="dxa" w:w="80"/>
+              <w:left w:type="dxa" w:w="120"/>
+              <w:bottom w:type="dxa" w:w="80"/>
+              <w:right w:type="dxa" w:w="120"/>
+            </w:tcMar>
+          </w:tcPr>
+          <w:p>
+            <w:pPr>
+              <w:spacing w:after="0" w:before="0"/>
+            </w:pPr>
+            <w:r>
+              <w:rPr>
+                <w:rFonts w:ascii="Arial" w:cs="Arial" w:eastAsia="Arial" w:hAnsi="Arial"/>
+                <w:color w:val="6F6F6F"/>
+                <w:sz w:val="18"/>
+                <w:szCs w:val="18"/>
+              </w:rPr>
+              <w:t xml:space="preserve">Who needs to see it, and what should they do after watching?</w:t>
+            </w:r>
+          </w:p>
+        </w:tc>
+        <w:tc>
+          <w:tcPr>
+            <w:tcW w:type="dxa" w:w="6168"/>
+            <w:tcBorders>
+              <w:top w:val="single" w:color="BFBFBF" w:sz="4"/>
+              <w:left w:val="single" w:color="BFBFBF" w:sz="4"/>
+              <w:bottom w:val="single" w:color="BFBFBF" w:sz="4"/>
+              <w:right w:val="single" w:color="BFBFBF" w:sz="4"/>
+            </w:tcBorders>
+            <w:tcMar>
+              <w:top w:type="dxa" w:w="80"/>
+              <w:left w:type="dxa" w:w="120"/>
+              <w:bottom w:type="dxa" w:w="80"/>
+              <w:right w:type="dxa" w:w="120"/>
+            </w:tcMar>
+          </w:tcPr>
+          <w:p>
+            <w:pPr>
+              <w:spacing w:after="0" w:before="0"/>
+            </w:pPr>
+            <w:r>
+              <w:rPr>
+                <w:rFonts w:ascii="Arial" w:cs="Arial" w:eastAsia="Arial" w:hAnsi="Arial"/>
+                <w:sz w:val="21"/>
+                <w:szCs w:val="21"/>
+              </w:rPr>
+              <w:t xml:space="preserve"/>
+            </w:r>
+          </w:p>
+        </w:tc>
+      </w:tr>
+    </w:tbl>
+    <w:p>
+      <w:pPr>
+        <w:keepNext/>
         <w:spacing w:after="60" w:before="280"/>
       </w:pPr>
       <w:r>
@@ -1044,7 +1854,7 @@
           <w:sz w:val="22"/>
           <w:szCs w:val="22"/>
         </w:rPr>
-        <w:t xml:space="preserve">5.  </w:t>
+        <w:t xml:space="preserve">9.  </w:t>
       </w:r>
       <w:r>
         <w:rPr>
@@ -1054,7 +1864,410 @@
           <w:sz w:val="22"/>
           <w:szCs w:val="22"/>
         </w:rPr>
-        <w:t xml:space="preserve">How will we know it's working?</w:t>
+        <w:t xml:space="preserve">Who and what needs to be on camera?</w:t>
+      </w:r>
+    </w:p>
+    <w:p>
+      <w:pPr>
+        <w:keepNext/>
+        <w:spacing w:after="80" w:before="0"/>
+      </w:pPr>
+      <w:r>
+        <w:rPr>
+          <w:rFonts w:ascii="Arial" w:cs="Arial" w:eastAsia="Arial" w:hAnsi="Arial"/>
+          <w:i/>
+          <w:iCs/>
+          <w:color w:val="9A9A9A"/>
+          <w:sz w:val="18"/>
+          <w:szCs w:val="18"/>
+        </w:rPr>
+        <w:t xml:space="preserve">e.g. Our head chef, three signature dishes, the dining room during service.</w:t>
+      </w:r>
+    </w:p>
+    <w:tbl>
+      <w:tblPr>
+        <w:tblW w:type="dxa" w:w="9638"/>
+        <w:tblBorders>
+          <w:top w:val="single" w:color="auto" w:sz="4"/>
+          <w:left w:val="single" w:color="auto" w:sz="4"/>
+          <w:bottom w:val="single" w:color="auto" w:sz="4"/>
+          <w:right w:val="single" w:color="auto" w:sz="4"/>
+          <w:insideH w:val="single" w:color="auto" w:sz="4"/>
+          <w:insideV w:val="single" w:color="auto" w:sz="4"/>
+        </w:tblBorders>
+      </w:tblPr>
+      <w:tblGrid>
+        <w:gridCol w:w="9638"/>
+      </w:tblGrid>
+      <w:tr>
+        <w:trPr>
+          <w:cantSplit/>
+          <w:trHeight w:val="1300" w:hRule="atLeast"/>
+        </w:trPr>
+        <w:tc>
+          <w:tcPr>
+            <w:tcW w:type="dxa" w:w="9638"/>
+            <w:tcBorders>
+              <w:top w:val="single" w:color="BFBFBF" w:sz="4"/>
+              <w:left w:val="single" w:color="BFBFBF" w:sz="4"/>
+              <w:bottom w:val="single" w:color="BFBFBF" w:sz="4"/>
+              <w:right w:val="single" w:color="BFBFBF" w:sz="4"/>
+            </w:tcBorders>
+            <w:tcMar>
+              <w:top w:type="dxa" w:w="80"/>
+              <w:left w:type="dxa" w:w="120"/>
+              <w:bottom w:type="dxa" w:w="80"/>
+              <w:right w:type="dxa" w:w="120"/>
+            </w:tcMar>
+          </w:tcPr>
+          <w:p>
+            <w:pPr>
+              <w:spacing w:after="0" w:before="0"/>
+            </w:pPr>
+            <w:r>
+              <w:rPr>
+                <w:rFonts w:ascii="Arial" w:cs="Arial" w:eastAsia="Arial" w:hAnsi="Arial"/>
+                <w:sz w:val="21"/>
+                <w:szCs w:val="21"/>
+              </w:rPr>
+              <w:t xml:space="preserve"/>
+            </w:r>
+          </w:p>
+        </w:tc>
+      </w:tr>
+    </w:tbl>
+    <w:p>
+      <w:pPr>
+        <w:keepNext/>
+        <w:spacing w:after="80" w:before="160"/>
+      </w:pPr>
+      <w:r>
+        <w:rPr>
+          <w:rFonts w:ascii="Arial" w:cs="Arial" w:eastAsia="Arial" w:hAnsi="Arial"/>
+          <w:b/>
+          <w:bCs/>
+          <w:caps/>
+          <w:color w:val="6F6F6F"/>
+          <w:spacing w:val="20"/>
+          <w:sz w:val="16"/>
+          <w:szCs w:val="16"/>
+        </w:rPr>
+        <w:t xml:space="preserve">Got more to say? Optional</w:t>
+      </w:r>
+    </w:p>
+    <w:tbl>
+      <w:tblPr>
+        <w:tblW w:type="dxa" w:w="9638"/>
+        <w:tblBorders>
+          <w:top w:val="single" w:color="auto" w:sz="4"/>
+          <w:left w:val="single" w:color="auto" w:sz="4"/>
+          <w:bottom w:val="single" w:color="auto" w:sz="4"/>
+          <w:right w:val="single" w:color="auto" w:sz="4"/>
+          <w:insideH w:val="single" w:color="auto" w:sz="4"/>
+          <w:insideV w:val="single" w:color="auto" w:sz="4"/>
+        </w:tblBorders>
+      </w:tblPr>
+      <w:tblGrid>
+        <w:gridCol w:w="3470"/>
+        <w:gridCol w:w="6168"/>
+      </w:tblGrid>
+      <w:tr>
+        <w:trPr>
+          <w:cantSplit/>
+          <w:trHeight w:val="700" w:hRule="atLeast"/>
+        </w:trPr>
+        <w:tc>
+          <w:tcPr>
+            <w:tcW w:type="dxa" w:w="3470"/>
+            <w:tcBorders>
+              <w:top w:val="single" w:color="BFBFBF" w:sz="4"/>
+              <w:left w:val="single" w:color="BFBFBF" w:sz="4"/>
+              <w:bottom w:val="single" w:color="BFBFBF" w:sz="4"/>
+              <w:right w:val="single" w:color="BFBFBF" w:sz="4"/>
+            </w:tcBorders>
+            <w:shd w:fill="F2F2F2" w:color="auto" w:val="clear"/>
+            <w:tcMar>
+              <w:top w:type="dxa" w:w="80"/>
+              <w:left w:type="dxa" w:w="120"/>
+              <w:bottom w:type="dxa" w:w="80"/>
+              <w:right w:type="dxa" w:w="120"/>
+            </w:tcMar>
+          </w:tcPr>
+          <w:p>
+            <w:pPr>
+              <w:spacing w:after="0" w:before="0"/>
+            </w:pPr>
+            <w:r>
+              <w:rPr>
+                <w:rFonts w:ascii="Arial" w:cs="Arial" w:eastAsia="Arial" w:hAnsi="Arial"/>
+                <w:color w:val="6F6F6F"/>
+                <w:sz w:val="18"/>
+                <w:szCs w:val="18"/>
+              </w:rPr>
+              <w:t xml:space="preserve">What do they say all the time? Phrases, sayings, how they explain things to customers</w:t>
+            </w:r>
+          </w:p>
+        </w:tc>
+        <w:tc>
+          <w:tcPr>
+            <w:tcW w:type="dxa" w:w="6168"/>
+            <w:tcBorders>
+              <w:top w:val="single" w:color="BFBFBF" w:sz="4"/>
+              <w:left w:val="single" w:color="BFBFBF" w:sz="4"/>
+              <w:bottom w:val="single" w:color="BFBFBF" w:sz="4"/>
+              <w:right w:val="single" w:color="BFBFBF" w:sz="4"/>
+            </w:tcBorders>
+            <w:tcMar>
+              <w:top w:type="dxa" w:w="80"/>
+              <w:left w:type="dxa" w:w="120"/>
+              <w:bottom w:type="dxa" w:w="80"/>
+              <w:right w:type="dxa" w:w="120"/>
+            </w:tcMar>
+          </w:tcPr>
+          <w:p>
+            <w:pPr>
+              <w:spacing w:after="0" w:before="0"/>
+            </w:pPr>
+            <w:r>
+              <w:rPr>
+                <w:rFonts w:ascii="Arial" w:cs="Arial" w:eastAsia="Arial" w:hAnsi="Arial"/>
+                <w:sz w:val="21"/>
+                <w:szCs w:val="21"/>
+              </w:rPr>
+              <w:t xml:space="preserve"/>
+            </w:r>
+          </w:p>
+        </w:tc>
+      </w:tr>
+      <w:tr>
+        <w:trPr>
+          <w:cantSplit/>
+          <w:trHeight w:val="700" w:hRule="atLeast"/>
+        </w:trPr>
+        <w:tc>
+          <w:tcPr>
+            <w:tcW w:type="dxa" w:w="3470"/>
+            <w:tcBorders>
+              <w:top w:val="single" w:color="BFBFBF" w:sz="4"/>
+              <w:left w:val="single" w:color="BFBFBF" w:sz="4"/>
+              <w:bottom w:val="single" w:color="BFBFBF" w:sz="4"/>
+              <w:right w:val="single" w:color="BFBFBF" w:sz="4"/>
+            </w:tcBorders>
+            <w:shd w:fill="F2F2F2" w:color="auto" w:val="clear"/>
+            <w:tcMar>
+              <w:top w:type="dxa" w:w="80"/>
+              <w:left w:type="dxa" w:w="120"/>
+              <w:bottom w:type="dxa" w:w="80"/>
+              <w:right w:type="dxa" w:w="120"/>
+            </w:tcMar>
+          </w:tcPr>
+          <w:p>
+            <w:pPr>
+              <w:spacing w:after="0" w:before="0"/>
+            </w:pPr>
+            <w:r>
+              <w:rPr>
+                <w:rFonts w:ascii="Arial" w:cs="Arial" w:eastAsia="Arial" w:hAnsi="Arial"/>
+                <w:color w:val="6F6F6F"/>
+                <w:sz w:val="18"/>
+                <w:szCs w:val="18"/>
+              </w:rPr>
+              <w:t xml:space="preserve">What do they look like on a normal day? Age range, hair, build and what they usually wear</w:t>
+            </w:r>
+          </w:p>
+        </w:tc>
+        <w:tc>
+          <w:tcPr>
+            <w:tcW w:type="dxa" w:w="6168"/>
+            <w:tcBorders>
+              <w:top w:val="single" w:color="BFBFBF" w:sz="4"/>
+              <w:left w:val="single" w:color="BFBFBF" w:sz="4"/>
+              <w:bottom w:val="single" w:color="BFBFBF" w:sz="4"/>
+              <w:right w:val="single" w:color="BFBFBF" w:sz="4"/>
+            </w:tcBorders>
+            <w:tcMar>
+              <w:top w:type="dxa" w:w="80"/>
+              <w:left w:type="dxa" w:w="120"/>
+              <w:bottom w:type="dxa" w:w="80"/>
+              <w:right w:type="dxa" w:w="120"/>
+            </w:tcMar>
+          </w:tcPr>
+          <w:p>
+            <w:pPr>
+              <w:spacing w:after="0" w:before="0"/>
+            </w:pPr>
+            <w:r>
+              <w:rPr>
+                <w:rFonts w:ascii="Arial" w:cs="Arial" w:eastAsia="Arial" w:hAnsi="Arial"/>
+                <w:sz w:val="21"/>
+                <w:szCs w:val="21"/>
+              </w:rPr>
+              <w:t xml:space="preserve"/>
+            </w:r>
+          </w:p>
+        </w:tc>
+      </w:tr>
+      <w:tr>
+        <w:trPr>
+          <w:cantSplit/>
+          <w:trHeight w:val="700" w:hRule="atLeast"/>
+        </w:trPr>
+        <w:tc>
+          <w:tcPr>
+            <w:tcW w:type="dxa" w:w="3470"/>
+            <w:tcBorders>
+              <w:top w:val="single" w:color="BFBFBF" w:sz="4"/>
+              <w:left w:val="single" w:color="BFBFBF" w:sz="4"/>
+              <w:bottom w:val="single" w:color="BFBFBF" w:sz="4"/>
+              <w:right w:val="single" w:color="BFBFBF" w:sz="4"/>
+            </w:tcBorders>
+            <w:shd w:fill="F2F2F2" w:color="auto" w:val="clear"/>
+            <w:tcMar>
+              <w:top w:type="dxa" w:w="80"/>
+              <w:left w:type="dxa" w:w="120"/>
+              <w:bottom w:type="dxa" w:w="80"/>
+              <w:right w:type="dxa" w:w="120"/>
+            </w:tcMar>
+          </w:tcPr>
+          <w:p>
+            <w:pPr>
+              <w:spacing w:after="0" w:before="0"/>
+            </w:pPr>
+            <w:r>
+              <w:rPr>
+                <w:rFonts w:ascii="Arial" w:cs="Arial" w:eastAsia="Arial" w:hAnsi="Arial"/>
+                <w:color w:val="6F6F6F"/>
+                <w:sz w:val="18"/>
+                <w:szCs w:val="18"/>
+              </w:rPr>
+              <w:t xml:space="preserve">Anyone who'd rather not be filmed?</w:t>
+            </w:r>
+          </w:p>
+        </w:tc>
+        <w:tc>
+          <w:tcPr>
+            <w:tcW w:type="dxa" w:w="6168"/>
+            <w:tcBorders>
+              <w:top w:val="single" w:color="BFBFBF" w:sz="4"/>
+              <w:left w:val="single" w:color="BFBFBF" w:sz="4"/>
+              <w:bottom w:val="single" w:color="BFBFBF" w:sz="4"/>
+              <w:right w:val="single" w:color="BFBFBF" w:sz="4"/>
+            </w:tcBorders>
+            <w:tcMar>
+              <w:top w:type="dxa" w:w="80"/>
+              <w:left w:type="dxa" w:w="120"/>
+              <w:bottom w:type="dxa" w:w="80"/>
+              <w:right w:type="dxa" w:w="120"/>
+            </w:tcMar>
+          </w:tcPr>
+          <w:p>
+            <w:pPr>
+              <w:spacing w:after="0" w:before="0"/>
+            </w:pPr>
+            <w:r>
+              <w:rPr>
+                <w:rFonts w:ascii="Arial" w:cs="Arial" w:eastAsia="Arial" w:hAnsi="Arial"/>
+                <w:sz w:val="21"/>
+                <w:szCs w:val="21"/>
+              </w:rPr>
+              <w:t xml:space="preserve"/>
+            </w:r>
+          </w:p>
+        </w:tc>
+      </w:tr>
+      <w:tr>
+        <w:trPr>
+          <w:cantSplit/>
+          <w:trHeight w:val="700" w:hRule="atLeast"/>
+        </w:trPr>
+        <w:tc>
+          <w:tcPr>
+            <w:tcW w:type="dxa" w:w="3470"/>
+            <w:tcBorders>
+              <w:top w:val="single" w:color="BFBFBF" w:sz="4"/>
+              <w:left w:val="single" w:color="BFBFBF" w:sz="4"/>
+              <w:bottom w:val="single" w:color="BFBFBF" w:sz="4"/>
+              <w:right w:val="single" w:color="BFBFBF" w:sz="4"/>
+            </w:tcBorders>
+            <w:shd w:fill="F2F2F2" w:color="auto" w:val="clear"/>
+            <w:tcMar>
+              <w:top w:type="dxa" w:w="80"/>
+              <w:left w:type="dxa" w:w="120"/>
+              <w:bottom w:type="dxa" w:w="80"/>
+              <w:right w:type="dxa" w:w="120"/>
+            </w:tcMar>
+          </w:tcPr>
+          <w:p>
+            <w:pPr>
+              <w:spacing w:after="0" w:before="0"/>
+            </w:pPr>
+            <w:r>
+              <w:rPr>
+                <w:rFonts w:ascii="Arial" w:cs="Arial" w:eastAsia="Arial" w:hAnsi="Arial"/>
+                <w:color w:val="6F6F6F"/>
+                <w:sz w:val="18"/>
+                <w:szCs w:val="18"/>
+              </w:rPr>
+              <w:t xml:space="preserve">Qualifications, written exactly as they're allowed to use them</w:t>
+            </w:r>
+          </w:p>
+        </w:tc>
+        <w:tc>
+          <w:tcPr>
+            <w:tcW w:type="dxa" w:w="6168"/>
+            <w:tcBorders>
+              <w:top w:val="single" w:color="BFBFBF" w:sz="4"/>
+              <w:left w:val="single" w:color="BFBFBF" w:sz="4"/>
+              <w:bottom w:val="single" w:color="BFBFBF" w:sz="4"/>
+              <w:right w:val="single" w:color="BFBFBF" w:sz="4"/>
+            </w:tcBorders>
+            <w:tcMar>
+              <w:top w:type="dxa" w:w="80"/>
+              <w:left w:type="dxa" w:w="120"/>
+              <w:bottom w:type="dxa" w:w="80"/>
+              <w:right w:type="dxa" w:w="120"/>
+            </w:tcMar>
+          </w:tcPr>
+          <w:p>
+            <w:pPr>
+              <w:spacing w:after="0" w:before="0"/>
+            </w:pPr>
+            <w:r>
+              <w:rPr>
+                <w:rFonts w:ascii="Arial" w:cs="Arial" w:eastAsia="Arial" w:hAnsi="Arial"/>
+                <w:sz w:val="21"/>
+                <w:szCs w:val="21"/>
+              </w:rPr>
+              <w:t xml:space="preserve"/>
+            </w:r>
+          </w:p>
+        </w:tc>
+      </w:tr>
+    </w:tbl>
+    <w:p>
+      <w:pPr>
+        <w:keepNext/>
+        <w:spacing w:after="60" w:before="280"/>
+      </w:pPr>
+      <w:r>
+        <w:rPr>
+          <w:rFonts w:ascii="Arial" w:cs="Arial" w:eastAsia="Arial" w:hAnsi="Arial"/>
+          <w:b/>
+          <w:bCs/>
+          <w:sz w:val="22"/>
+          <w:szCs w:val="22"/>
+        </w:rPr>
+        <w:t xml:space="preserve">10.  </w:t>
+      </w:r>
+      <w:r>
+        <w:rPr>
+          <w:rFonts w:ascii="Arial" w:cs="Arial" w:eastAsia="Arial" w:hAnsi="Arial"/>
+          <w:b/>
+          <w:bCs/>
+          <w:sz w:val="22"/>
+          <w:szCs w:val="22"/>
+        </w:rPr>
+        <w:t xml:space="preserve">Where are we filming?</w:t>
       </w:r>
     </w:p>
     <w:p>
@@ -1069,7 +2282,239 @@
           <w:sz w:val="19"/>
           <w:szCs w:val="19"/>
         </w:rPr>
-        <w:t xml:space="preserve">Rough numbers are perfect. Knowing where you're starting lets us show you what's moved.</w:t>
+        <w:t xml:space="preserve">Melbourne only. List the address and spaces we can use, plus parking and access.</w:t>
+      </w:r>
+    </w:p>
+    <w:p>
+      <w:pPr>
+        <w:keepNext/>
+        <w:spacing w:after="80" w:before="0"/>
+      </w:pPr>
+      <w:r>
+        <w:rPr>
+          <w:rFonts w:ascii="Arial" w:cs="Arial" w:eastAsia="Arial" w:hAnsi="Arial"/>
+          <w:i/>
+          <w:iCs/>
+          <w:color w:val="9A9A9A"/>
+          <w:sz w:val="18"/>
+          <w:szCs w:val="18"/>
+        </w:rPr>
+        <w:t xml:space="preserve">e.g. 12 Main St, Mentone. Treatment rooms, reception, shopfront. Parking out the back.</w:t>
+      </w:r>
+    </w:p>
+    <w:tbl>
+      <w:tblPr>
+        <w:tblW w:type="dxa" w:w="9638"/>
+        <w:tblBorders>
+          <w:top w:val="single" w:color="auto" w:sz="4"/>
+          <w:left w:val="single" w:color="auto" w:sz="4"/>
+          <w:bottom w:val="single" w:color="auto" w:sz="4"/>
+          <w:right w:val="single" w:color="auto" w:sz="4"/>
+          <w:insideH w:val="single" w:color="auto" w:sz="4"/>
+          <w:insideV w:val="single" w:color="auto" w:sz="4"/>
+        </w:tblBorders>
+      </w:tblPr>
+      <w:tblGrid>
+        <w:gridCol w:w="9638"/>
+      </w:tblGrid>
+      <w:tr>
+        <w:trPr>
+          <w:cantSplit/>
+          <w:trHeight w:val="1300" w:hRule="atLeast"/>
+        </w:trPr>
+        <w:tc>
+          <w:tcPr>
+            <w:tcW w:type="dxa" w:w="9638"/>
+            <w:tcBorders>
+              <w:top w:val="single" w:color="BFBFBF" w:sz="4"/>
+              <w:left w:val="single" w:color="BFBFBF" w:sz="4"/>
+              <w:bottom w:val="single" w:color="BFBFBF" w:sz="4"/>
+              <w:right w:val="single" w:color="BFBFBF" w:sz="4"/>
+            </w:tcBorders>
+            <w:tcMar>
+              <w:top w:type="dxa" w:w="80"/>
+              <w:left w:type="dxa" w:w="120"/>
+              <w:bottom w:type="dxa" w:w="80"/>
+              <w:right w:type="dxa" w:w="120"/>
+            </w:tcMar>
+          </w:tcPr>
+          <w:p>
+            <w:pPr>
+              <w:spacing w:after="0" w:before="0"/>
+            </w:pPr>
+            <w:r>
+              <w:rPr>
+                <w:rFonts w:ascii="Arial" w:cs="Arial" w:eastAsia="Arial" w:hAnsi="Arial"/>
+                <w:sz w:val="21"/>
+                <w:szCs w:val="21"/>
+              </w:rPr>
+              <w:t xml:space="preserve"/>
+            </w:r>
+          </w:p>
+        </w:tc>
+      </w:tr>
+    </w:tbl>
+    <w:p>
+      <w:pPr>
+        <w:keepNext/>
+        <w:spacing w:after="80" w:before="160"/>
+      </w:pPr>
+      <w:r>
+        <w:rPr>
+          <w:rFonts w:ascii="Arial" w:cs="Arial" w:eastAsia="Arial" w:hAnsi="Arial"/>
+          <w:b/>
+          <w:bCs/>
+          <w:caps/>
+          <w:color w:val="6F6F6F"/>
+          <w:spacing w:val="20"/>
+          <w:sz w:val="16"/>
+          <w:szCs w:val="16"/>
+        </w:rPr>
+        <w:t xml:space="preserve">Got more to say? Optional</w:t>
+      </w:r>
+    </w:p>
+    <w:tbl>
+      <w:tblPr>
+        <w:tblW w:type="dxa" w:w="9638"/>
+        <w:tblBorders>
+          <w:top w:val="single" w:color="auto" w:sz="4"/>
+          <w:left w:val="single" w:color="auto" w:sz="4"/>
+          <w:bottom w:val="single" w:color="auto" w:sz="4"/>
+          <w:right w:val="single" w:color="auto" w:sz="4"/>
+          <w:insideH w:val="single" w:color="auto" w:sz="4"/>
+          <w:insideV w:val="single" w:color="auto" w:sz="4"/>
+        </w:tblBorders>
+      </w:tblPr>
+      <w:tblGrid>
+        <w:gridCol w:w="3470"/>
+        <w:gridCol w:w="6168"/>
+      </w:tblGrid>
+      <w:tr>
+        <w:trPr>
+          <w:cantSplit/>
+          <w:trHeight w:val="700" w:hRule="atLeast"/>
+        </w:trPr>
+        <w:tc>
+          <w:tcPr>
+            <w:tcW w:type="dxa" w:w="3470"/>
+            <w:tcBorders>
+              <w:top w:val="single" w:color="BFBFBF" w:sz="4"/>
+              <w:left w:val="single" w:color="BFBFBF" w:sz="4"/>
+              <w:bottom w:val="single" w:color="BFBFBF" w:sz="4"/>
+              <w:right w:val="single" w:color="BFBFBF" w:sz="4"/>
+            </w:tcBorders>
+            <w:shd w:fill="F2F2F2" w:color="auto" w:val="clear"/>
+            <w:tcMar>
+              <w:top w:type="dxa" w:w="80"/>
+              <w:left w:type="dxa" w:w="120"/>
+              <w:bottom w:type="dxa" w:w="80"/>
+              <w:right w:type="dxa" w:w="120"/>
+            </w:tcMar>
+          </w:tcPr>
+          <w:p>
+            <w:pPr>
+              <w:spacing w:after="0" w:before="0"/>
+            </w:pPr>
+            <w:r>
+              <w:rPr>
+                <w:rFonts w:ascii="Arial" w:cs="Arial" w:eastAsia="Arial" w:hAnsi="Arial"/>
+                <w:color w:val="6F6F6F"/>
+                <w:sz w:val="18"/>
+                <w:szCs w:val="18"/>
+              </w:rPr>
+              <w:t xml:space="preserve">Anything we can't show? (customers' faces, computer screens, other brands)</w:t>
+            </w:r>
+          </w:p>
+        </w:tc>
+        <w:tc>
+          <w:tcPr>
+            <w:tcW w:type="dxa" w:w="6168"/>
+            <w:tcBorders>
+              <w:top w:val="single" w:color="BFBFBF" w:sz="4"/>
+              <w:left w:val="single" w:color="BFBFBF" w:sz="4"/>
+              <w:bottom w:val="single" w:color="BFBFBF" w:sz="4"/>
+              <w:right w:val="single" w:color="BFBFBF" w:sz="4"/>
+            </w:tcBorders>
+            <w:tcMar>
+              <w:top w:type="dxa" w:w="80"/>
+              <w:left w:type="dxa" w:w="120"/>
+              <w:bottom w:type="dxa" w:w="80"/>
+              <w:right w:type="dxa" w:w="120"/>
+            </w:tcMar>
+          </w:tcPr>
+          <w:p>
+            <w:pPr>
+              <w:spacing w:after="0" w:before="0"/>
+            </w:pPr>
+            <w:r>
+              <w:rPr>
+                <w:rFonts w:ascii="Arial" w:cs="Arial" w:eastAsia="Arial" w:hAnsi="Arial"/>
+                <w:sz w:val="21"/>
+                <w:szCs w:val="21"/>
+              </w:rPr>
+              <w:t xml:space="preserve"/>
+            </w:r>
+          </w:p>
+        </w:tc>
+      </w:tr>
+    </w:tbl>
+    <w:p>
+      <w:pPr>
+        <w:keepNext/>
+        <w:spacing w:after="60" w:before="280"/>
+      </w:pPr>
+      <w:r>
+        <w:rPr>
+          <w:rFonts w:ascii="Arial" w:cs="Arial" w:eastAsia="Arial" w:hAnsi="Arial"/>
+          <w:b/>
+          <w:bCs/>
+          <w:sz w:val="22"/>
+          <w:szCs w:val="22"/>
+        </w:rPr>
+        <w:t xml:space="preserve">11.  </w:t>
+      </w:r>
+      <w:r>
+        <w:rPr>
+          <w:rFonts w:ascii="Arial" w:cs="Arial" w:eastAsia="Arial" w:hAnsi="Arial"/>
+          <w:b/>
+          <w:bCs/>
+          <w:sz w:val="22"/>
+          <w:szCs w:val="22"/>
+        </w:rPr>
+        <w:t xml:space="preserve">What does your filming schedule look like?</w:t>
+      </w:r>
+    </w:p>
+    <w:p>
+      <w:pPr>
+        <w:keepNext/>
+        <w:spacing w:after="80" w:before="0"/>
+      </w:pPr>
+      <w:r>
+        <w:rPr>
+          <w:rFonts w:ascii="Arial" w:cs="Arial" w:eastAsia="Arial" w:hAnsi="Arial"/>
+          <w:color w:val="6F6F6F"/>
+          <w:sz w:val="19"/>
+          <w:szCs w:val="19"/>
+        </w:rPr>
+        <w:t xml:space="preserve">Give us a few options and we'll lock in the day with you.</w:t>
+      </w:r>
+    </w:p>
+    <w:p>
+      <w:pPr>
+        <w:keepNext/>
+        <w:spacing w:after="80" w:before="0"/>
+      </w:pPr>
+      <w:r>
+        <w:rPr>
+          <w:rFonts w:ascii="Arial" w:cs="Arial" w:eastAsia="Arial" w:hAnsi="Arial"/>
+          <w:b/>
+          <w:bCs/>
+          <w:caps/>
+          <w:spacing w:val="20"/>
+          <w:sz w:val="16"/>
+          <w:szCs w:val="16"/>
+        </w:rPr>
+        <w:t xml:space="preserve">We need this one to scope your work</w:t>
       </w:r>
     </w:p>
     <w:tbl>
@@ -1121,7 +2566,7 @@
                 <w:sz w:val="18"/>
                 <w:szCs w:val="18"/>
               </w:rPr>
-              <w:t xml:space="preserve">What a win looks like in 3 months</w:t>
+              <w:t xml:space="preserve">Days that suit</w:t>
             </w:r>
           </w:p>
         </w:tc>
@@ -1189,7 +2634,7 @@
                 <w:sz w:val="18"/>
                 <w:szCs w:val="18"/>
               </w:rPr>
-              <w:t xml:space="preserve">How you'll measure it</w:t>
+              <w:t xml:space="preserve">Best times of day</w:t>
             </w:r>
           </w:p>
         </w:tc>
@@ -1257,7 +2702,7 @@
                 <w:sz w:val="18"/>
                 <w:szCs w:val="18"/>
               </w:rPr>
-              <w:t xml:space="preserve">Where that's at today</w:t>
+              <w:t xml:space="preserve">Dates or times to avoid</w:t>
             </w:r>
           </w:p>
         </w:tc>
@@ -1292,52 +2737,75 @@
           </w:p>
         </w:tc>
       </w:tr>
+      <w:tr>
+        <w:trPr>
+          <w:cantSplit/>
+          <w:trHeight w:val="520" w:hRule="atLeast"/>
+        </w:trPr>
+        <w:tc>
+          <w:tcPr>
+            <w:tcW w:type="dxa" w:w="3470"/>
+            <w:tcBorders>
+              <w:top w:val="single" w:color="BFBFBF" w:sz="4"/>
+              <w:left w:val="single" w:color="BFBFBF" w:sz="4"/>
+              <w:bottom w:val="single" w:color="BFBFBF" w:sz="4"/>
+              <w:right w:val="single" w:color="BFBFBF" w:sz="4"/>
+            </w:tcBorders>
+            <w:shd w:fill="F2F2F2" w:color="auto" w:val="clear"/>
+            <w:tcMar>
+              <w:top w:type="dxa" w:w="80"/>
+              <w:left w:type="dxa" w:w="120"/>
+              <w:bottom w:type="dxa" w:w="80"/>
+              <w:right w:type="dxa" w:w="120"/>
+            </w:tcMar>
+          </w:tcPr>
+          <w:p>
+            <w:pPr>
+              <w:spacing w:after="0" w:before="0"/>
+            </w:pPr>
+            <w:r>
+              <w:rPr>
+                <w:rFonts w:ascii="Arial" w:cs="Arial" w:eastAsia="Arial" w:hAnsi="Arial"/>
+                <w:color w:val="6F6F6F"/>
+                <w:sz w:val="18"/>
+                <w:szCs w:val="18"/>
+              </w:rPr>
+              <w:t xml:space="preserve">When you need the finished videos</w:t>
+            </w:r>
+          </w:p>
+        </w:tc>
+        <w:tc>
+          <w:tcPr>
+            <w:tcW w:type="dxa" w:w="6168"/>
+            <w:tcBorders>
+              <w:top w:val="single" w:color="BFBFBF" w:sz="4"/>
+              <w:left w:val="single" w:color="BFBFBF" w:sz="4"/>
+              <w:bottom w:val="single" w:color="BFBFBF" w:sz="4"/>
+              <w:right w:val="single" w:color="BFBFBF" w:sz="4"/>
+            </w:tcBorders>
+            <w:tcMar>
+              <w:top w:type="dxa" w:w="80"/>
+              <w:left w:type="dxa" w:w="120"/>
+              <w:bottom w:type="dxa" w:w="80"/>
+              <w:right w:type="dxa" w:w="120"/>
+            </w:tcMar>
+          </w:tcPr>
+          <w:p>
+            <w:pPr>
+              <w:spacing w:after="0" w:before="0"/>
+            </w:pPr>
+            <w:r>
+              <w:rPr>
+                <w:rFonts w:ascii="Arial" w:cs="Arial" w:eastAsia="Arial" w:hAnsi="Arial"/>
+                <w:sz w:val="21"/>
+                <w:szCs w:val="21"/>
+              </w:rPr>
+              <w:t xml:space="preserve"/>
+            </w:r>
+          </w:p>
+        </w:tc>
+      </w:tr>
     </w:tbl>
-    <w:p>
-      <w:pPr>
-        <w:keepNext/>
-        <w:pBdr>
-          <w:bottom w:val="single" w:color="111111" w:sz="12" w:space="6"/>
-        </w:pBdr>
-        <w:spacing w:after="80" w:before="480"/>
-      </w:pPr>
-      <w:r>
-        <w:rPr>
-          <w:rFonts w:ascii="Arial" w:cs="Arial" w:eastAsia="Arial" w:hAnsi="Arial"/>
-          <w:color w:val="6F6F6F"/>
-          <w:sz w:val="20"/>
-          <w:szCs w:val="20"/>
-        </w:rPr>
-        <w:t xml:space="preserve">04   </w:t>
-      </w:r>
-      <w:r>
-        <w:rPr>
-          <w:rFonts w:ascii="Arial" w:cs="Arial" w:eastAsia="Arial" w:hAnsi="Arial"/>
-          <w:b/>
-          <w:bCs/>
-          <w:sz w:val="32"/>
-          <w:szCs w:val="32"/>
-        </w:rPr>
-        <w:t xml:space="preserve">Your Shoot</w:t>
-      </w:r>
-    </w:p>
-    <w:p>
-      <w:pPr>
-        <w:keepNext/>
-        <w:spacing w:after="80" w:before="0"/>
-      </w:pPr>
-      <w:r>
-        <w:rPr>
-          <w:rFonts w:ascii="Arial" w:cs="Arial" w:eastAsia="Arial" w:hAnsi="Arial"/>
-          <w:i/>
-          <w:iCs/>
-          <w:color w:val="6F6F6F"/>
-          <w:sz w:val="18"/>
-          <w:szCs w:val="18"/>
-        </w:rPr>
-        <w:t xml:space="preserve">Only if you picked “Bespoke shoot” in question 1.</w:t>
-      </w:r>
-    </w:p>
     <w:p>
       <w:pPr>
         <w:keepNext/>
@@ -1351,7 +2819,7 @@
           <w:sz w:val="22"/>
           <w:szCs w:val="22"/>
         </w:rPr>
-        <w:t xml:space="preserve">6.  </w:t>
+        <w:t xml:space="preserve">12.  </w:t>
       </w:r>
       <w:r>
         <w:rPr>
@@ -1361,7 +2829,7 @@
           <w:sz w:val="22"/>
           <w:szCs w:val="22"/>
         </w:rPr>
-        <w:t xml:space="preserve">What kind of shoot?</w:t>
+        <w:t xml:space="preserve">How do you want to come across?</w:t>
       </w:r>
     </w:p>
     <w:p>
@@ -1376,7 +2844,7 @@
           <w:sz w:val="19"/>
           <w:szCs w:val="19"/>
         </w:rPr>
-        <w:t xml:space="preserve">Pick any that apply.</w:t>
+        <w:t xml:space="preserve">Pick two.</w:t>
       </w:r>
     </w:p>
     <w:p>
@@ -1391,7 +2859,7 @@
           <w:sz w:val="17"/>
           <w:szCs w:val="17"/>
         </w:rPr>
-        <w:t xml:space="preserve">Tick any that apply. Swap ☐ for ☒, or highlight your pick.</w:t>
+        <w:t xml:space="preserve">Pick up to 2. Swap ☐ for ☒, or highlight your pick.</w:t>
       </w:r>
     </w:p>
     <w:p>
@@ -1405,7 +2873,7 @@
           <w:sz w:val="21"/>
           <w:szCs w:val="21"/>
         </w:rPr>
-        <w:t xml:space="preserve">☐ Concept day (20 short videos)</w:t>
+        <w:t xml:space="preserve">☐ Funny</w:t>
       </w:r>
       <w:r>
         <w:rPr>
@@ -1413,7 +2881,7 @@
           <w:sz w:val="21"/>
           <w:szCs w:val="21"/>
         </w:rPr>
-        <w:t xml:space="preserve">      ☐ Brand film</w:t>
+        <w:t xml:space="preserve">      ☐ Calm</w:t>
       </w:r>
       <w:r>
         <w:rPr>
@@ -1421,7 +2889,7 @@
           <w:sz w:val="21"/>
           <w:szCs w:val="21"/>
         </w:rPr>
-        <w:t xml:space="preserve">      ☐ YouTube or long-form</w:t>
+        <w:t xml:space="preserve">      ☐ Premium</w:t>
       </w:r>
       <w:r>
         <w:rPr>
@@ -1429,7 +2897,7 @@
           <w:sz w:val="21"/>
           <w:szCs w:val="21"/>
         </w:rPr>
-        <w:t xml:space="preserve">      ☐ Customer testimonials</w:t>
+        <w:t xml:space="preserve">      ☐ Down-to-earth</w:t>
       </w:r>
       <w:r>
         <w:rPr>
@@ -1437,7 +2905,7 @@
           <w:sz w:val="21"/>
           <w:szCs w:val="21"/>
         </w:rPr>
-        <w:t xml:space="preserve">      ☐ Team or recruitment</w:t>
+        <w:t xml:space="preserve">      ☐ Nerdy</w:t>
       </w:r>
       <w:r>
         <w:rPr>
@@ -1445,23 +2913,7 @@
           <w:sz w:val="21"/>
           <w:szCs w:val="21"/>
         </w:rPr>
-        <w:t xml:space="preserve">      ☐ Product or menu</w:t>
-      </w:r>
-      <w:r>
-        <w:rPr>
-          <w:rFonts w:ascii="Arial" w:cs="Arial" w:eastAsia="Arial" w:hAnsi="Arial"/>
-          <w:sz w:val="21"/>
-          <w:szCs w:val="21"/>
-        </w:rPr>
-        <w:t xml:space="preserve">      ☐ Event coverage</w:t>
-      </w:r>
-      <w:r>
-        <w:rPr>
-          <w:rFonts w:ascii="Arial" w:cs="Arial" w:eastAsia="Arial" w:hAnsi="Arial"/>
-          <w:sz w:val="21"/>
-          <w:szCs w:val="21"/>
-        </w:rPr>
-        <w:t xml:space="preserve">      ☐ How-to or training</w:t>
+        <w:t xml:space="preserve">      ☐ Warm</w:t>
       </w:r>
     </w:p>
     <w:p>
@@ -1477,7 +2929,7 @@
           <w:sz w:val="19"/>
           <w:szCs w:val="19"/>
         </w:rPr>
-        <w:t xml:space="preserve">Anything else?</w:t>
+        <w:t xml:space="preserve">Links to videos you love, and why</w:t>
       </w:r>
     </w:p>
     <w:tbl>
@@ -1545,7 +2997,7 @@
           <w:sz w:val="22"/>
           <w:szCs w:val="22"/>
         </w:rPr>
-        <w:t xml:space="preserve">7.  </w:t>
+        <w:t xml:space="preserve">13.  </w:t>
       </w:r>
       <w:r>
         <w:rPr>
@@ -1555,7 +3007,22 @@
           <w:sz w:val="22"/>
           <w:szCs w:val="22"/>
         </w:rPr>
-        <w:t xml:space="preserve">What's it for, and where will it live?</w:t>
+        <w:t xml:space="preserve">What do people assume about you before their first visit, and what's actually true?</w:t>
+      </w:r>
+    </w:p>
+    <w:p>
+      <w:pPr>
+        <w:keepNext/>
+        <w:spacing w:after="80" w:before="0"/>
+      </w:pPr>
+      <w:r>
+        <w:rPr>
+          <w:rFonts w:ascii="Arial" w:cs="Arial" w:eastAsia="Arial" w:hAnsi="Arial"/>
+          <w:color w:val="6F6F6F"/>
+          <w:sz w:val="19"/>
+          <w:szCs w:val="19"/>
+        </w:rPr>
+        <w:t xml:space="preserve">The gap between what people expect and what really happens is where the best videos come from.</w:t>
       </w:r>
     </w:p>
     <w:p>
@@ -1572,7 +3039,7 @@
           <w:sz w:val="18"/>
           <w:szCs w:val="18"/>
         </w:rPr>
-        <w:t xml:space="preserve">e.g. A 90-second brand film for our homepage, plus cut-downs for Instagram ads.</w:t>
+        <w:t xml:space="preserve">e.g. They think we'll crack their neck and it'll hurt. Most first visits are slow, gentle and mostly talking.</w:t>
       </w:r>
     </w:p>
     <w:tbl>
@@ -1598,6 +3065,833 @@
         <w:tc>
           <w:tcPr>
             <w:tcW w:type="dxa" w:w="9638"/>
+            <w:tcBorders>
+              <w:top w:val="single" w:color="BFBFBF" w:sz="4"/>
+              <w:left w:val="single" w:color="BFBFBF" w:sz="4"/>
+              <w:bottom w:val="single" w:color="BFBFBF" w:sz="4"/>
+              <w:right w:val="single" w:color="BFBFBF" w:sz="4"/>
+            </w:tcBorders>
+            <w:tcMar>
+              <w:top w:type="dxa" w:w="80"/>
+              <w:left w:type="dxa" w:w="120"/>
+              <w:bottom w:type="dxa" w:w="80"/>
+              <w:right w:type="dxa" w:w="120"/>
+            </w:tcMar>
+          </w:tcPr>
+          <w:p>
+            <w:pPr>
+              <w:spacing w:after="0" w:before="0"/>
+            </w:pPr>
+            <w:r>
+              <w:rPr>
+                <w:rFonts w:ascii="Arial" w:cs="Arial" w:eastAsia="Arial" w:hAnsi="Arial"/>
+                <w:sz w:val="21"/>
+                <w:szCs w:val="21"/>
+              </w:rPr>
+              <w:t xml:space="preserve"/>
+            </w:r>
+          </w:p>
+        </w:tc>
+      </w:tr>
+    </w:tbl>
+    <w:p>
+      <w:pPr>
+        <w:keepNext/>
+        <w:spacing w:after="60" w:before="280"/>
+      </w:pPr>
+      <w:r>
+        <w:rPr>
+          <w:rFonts w:ascii="Arial" w:cs="Arial" w:eastAsia="Arial" w:hAnsi="Arial"/>
+          <w:b/>
+          <w:bCs/>
+          <w:sz w:val="22"/>
+          <w:szCs w:val="22"/>
+        </w:rPr>
+        <w:t xml:space="preserve">14.  </w:t>
+      </w:r>
+      <w:r>
+        <w:rPr>
+          <w:rFonts w:ascii="Arial" w:cs="Arial" w:eastAsia="Arial" w:hAnsi="Arial"/>
+          <w:b/>
+          <w:bCs/>
+          <w:sz w:val="22"/>
+          <w:szCs w:val="22"/>
+        </w:rPr>
+        <w:t xml:space="preserve">What's something only you have?</w:t>
+      </w:r>
+    </w:p>
+    <w:p>
+      <w:pPr>
+        <w:keepNext/>
+        <w:spacing w:after="80" w:before="0"/>
+      </w:pPr>
+      <w:r>
+        <w:rPr>
+          <w:rFonts w:ascii="Arial" w:cs="Arial" w:eastAsia="Arial" w:hAnsi="Arial"/>
+          <w:color w:val="6F6F6F"/>
+          <w:sz w:val="19"/>
+          <w:szCs w:val="19"/>
+        </w:rPr>
+        <w:t xml:space="preserve">A signature move, a ritual, a prop, a regular, a view, a sound. The little things customers remember and competitors can't copy.</w:t>
+      </w:r>
+    </w:p>
+    <w:p>
+      <w:pPr>
+        <w:keepNext/>
+        <w:spacing w:after="80" w:before="0"/>
+      </w:pPr>
+      <w:r>
+        <w:rPr>
+          <w:rFonts w:ascii="Arial" w:cs="Arial" w:eastAsia="Arial" w:hAnsi="Arial"/>
+          <w:i/>
+          <w:iCs/>
+          <w:color w:val="9A9A9A"/>
+          <w:sz w:val="18"/>
+          <w:szCs w:val="18"/>
+        </w:rPr>
+        <w:t xml:space="preserve">e.g. Our chef plates every dish at the pass in front of the dining room.</w:t>
+      </w:r>
+    </w:p>
+    <w:tbl>
+      <w:tblPr>
+        <w:tblW w:type="dxa" w:w="9638"/>
+        <w:tblBorders>
+          <w:top w:val="single" w:color="auto" w:sz="4"/>
+          <w:left w:val="single" w:color="auto" w:sz="4"/>
+          <w:bottom w:val="single" w:color="auto" w:sz="4"/>
+          <w:right w:val="single" w:color="auto" w:sz="4"/>
+          <w:insideH w:val="single" w:color="auto" w:sz="4"/>
+          <w:insideV w:val="single" w:color="auto" w:sz="4"/>
+        </w:tblBorders>
+      </w:tblPr>
+      <w:tblGrid>
+        <w:gridCol w:w="9638"/>
+      </w:tblGrid>
+      <w:tr>
+        <w:trPr>
+          <w:cantSplit/>
+          <w:trHeight w:val="1300" w:hRule="atLeast"/>
+        </w:trPr>
+        <w:tc>
+          <w:tcPr>
+            <w:tcW w:type="dxa" w:w="9638"/>
+            <w:tcBorders>
+              <w:top w:val="single" w:color="BFBFBF" w:sz="4"/>
+              <w:left w:val="single" w:color="BFBFBF" w:sz="4"/>
+              <w:bottom w:val="single" w:color="BFBFBF" w:sz="4"/>
+              <w:right w:val="single" w:color="BFBFBF" w:sz="4"/>
+            </w:tcBorders>
+            <w:tcMar>
+              <w:top w:type="dxa" w:w="80"/>
+              <w:left w:type="dxa" w:w="120"/>
+              <w:bottom w:type="dxa" w:w="80"/>
+              <w:right w:type="dxa" w:w="120"/>
+            </w:tcMar>
+          </w:tcPr>
+          <w:p>
+            <w:pPr>
+              <w:spacing w:after="0" w:before="0"/>
+            </w:pPr>
+            <w:r>
+              <w:rPr>
+                <w:rFonts w:ascii="Arial" w:cs="Arial" w:eastAsia="Arial" w:hAnsi="Arial"/>
+                <w:sz w:val="21"/>
+                <w:szCs w:val="21"/>
+              </w:rPr>
+              <w:t xml:space="preserve"/>
+            </w:r>
+          </w:p>
+        </w:tc>
+      </w:tr>
+    </w:tbl>
+    <w:p>
+      <w:pPr>
+        <w:keepNext/>
+        <w:spacing w:after="60" w:before="280"/>
+      </w:pPr>
+      <w:r>
+        <w:rPr>
+          <w:rFonts w:ascii="Arial" w:cs="Arial" w:eastAsia="Arial" w:hAnsi="Arial"/>
+          <w:b/>
+          <w:bCs/>
+          <w:sz w:val="22"/>
+          <w:szCs w:val="22"/>
+        </w:rPr>
+        <w:t xml:space="preserve">15.  </w:t>
+      </w:r>
+      <w:r>
+        <w:rPr>
+          <w:rFonts w:ascii="Arial" w:cs="Arial" w:eastAsia="Arial" w:hAnsi="Arial"/>
+          <w:b/>
+          <w:bCs/>
+          <w:sz w:val="22"/>
+          <w:szCs w:val="22"/>
+        </w:rPr>
+        <w:t xml:space="preserve">Does your industry have rules about advertising?</w:t>
+      </w:r>
+    </w:p>
+    <w:p>
+      <w:pPr>
+        <w:keepNext/>
+        <w:spacing w:after="80" w:before="0"/>
+      </w:pPr>
+      <w:r>
+        <w:rPr>
+          <w:rFonts w:ascii="Arial" w:cs="Arial" w:eastAsia="Arial" w:hAnsi="Arial"/>
+          <w:color w:val="6F6F6F"/>
+          <w:sz w:val="19"/>
+          <w:szCs w:val="19"/>
+        </w:rPr>
+        <w:t xml:space="preserve">Pick any that apply. Not sure is a perfectly good answer.</w:t>
+      </w:r>
+    </w:p>
+    <w:p>
+      <w:pPr>
+        <w:keepNext/>
+        <w:spacing w:after="80" w:before="0"/>
+      </w:pPr>
+      <w:r>
+        <w:rPr>
+          <w:rFonts w:ascii="Arial" w:cs="Arial" w:eastAsia="Arial" w:hAnsi="Arial"/>
+          <w:color w:val="6F6F6F"/>
+          <w:sz w:val="17"/>
+          <w:szCs w:val="17"/>
+        </w:rPr>
+        <w:t xml:space="preserve">Tick any that apply. Swap ☐ for ☒, or highlight your pick.</w:t>
+      </w:r>
+    </w:p>
+    <w:p>
+      <w:pPr>
+        <w:keepNext/>
+        <w:spacing w:after="120" w:before="0" w:line="360"/>
+      </w:pPr>
+      <w:r>
+        <w:rPr>
+          <w:rFonts w:ascii="Arial" w:cs="Arial" w:eastAsia="Arial" w:hAnsi="Arial"/>
+          <w:sz w:val="21"/>
+          <w:szCs w:val="21"/>
+        </w:rPr>
+        <w:t xml:space="preserve">☐ Health (AHPRA)</w:t>
+      </w:r>
+      <w:r>
+        <w:rPr>
+          <w:rFonts w:ascii="Arial" w:cs="Arial" w:eastAsia="Arial" w:hAnsi="Arial"/>
+          <w:sz w:val="21"/>
+          <w:szCs w:val="21"/>
+        </w:rPr>
+        <w:t xml:space="preserve">      ☐ Food</w:t>
+      </w:r>
+      <w:r>
+        <w:rPr>
+          <w:rFonts w:ascii="Arial" w:cs="Arial" w:eastAsia="Arial" w:hAnsi="Arial"/>
+          <w:sz w:val="21"/>
+          <w:szCs w:val="21"/>
+        </w:rPr>
+        <w:t xml:space="preserve">      ☐ Alcohol</w:t>
+      </w:r>
+      <w:r>
+        <w:rPr>
+          <w:rFonts w:ascii="Arial" w:cs="Arial" w:eastAsia="Arial" w:hAnsi="Arial"/>
+          <w:sz w:val="21"/>
+          <w:szCs w:val="21"/>
+        </w:rPr>
+        <w:t xml:space="preserve">      ☐ Finance</w:t>
+      </w:r>
+      <w:r>
+        <w:rPr>
+          <w:rFonts w:ascii="Arial" w:cs="Arial" w:eastAsia="Arial" w:hAnsi="Arial"/>
+          <w:sz w:val="21"/>
+          <w:szCs w:val="21"/>
+        </w:rPr>
+        <w:t xml:space="preserve">      ☐ None</w:t>
+      </w:r>
+      <w:r>
+        <w:rPr>
+          <w:rFonts w:ascii="Arial" w:cs="Arial" w:eastAsia="Arial" w:hAnsi="Arial"/>
+          <w:sz w:val="21"/>
+          <w:szCs w:val="21"/>
+        </w:rPr>
+        <w:t xml:space="preserve">      ☐ Not sure</w:t>
+      </w:r>
+    </w:p>
+    <w:p>
+      <w:pPr>
+        <w:keepNext/>
+        <w:spacing w:after="80" w:before="0"/>
+      </w:pPr>
+      <w:r>
+        <w:rPr>
+          <w:rFonts w:ascii="Arial" w:cs="Arial" w:eastAsia="Arial" w:hAnsi="Arial"/>
+          <w:b/>
+          <w:bCs/>
+          <w:sz w:val="19"/>
+          <w:szCs w:val="19"/>
+        </w:rPr>
+        <w:t xml:space="preserve">Words or promises you can't use</w:t>
+      </w:r>
+    </w:p>
+    <w:tbl>
+      <w:tblPr>
+        <w:tblW w:type="dxa" w:w="9638"/>
+        <w:tblBorders>
+          <w:top w:val="single" w:color="auto" w:sz="4"/>
+          <w:left w:val="single" w:color="auto" w:sz="4"/>
+          <w:bottom w:val="single" w:color="auto" w:sz="4"/>
+          <w:right w:val="single" w:color="auto" w:sz="4"/>
+          <w:insideH w:val="single" w:color="auto" w:sz="4"/>
+          <w:insideV w:val="single" w:color="auto" w:sz="4"/>
+        </w:tblBorders>
+      </w:tblPr>
+      <w:tblGrid>
+        <w:gridCol w:w="9638"/>
+      </w:tblGrid>
+      <w:tr>
+        <w:trPr>
+          <w:cantSplit/>
+          <w:trHeight w:val="800" w:hRule="atLeast"/>
+        </w:trPr>
+        <w:tc>
+          <w:tcPr>
+            <w:tcW w:type="dxa" w:w="9638"/>
+            <w:tcBorders>
+              <w:top w:val="single" w:color="BFBFBF" w:sz="4"/>
+              <w:left w:val="single" w:color="BFBFBF" w:sz="4"/>
+              <w:bottom w:val="single" w:color="BFBFBF" w:sz="4"/>
+              <w:right w:val="single" w:color="BFBFBF" w:sz="4"/>
+            </w:tcBorders>
+            <w:tcMar>
+              <w:top w:type="dxa" w:w="80"/>
+              <w:left w:type="dxa" w:w="120"/>
+              <w:bottom w:type="dxa" w:w="80"/>
+              <w:right w:type="dxa" w:w="120"/>
+            </w:tcMar>
+          </w:tcPr>
+          <w:p>
+            <w:pPr>
+              <w:spacing w:after="0" w:before="0"/>
+            </w:pPr>
+            <w:r>
+              <w:rPr>
+                <w:rFonts w:ascii="Arial" w:cs="Arial" w:eastAsia="Arial" w:hAnsi="Arial"/>
+                <w:sz w:val="21"/>
+                <w:szCs w:val="21"/>
+              </w:rPr>
+              <w:t xml:space="preserve"/>
+            </w:r>
+          </w:p>
+        </w:tc>
+      </w:tr>
+    </w:tbl>
+    <w:p>
+      <w:pPr>
+        <w:keepNext/>
+        <w:pBdr>
+          <w:bottom w:val="single" w:color="111111" w:sz="12" w:space="6"/>
+        </w:pBdr>
+        <w:spacing w:after="80" w:before="480"/>
+      </w:pPr>
+      <w:r>
+        <w:rPr>
+          <w:rFonts w:ascii="Arial" w:cs="Arial" w:eastAsia="Arial" w:hAnsi="Arial"/>
+          <w:color w:val="6F6F6F"/>
+          <w:sz w:val="20"/>
+          <w:szCs w:val="20"/>
+        </w:rPr>
+        <w:t xml:space="preserve">05   </w:t>
+      </w:r>
+      <w:r>
+        <w:rPr>
+          <w:rFonts w:ascii="Arial" w:cs="Arial" w:eastAsia="Arial" w:hAnsi="Arial"/>
+          <w:b/>
+          <w:bCs/>
+          <w:sz w:val="32"/>
+          <w:szCs w:val="32"/>
+        </w:rPr>
+        <w:t xml:space="preserve">AI Training</w:t>
+      </w:r>
+    </w:p>
+    <w:p>
+      <w:pPr>
+        <w:keepNext/>
+        <w:spacing w:after="80" w:before="0"/>
+      </w:pPr>
+      <w:r>
+        <w:rPr>
+          <w:rFonts w:ascii="Arial" w:cs="Arial" w:eastAsia="Arial" w:hAnsi="Arial"/>
+          <w:i/>
+          <w:iCs/>
+          <w:color w:val="6F6F6F"/>
+          <w:sz w:val="18"/>
+          <w:szCs w:val="18"/>
+        </w:rPr>
+        <w:t xml:space="preserve">Only if you picked “AI training” in question 4.</w:t>
+      </w:r>
+    </w:p>
+    <w:p>
+      <w:pPr>
+        <w:keepNext/>
+        <w:spacing w:after="60" w:before="280"/>
+      </w:pPr>
+      <w:r>
+        <w:rPr>
+          <w:rFonts w:ascii="Arial" w:cs="Arial" w:eastAsia="Arial" w:hAnsi="Arial"/>
+          <w:b/>
+          <w:bCs/>
+          <w:sz w:val="22"/>
+          <w:szCs w:val="22"/>
+        </w:rPr>
+        <w:t xml:space="preserve">16.  </w:t>
+      </w:r>
+      <w:r>
+        <w:rPr>
+          <w:rFonts w:ascii="Arial" w:cs="Arial" w:eastAsia="Arial" w:hAnsi="Arial"/>
+          <w:b/>
+          <w:bCs/>
+          <w:sz w:val="22"/>
+          <w:szCs w:val="22"/>
+        </w:rPr>
+        <w:t xml:space="preserve">Tell us about the team we'd be training.</w:t>
+      </w:r>
+    </w:p>
+    <w:tbl>
+      <w:tblPr>
+        <w:tblW w:type="dxa" w:w="9638"/>
+        <w:tblBorders>
+          <w:top w:val="single" w:color="auto" w:sz="4"/>
+          <w:left w:val="single" w:color="auto" w:sz="4"/>
+          <w:bottom w:val="single" w:color="auto" w:sz="4"/>
+          <w:right w:val="single" w:color="auto" w:sz="4"/>
+          <w:insideH w:val="single" w:color="auto" w:sz="4"/>
+          <w:insideV w:val="single" w:color="auto" w:sz="4"/>
+        </w:tblBorders>
+      </w:tblPr>
+      <w:tblGrid>
+        <w:gridCol w:w="3470"/>
+        <w:gridCol w:w="6168"/>
+      </w:tblGrid>
+      <w:tr>
+        <w:trPr>
+          <w:cantSplit/>
+          <w:trHeight w:val="520" w:hRule="atLeast"/>
+        </w:trPr>
+        <w:tc>
+          <w:tcPr>
+            <w:tcW w:type="dxa" w:w="3470"/>
+            <w:tcBorders>
+              <w:top w:val="single" w:color="BFBFBF" w:sz="4"/>
+              <w:left w:val="single" w:color="BFBFBF" w:sz="4"/>
+              <w:bottom w:val="single" w:color="BFBFBF" w:sz="4"/>
+              <w:right w:val="single" w:color="BFBFBF" w:sz="4"/>
+            </w:tcBorders>
+            <w:shd w:fill="F2F2F2" w:color="auto" w:val="clear"/>
+            <w:tcMar>
+              <w:top w:type="dxa" w:w="80"/>
+              <w:left w:type="dxa" w:w="120"/>
+              <w:bottom w:type="dxa" w:w="80"/>
+              <w:right w:type="dxa" w:w="120"/>
+            </w:tcMar>
+          </w:tcPr>
+          <w:p>
+            <w:pPr>
+              <w:spacing w:after="0" w:before="0"/>
+            </w:pPr>
+            <w:r>
+              <w:rPr>
+                <w:rFonts w:ascii="Arial" w:cs="Arial" w:eastAsia="Arial" w:hAnsi="Arial"/>
+                <w:color w:val="6F6F6F"/>
+                <w:sz w:val="18"/>
+                <w:szCs w:val="18"/>
+              </w:rPr>
+              <w:t xml:space="preserve">How many people</w:t>
+            </w:r>
+          </w:p>
+        </w:tc>
+        <w:tc>
+          <w:tcPr>
+            <w:tcW w:type="dxa" w:w="6168"/>
+            <w:tcBorders>
+              <w:top w:val="single" w:color="BFBFBF" w:sz="4"/>
+              <w:left w:val="single" w:color="BFBFBF" w:sz="4"/>
+              <w:bottom w:val="single" w:color="BFBFBF" w:sz="4"/>
+              <w:right w:val="single" w:color="BFBFBF" w:sz="4"/>
+            </w:tcBorders>
+            <w:tcMar>
+              <w:top w:type="dxa" w:w="80"/>
+              <w:left w:type="dxa" w:w="120"/>
+              <w:bottom w:type="dxa" w:w="80"/>
+              <w:right w:type="dxa" w:w="120"/>
+            </w:tcMar>
+          </w:tcPr>
+          <w:p>
+            <w:pPr>
+              <w:spacing w:after="0" w:before="0"/>
+            </w:pPr>
+            <w:r>
+              <w:rPr>
+                <w:rFonts w:ascii="Arial" w:cs="Arial" w:eastAsia="Arial" w:hAnsi="Arial"/>
+                <w:sz w:val="21"/>
+                <w:szCs w:val="21"/>
+              </w:rPr>
+              <w:t xml:space="preserve"/>
+            </w:r>
+          </w:p>
+        </w:tc>
+      </w:tr>
+      <w:tr>
+        <w:trPr>
+          <w:cantSplit/>
+          <w:trHeight w:val="520" w:hRule="atLeast"/>
+        </w:trPr>
+        <w:tc>
+          <w:tcPr>
+            <w:tcW w:type="dxa" w:w="3470"/>
+            <w:tcBorders>
+              <w:top w:val="single" w:color="BFBFBF" w:sz="4"/>
+              <w:left w:val="single" w:color="BFBFBF" w:sz="4"/>
+              <w:bottom w:val="single" w:color="BFBFBF" w:sz="4"/>
+              <w:right w:val="single" w:color="BFBFBF" w:sz="4"/>
+            </w:tcBorders>
+            <w:shd w:fill="F2F2F2" w:color="auto" w:val="clear"/>
+            <w:tcMar>
+              <w:top w:type="dxa" w:w="80"/>
+              <w:left w:type="dxa" w:w="120"/>
+              <w:bottom w:type="dxa" w:w="80"/>
+              <w:right w:type="dxa" w:w="120"/>
+            </w:tcMar>
+          </w:tcPr>
+          <w:p>
+            <w:pPr>
+              <w:spacing w:after="0" w:before="0"/>
+            </w:pPr>
+            <w:r>
+              <w:rPr>
+                <w:rFonts w:ascii="Arial" w:cs="Arial" w:eastAsia="Arial" w:hAnsi="Arial"/>
+                <w:color w:val="6F6F6F"/>
+                <w:sz w:val="18"/>
+                <w:szCs w:val="18"/>
+              </w:rPr>
+              <w:t xml:space="preserve">What they do</w:t>
+            </w:r>
+          </w:p>
+        </w:tc>
+        <w:tc>
+          <w:tcPr>
+            <w:tcW w:type="dxa" w:w="6168"/>
+            <w:tcBorders>
+              <w:top w:val="single" w:color="BFBFBF" w:sz="4"/>
+              <w:left w:val="single" w:color="BFBFBF" w:sz="4"/>
+              <w:bottom w:val="single" w:color="BFBFBF" w:sz="4"/>
+              <w:right w:val="single" w:color="BFBFBF" w:sz="4"/>
+            </w:tcBorders>
+            <w:tcMar>
+              <w:top w:type="dxa" w:w="80"/>
+              <w:left w:type="dxa" w:w="120"/>
+              <w:bottom w:type="dxa" w:w="80"/>
+              <w:right w:type="dxa" w:w="120"/>
+            </w:tcMar>
+          </w:tcPr>
+          <w:p>
+            <w:pPr>
+              <w:spacing w:after="0" w:before="0"/>
+            </w:pPr>
+            <w:r>
+              <w:rPr>
+                <w:rFonts w:ascii="Arial" w:cs="Arial" w:eastAsia="Arial" w:hAnsi="Arial"/>
+                <w:sz w:val="21"/>
+                <w:szCs w:val="21"/>
+              </w:rPr>
+              <w:t xml:space="preserve"/>
+            </w:r>
+          </w:p>
+        </w:tc>
+      </w:tr>
+      <w:tr>
+        <w:trPr>
+          <w:cantSplit/>
+          <w:trHeight w:val="520" w:hRule="atLeast"/>
+        </w:trPr>
+        <w:tc>
+          <w:tcPr>
+            <w:tcW w:type="dxa" w:w="3470"/>
+            <w:tcBorders>
+              <w:top w:val="single" w:color="BFBFBF" w:sz="4"/>
+              <w:left w:val="single" w:color="BFBFBF" w:sz="4"/>
+              <w:bottom w:val="single" w:color="BFBFBF" w:sz="4"/>
+              <w:right w:val="single" w:color="BFBFBF" w:sz="4"/>
+            </w:tcBorders>
+            <w:shd w:fill="F2F2F2" w:color="auto" w:val="clear"/>
+            <w:tcMar>
+              <w:top w:type="dxa" w:w="80"/>
+              <w:left w:type="dxa" w:w="120"/>
+              <w:bottom w:type="dxa" w:w="80"/>
+              <w:right w:type="dxa" w:w="120"/>
+            </w:tcMar>
+          </w:tcPr>
+          <w:p>
+            <w:pPr>
+              <w:spacing w:after="0" w:before="0"/>
+            </w:pPr>
+            <w:r>
+              <w:rPr>
+                <w:rFonts w:ascii="Arial" w:cs="Arial" w:eastAsia="Arial" w:hAnsi="Arial"/>
+                <w:color w:val="6F6F6F"/>
+                <w:sz w:val="18"/>
+                <w:szCs w:val="18"/>
+              </w:rPr>
+              <w:t xml:space="preserve">How much they use AI now</w:t>
+            </w:r>
+          </w:p>
+        </w:tc>
+        <w:tc>
+          <w:tcPr>
+            <w:tcW w:type="dxa" w:w="6168"/>
+            <w:tcBorders>
+              <w:top w:val="single" w:color="BFBFBF" w:sz="4"/>
+              <w:left w:val="single" w:color="BFBFBF" w:sz="4"/>
+              <w:bottom w:val="single" w:color="BFBFBF" w:sz="4"/>
+              <w:right w:val="single" w:color="BFBFBF" w:sz="4"/>
+            </w:tcBorders>
+            <w:tcMar>
+              <w:top w:type="dxa" w:w="80"/>
+              <w:left w:type="dxa" w:w="120"/>
+              <w:bottom w:type="dxa" w:w="80"/>
+              <w:right w:type="dxa" w:w="120"/>
+            </w:tcMar>
+          </w:tcPr>
+          <w:p>
+            <w:pPr>
+              <w:spacing w:after="0" w:before="0"/>
+            </w:pPr>
+            <w:r>
+              <w:rPr>
+                <w:rFonts w:ascii="Arial" w:cs="Arial" w:eastAsia="Arial" w:hAnsi="Arial"/>
+                <w:sz w:val="21"/>
+                <w:szCs w:val="21"/>
+              </w:rPr>
+              <w:t xml:space="preserve"/>
+            </w:r>
+          </w:p>
+        </w:tc>
+      </w:tr>
+    </w:tbl>
+    <w:p>
+      <w:pPr>
+        <w:keepNext/>
+        <w:spacing w:after="60" w:before="280"/>
+      </w:pPr>
+      <w:r>
+        <w:rPr>
+          <w:rFonts w:ascii="Arial" w:cs="Arial" w:eastAsia="Arial" w:hAnsi="Arial"/>
+          <w:b/>
+          <w:bCs/>
+          <w:sz w:val="22"/>
+          <w:szCs w:val="22"/>
+        </w:rPr>
+        <w:t xml:space="preserve">17.  </w:t>
+      </w:r>
+      <w:r>
+        <w:rPr>
+          <w:rFonts w:ascii="Arial" w:cs="Arial" w:eastAsia="Arial" w:hAnsi="Arial"/>
+          <w:b/>
+          <w:bCs/>
+          <w:sz w:val="22"/>
+          <w:szCs w:val="22"/>
+        </w:rPr>
+        <w:t xml:space="preserve">Which jobs eat up your team's time?</w:t>
+      </w:r>
+    </w:p>
+    <w:tbl>
+      <w:tblPr>
+        <w:tblW w:type="dxa" w:w="9638"/>
+        <w:tblBorders>
+          <w:top w:val="single" w:color="auto" w:sz="4"/>
+          <w:left w:val="single" w:color="auto" w:sz="4"/>
+          <w:bottom w:val="single" w:color="auto" w:sz="4"/>
+          <w:right w:val="single" w:color="auto" w:sz="4"/>
+          <w:insideH w:val="single" w:color="auto" w:sz="4"/>
+          <w:insideV w:val="single" w:color="auto" w:sz="4"/>
+        </w:tblBorders>
+      </w:tblPr>
+      <w:tblGrid>
+        <w:gridCol w:w="3470"/>
+        <w:gridCol w:w="6168"/>
+      </w:tblGrid>
+      <w:tr>
+        <w:trPr>
+          <w:cantSplit/>
+          <w:trHeight w:val="520" w:hRule="atLeast"/>
+        </w:trPr>
+        <w:tc>
+          <w:tcPr>
+            <w:tcW w:type="dxa" w:w="3470"/>
+            <w:tcBorders>
+              <w:top w:val="single" w:color="BFBFBF" w:sz="4"/>
+              <w:left w:val="single" w:color="BFBFBF" w:sz="4"/>
+              <w:bottom w:val="single" w:color="BFBFBF" w:sz="4"/>
+              <w:right w:val="single" w:color="BFBFBF" w:sz="4"/>
+            </w:tcBorders>
+            <w:shd w:fill="F2F2F2" w:color="auto" w:val="clear"/>
+            <w:tcMar>
+              <w:top w:type="dxa" w:w="80"/>
+              <w:left w:type="dxa" w:w="120"/>
+              <w:bottom w:type="dxa" w:w="80"/>
+              <w:right w:type="dxa" w:w="120"/>
+            </w:tcMar>
+          </w:tcPr>
+          <w:p>
+            <w:pPr>
+              <w:spacing w:after="0" w:before="0"/>
+            </w:pPr>
+            <w:r>
+              <w:rPr>
+                <w:rFonts w:ascii="Arial" w:cs="Arial" w:eastAsia="Arial" w:hAnsi="Arial"/>
+                <w:color w:val="6F6F6F"/>
+                <w:sz w:val="18"/>
+                <w:szCs w:val="18"/>
+              </w:rPr>
+              <w:t xml:space="preserve">The jobs</w:t>
+            </w:r>
+          </w:p>
+        </w:tc>
+        <w:tc>
+          <w:tcPr>
+            <w:tcW w:type="dxa" w:w="6168"/>
+            <w:tcBorders>
+              <w:top w:val="single" w:color="BFBFBF" w:sz="4"/>
+              <w:left w:val="single" w:color="BFBFBF" w:sz="4"/>
+              <w:bottom w:val="single" w:color="BFBFBF" w:sz="4"/>
+              <w:right w:val="single" w:color="BFBFBF" w:sz="4"/>
+            </w:tcBorders>
+            <w:tcMar>
+              <w:top w:type="dxa" w:w="80"/>
+              <w:left w:type="dxa" w:w="120"/>
+              <w:bottom w:type="dxa" w:w="80"/>
+              <w:right w:type="dxa" w:w="120"/>
+            </w:tcMar>
+          </w:tcPr>
+          <w:p>
+            <w:pPr>
+              <w:spacing w:after="0" w:before="0"/>
+            </w:pPr>
+            <w:r>
+              <w:rPr>
+                <w:rFonts w:ascii="Arial" w:cs="Arial" w:eastAsia="Arial" w:hAnsi="Arial"/>
+                <w:sz w:val="21"/>
+                <w:szCs w:val="21"/>
+              </w:rPr>
+              <w:t xml:space="preserve"/>
+            </w:r>
+          </w:p>
+        </w:tc>
+      </w:tr>
+      <w:tr>
+        <w:trPr>
+          <w:cantSplit/>
+          <w:trHeight w:val="520" w:hRule="atLeast"/>
+        </w:trPr>
+        <w:tc>
+          <w:tcPr>
+            <w:tcW w:type="dxa" w:w="3470"/>
+            <w:tcBorders>
+              <w:top w:val="single" w:color="BFBFBF" w:sz="4"/>
+              <w:left w:val="single" w:color="BFBFBF" w:sz="4"/>
+              <w:bottom w:val="single" w:color="BFBFBF" w:sz="4"/>
+              <w:right w:val="single" w:color="BFBFBF" w:sz="4"/>
+            </w:tcBorders>
+            <w:shd w:fill="F2F2F2" w:color="auto" w:val="clear"/>
+            <w:tcMar>
+              <w:top w:type="dxa" w:w="80"/>
+              <w:left w:type="dxa" w:w="120"/>
+              <w:bottom w:type="dxa" w:w="80"/>
+              <w:right w:type="dxa" w:w="120"/>
+            </w:tcMar>
+          </w:tcPr>
+          <w:p>
+            <w:pPr>
+              <w:spacing w:after="0" w:before="0"/>
+            </w:pPr>
+            <w:r>
+              <w:rPr>
+                <w:rFonts w:ascii="Arial" w:cs="Arial" w:eastAsia="Arial" w:hAnsi="Arial"/>
+                <w:color w:val="6F6F6F"/>
+                <w:sz w:val="18"/>
+                <w:szCs w:val="18"/>
+              </w:rPr>
+              <w:t xml:space="preserve">Rough hours a week on them, all up</w:t>
+            </w:r>
+          </w:p>
+        </w:tc>
+        <w:tc>
+          <w:tcPr>
+            <w:tcW w:type="dxa" w:w="6168"/>
+            <w:tcBorders>
+              <w:top w:val="single" w:color="BFBFBF" w:sz="4"/>
+              <w:left w:val="single" w:color="BFBFBF" w:sz="4"/>
+              <w:bottom w:val="single" w:color="BFBFBF" w:sz="4"/>
+              <w:right w:val="single" w:color="BFBFBF" w:sz="4"/>
+            </w:tcBorders>
+            <w:tcMar>
+              <w:top w:type="dxa" w:w="80"/>
+              <w:left w:type="dxa" w:w="120"/>
+              <w:bottom w:type="dxa" w:w="80"/>
+              <w:right w:type="dxa" w:w="120"/>
+            </w:tcMar>
+          </w:tcPr>
+          <w:p>
+            <w:pPr>
+              <w:spacing w:after="0" w:before="0"/>
+            </w:pPr>
+            <w:r>
+              <w:rPr>
+                <w:rFonts w:ascii="Arial" w:cs="Arial" w:eastAsia="Arial" w:hAnsi="Arial"/>
+                <w:sz w:val="21"/>
+                <w:szCs w:val="21"/>
+              </w:rPr>
+              <w:t xml:space="preserve"/>
+            </w:r>
+          </w:p>
+        </w:tc>
+      </w:tr>
+      <w:tr>
+        <w:trPr>
+          <w:cantSplit/>
+          <w:trHeight w:val="520" w:hRule="atLeast"/>
+        </w:trPr>
+        <w:tc>
+          <w:tcPr>
+            <w:tcW w:type="dxa" w:w="3470"/>
+            <w:tcBorders>
+              <w:top w:val="single" w:color="BFBFBF" w:sz="4"/>
+              <w:left w:val="single" w:color="BFBFBF" w:sz="4"/>
+              <w:bottom w:val="single" w:color="BFBFBF" w:sz="4"/>
+              <w:right w:val="single" w:color="BFBFBF" w:sz="4"/>
+            </w:tcBorders>
+            <w:shd w:fill="F2F2F2" w:color="auto" w:val="clear"/>
+            <w:tcMar>
+              <w:top w:type="dxa" w:w="80"/>
+              <w:left w:type="dxa" w:w="120"/>
+              <w:bottom w:type="dxa" w:w="80"/>
+              <w:right w:type="dxa" w:w="120"/>
+            </w:tcMar>
+          </w:tcPr>
+          <w:p>
+            <w:pPr>
+              <w:spacing w:after="0" w:before="0"/>
+            </w:pPr>
+            <w:r>
+              <w:rPr>
+                <w:rFonts w:ascii="Arial" w:cs="Arial" w:eastAsia="Arial" w:hAnsi="Arial"/>
+                <w:color w:val="6F6F6F"/>
+                <w:sz w:val="18"/>
+                <w:szCs w:val="18"/>
+              </w:rPr>
+              <w:t xml:space="preserve">Anything you've tried already</w:t>
+            </w:r>
+          </w:p>
+        </w:tc>
+        <w:tc>
+          <w:tcPr>
+            <w:tcW w:type="dxa" w:w="6168"/>
             <w:tcBorders>
               <w:top w:val="single" w:color="BFBFBF" w:sz="4"/>
               <w:left w:val="single" w:color="BFBFBF" w:sz="4"/>
@@ -1695,7 +3989,7 @@
                 <w:sz w:val="18"/>
                 <w:szCs w:val="18"/>
               </w:rPr>
-              <w:t xml:space="preserve">Who needs to see it, and what should they do after watching?</w:t>
+              <w:t xml:space="preserve">What would your team do with that time back?</w:t>
             </w:r>
           </w:p>
         </w:tc>
@@ -1744,7 +4038,7 @@
           <w:sz w:val="22"/>
           <w:szCs w:val="22"/>
         </w:rPr>
-        <w:t xml:space="preserve">8.  </w:t>
+        <w:t xml:space="preserve">18.  </w:t>
       </w:r>
       <w:r>
         <w:rPr>
@@ -1754,7 +4048,7 @@
           <w:sz w:val="22"/>
           <w:szCs w:val="22"/>
         </w:rPr>
-        <w:t xml:space="preserve">Who and what needs to be on camera?</w:t>
+        <w:t xml:space="preserve">What software does your team use every day?</w:t>
       </w:r>
     </w:p>
     <w:p>
@@ -1771,7 +4065,7 @@
           <w:sz w:val="18"/>
           <w:szCs w:val="18"/>
         </w:rPr>
-        <w:t xml:space="preserve">e.g. Our head chef, three signature dishes, the dining room during service.</w:t>
+        <w:t xml:space="preserve">e.g. Microsoft 365, Xero, Cliniko, Square</w:t>
       </w:r>
     </w:p>
     <w:tbl>
@@ -1894,7 +4188,343 @@
                 <w:sz w:val="18"/>
                 <w:szCs w:val="18"/>
               </w:rPr>
-              <w:t xml:space="preserve">What do they say all the time? Phrases, sayings, how they explain things to customers</w:t>
+              <w:t xml:space="preserve">Any rules about client data or privacy we should know about?</w:t>
+            </w:r>
+          </w:p>
+        </w:tc>
+        <w:tc>
+          <w:tcPr>
+            <w:tcW w:type="dxa" w:w="6168"/>
+            <w:tcBorders>
+              <w:top w:val="single" w:color="BFBFBF" w:sz="4"/>
+              <w:left w:val="single" w:color="BFBFBF" w:sz="4"/>
+              <w:bottom w:val="single" w:color="BFBFBF" w:sz="4"/>
+              <w:right w:val="single" w:color="BFBFBF" w:sz="4"/>
+            </w:tcBorders>
+            <w:tcMar>
+              <w:top w:type="dxa" w:w="80"/>
+              <w:left w:type="dxa" w:w="120"/>
+              <w:bottom w:type="dxa" w:w="80"/>
+              <w:right w:type="dxa" w:w="120"/>
+            </w:tcMar>
+          </w:tcPr>
+          <w:p>
+            <w:pPr>
+              <w:spacing w:after="0" w:before="0"/>
+            </w:pPr>
+            <w:r>
+              <w:rPr>
+                <w:rFonts w:ascii="Arial" w:cs="Arial" w:eastAsia="Arial" w:hAnsi="Arial"/>
+                <w:sz w:val="21"/>
+                <w:szCs w:val="21"/>
+              </w:rPr>
+              <w:t xml:space="preserve"/>
+            </w:r>
+          </w:p>
+        </w:tc>
+      </w:tr>
+    </w:tbl>
+    <w:p>
+      <w:pPr>
+        <w:keepNext/>
+        <w:spacing w:after="60" w:before="280"/>
+      </w:pPr>
+      <w:r>
+        <w:rPr>
+          <w:rFonts w:ascii="Arial" w:cs="Arial" w:eastAsia="Arial" w:hAnsi="Arial"/>
+          <w:b/>
+          <w:bCs/>
+          <w:sz w:val="22"/>
+          <w:szCs w:val="22"/>
+        </w:rPr>
+        <w:t xml:space="preserve">19.  </w:t>
+      </w:r>
+      <w:r>
+        <w:rPr>
+          <w:rFonts w:ascii="Arial" w:cs="Arial" w:eastAsia="Arial" w:hAnsi="Arial"/>
+          <w:b/>
+          <w:bCs/>
+          <w:sz w:val="22"/>
+          <w:szCs w:val="22"/>
+        </w:rPr>
+        <w:t xml:space="preserve">How and when would you like the training?</w:t>
+      </w:r>
+    </w:p>
+    <w:p>
+      <w:pPr>
+        <w:keepNext/>
+        <w:spacing w:after="80" w:before="0"/>
+      </w:pPr>
+      <w:r>
+        <w:rPr>
+          <w:rFonts w:ascii="Arial" w:cs="Arial" w:eastAsia="Arial" w:hAnsi="Arial"/>
+          <w:color w:val="6F6F6F"/>
+          <w:sz w:val="19"/>
+          <w:szCs w:val="19"/>
+        </w:rPr>
+        <w:t xml:space="preserve">Pick any that suit, then tell us when your team is free.</w:t>
+      </w:r>
+    </w:p>
+    <w:p>
+      <w:pPr>
+        <w:keepNext/>
+        <w:spacing w:after="80" w:before="0"/>
+      </w:pPr>
+      <w:r>
+        <w:rPr>
+          <w:rFonts w:ascii="Arial" w:cs="Arial" w:eastAsia="Arial" w:hAnsi="Arial"/>
+          <w:b/>
+          <w:bCs/>
+          <w:caps/>
+          <w:spacing w:val="20"/>
+          <w:sz w:val="16"/>
+          <w:szCs w:val="16"/>
+        </w:rPr>
+        <w:t xml:space="preserve">We need this one to scope your work</w:t>
+      </w:r>
+    </w:p>
+    <w:p>
+      <w:pPr>
+        <w:keepNext/>
+        <w:spacing w:after="80" w:before="0"/>
+      </w:pPr>
+      <w:r>
+        <w:rPr>
+          <w:rFonts w:ascii="Arial" w:cs="Arial" w:eastAsia="Arial" w:hAnsi="Arial"/>
+          <w:color w:val="6F6F6F"/>
+          <w:sz w:val="17"/>
+          <w:szCs w:val="17"/>
+        </w:rPr>
+        <w:t xml:space="preserve">Tick any that apply. Swap ☐ for ☒, or highlight your pick.</w:t>
+      </w:r>
+    </w:p>
+    <w:p>
+      <w:pPr>
+        <w:keepNext/>
+        <w:spacing w:after="120" w:before="0" w:line="360"/>
+      </w:pPr>
+      <w:r>
+        <w:rPr>
+          <w:rFonts w:ascii="Arial" w:cs="Arial" w:eastAsia="Arial" w:hAnsi="Arial"/>
+          <w:sz w:val="21"/>
+          <w:szCs w:val="21"/>
+        </w:rPr>
+        <w:t xml:space="preserve">☐ Team workshop</w:t>
+      </w:r>
+      <w:r>
+        <w:rPr>
+          <w:rFonts w:ascii="Arial" w:cs="Arial" w:eastAsia="Arial" w:hAnsi="Arial"/>
+          <w:sz w:val="21"/>
+          <w:szCs w:val="21"/>
+        </w:rPr>
+        <w:t xml:space="preserve">      ☐ One-on-one</w:t>
+      </w:r>
+      <w:r>
+        <w:rPr>
+          <w:rFonts w:ascii="Arial" w:cs="Arial" w:eastAsia="Arial" w:hAnsi="Arial"/>
+          <w:sz w:val="21"/>
+          <w:szCs w:val="21"/>
+        </w:rPr>
+        <w:t xml:space="preserve">      ☐ Set it up for us</w:t>
+      </w:r>
+      <w:r>
+        <w:rPr>
+          <w:rFonts w:ascii="Arial" w:cs="Arial" w:eastAsia="Arial" w:hAnsi="Arial"/>
+          <w:sz w:val="21"/>
+          <w:szCs w:val="21"/>
+        </w:rPr>
+        <w:t xml:space="preserve">      ☐ Not sure</w:t>
+      </w:r>
+    </w:p>
+    <w:p>
+      <w:pPr>
+        <w:keepNext/>
+        <w:spacing w:after="80" w:before="0"/>
+      </w:pPr>
+      <w:r>
+        <w:rPr>
+          <w:rFonts w:ascii="Arial" w:cs="Arial" w:eastAsia="Arial" w:hAnsi="Arial"/>
+          <w:b/>
+          <w:bCs/>
+          <w:sz w:val="19"/>
+          <w:szCs w:val="19"/>
+        </w:rPr>
+        <w:t xml:space="preserve">When could your team do sessions?</w:t>
+      </w:r>
+    </w:p>
+    <w:tbl>
+      <w:tblPr>
+        <w:tblW w:type="dxa" w:w="9638"/>
+        <w:tblBorders>
+          <w:top w:val="single" w:color="auto" w:sz="4"/>
+          <w:left w:val="single" w:color="auto" w:sz="4"/>
+          <w:bottom w:val="single" w:color="auto" w:sz="4"/>
+          <w:right w:val="single" w:color="auto" w:sz="4"/>
+          <w:insideH w:val="single" w:color="auto" w:sz="4"/>
+          <w:insideV w:val="single" w:color="auto" w:sz="4"/>
+        </w:tblBorders>
+      </w:tblPr>
+      <w:tblGrid>
+        <w:gridCol w:w="9638"/>
+      </w:tblGrid>
+      <w:tr>
+        <w:trPr>
+          <w:cantSplit/>
+          <w:trHeight w:val="800" w:hRule="atLeast"/>
+        </w:trPr>
+        <w:tc>
+          <w:tcPr>
+            <w:tcW w:type="dxa" w:w="9638"/>
+            <w:tcBorders>
+              <w:top w:val="single" w:color="BFBFBF" w:sz="4"/>
+              <w:left w:val="single" w:color="BFBFBF" w:sz="4"/>
+              <w:bottom w:val="single" w:color="BFBFBF" w:sz="4"/>
+              <w:right w:val="single" w:color="BFBFBF" w:sz="4"/>
+            </w:tcBorders>
+            <w:tcMar>
+              <w:top w:type="dxa" w:w="80"/>
+              <w:left w:type="dxa" w:w="120"/>
+              <w:bottom w:type="dxa" w:w="80"/>
+              <w:right w:type="dxa" w:w="120"/>
+            </w:tcMar>
+          </w:tcPr>
+          <w:p>
+            <w:pPr>
+              <w:spacing w:after="0" w:before="0"/>
+            </w:pPr>
+            <w:r>
+              <w:rPr>
+                <w:rFonts w:ascii="Arial" w:cs="Arial" w:eastAsia="Arial" w:hAnsi="Arial"/>
+                <w:sz w:val="21"/>
+                <w:szCs w:val="21"/>
+              </w:rPr>
+              <w:t xml:space="preserve"/>
+            </w:r>
+          </w:p>
+        </w:tc>
+      </w:tr>
+    </w:tbl>
+    <w:p>
+      <w:pPr>
+        <w:keepNext/>
+        <w:pBdr>
+          <w:bottom w:val="single" w:color="111111" w:sz="12" w:space="6"/>
+        </w:pBdr>
+        <w:spacing w:after="80" w:before="480"/>
+      </w:pPr>
+      <w:r>
+        <w:rPr>
+          <w:rFonts w:ascii="Arial" w:cs="Arial" w:eastAsia="Arial" w:hAnsi="Arial"/>
+          <w:color w:val="6F6F6F"/>
+          <w:sz w:val="20"/>
+          <w:szCs w:val="20"/>
+        </w:rPr>
+        <w:t xml:space="preserve">06   </w:t>
+      </w:r>
+      <w:r>
+        <w:rPr>
+          <w:rFonts w:ascii="Arial" w:cs="Arial" w:eastAsia="Arial" w:hAnsi="Arial"/>
+          <w:b/>
+          <w:bCs/>
+          <w:sz w:val="32"/>
+          <w:szCs w:val="32"/>
+        </w:rPr>
+        <w:t xml:space="preserve">Your Website</w:t>
+      </w:r>
+    </w:p>
+    <w:p>
+      <w:pPr>
+        <w:keepNext/>
+        <w:spacing w:after="80" w:before="0"/>
+      </w:pPr>
+      <w:r>
+        <w:rPr>
+          <w:rFonts w:ascii="Arial" w:cs="Arial" w:eastAsia="Arial" w:hAnsi="Arial"/>
+          <w:i/>
+          <w:iCs/>
+          <w:color w:val="6F6F6F"/>
+          <w:sz w:val="18"/>
+          <w:szCs w:val="18"/>
+        </w:rPr>
+        <w:t xml:space="preserve">Only if you picked “Website” in question 4.</w:t>
+      </w:r>
+    </w:p>
+    <w:p>
+      <w:pPr>
+        <w:keepNext/>
+        <w:spacing w:after="60" w:before="280"/>
+      </w:pPr>
+      <w:r>
+        <w:rPr>
+          <w:rFonts w:ascii="Arial" w:cs="Arial" w:eastAsia="Arial" w:hAnsi="Arial"/>
+          <w:b/>
+          <w:bCs/>
+          <w:sz w:val="22"/>
+          <w:szCs w:val="22"/>
+        </w:rPr>
+        <w:t xml:space="preserve">20.  </w:t>
+      </w:r>
+      <w:r>
+        <w:rPr>
+          <w:rFonts w:ascii="Arial" w:cs="Arial" w:eastAsia="Arial" w:hAnsi="Arial"/>
+          <w:b/>
+          <w:bCs/>
+          <w:sz w:val="22"/>
+          <w:szCs w:val="22"/>
+        </w:rPr>
+        <w:t xml:space="preserve">Tell us about your current website.</w:t>
+      </w:r>
+    </w:p>
+    <w:tbl>
+      <w:tblPr>
+        <w:tblW w:type="dxa" w:w="9638"/>
+        <w:tblBorders>
+          <w:top w:val="single" w:color="auto" w:sz="4"/>
+          <w:left w:val="single" w:color="auto" w:sz="4"/>
+          <w:bottom w:val="single" w:color="auto" w:sz="4"/>
+          <w:right w:val="single" w:color="auto" w:sz="4"/>
+          <w:insideH w:val="single" w:color="auto" w:sz="4"/>
+          <w:insideV w:val="single" w:color="auto" w:sz="4"/>
+        </w:tblBorders>
+      </w:tblPr>
+      <w:tblGrid>
+        <w:gridCol w:w="3470"/>
+        <w:gridCol w:w="6168"/>
+      </w:tblGrid>
+      <w:tr>
+        <w:trPr>
+          <w:cantSplit/>
+          <w:trHeight w:val="520" w:hRule="atLeast"/>
+        </w:trPr>
+        <w:tc>
+          <w:tcPr>
+            <w:tcW w:type="dxa" w:w="3470"/>
+            <w:tcBorders>
+              <w:top w:val="single" w:color="BFBFBF" w:sz="4"/>
+              <w:left w:val="single" w:color="BFBFBF" w:sz="4"/>
+              <w:bottom w:val="single" w:color="BFBFBF" w:sz="4"/>
+              <w:right w:val="single" w:color="BFBFBF" w:sz="4"/>
+            </w:tcBorders>
+            <w:shd w:fill="F2F2F2" w:color="auto" w:val="clear"/>
+            <w:tcMar>
+              <w:top w:type="dxa" w:w="80"/>
+              <w:left w:type="dxa" w:w="120"/>
+              <w:bottom w:type="dxa" w:w="80"/>
+              <w:right w:type="dxa" w:w="120"/>
+            </w:tcMar>
+          </w:tcPr>
+          <w:p>
+            <w:pPr>
+              <w:spacing w:after="0" w:before="0"/>
+            </w:pPr>
+            <w:r>
+              <w:rPr>
+                <w:rFonts w:ascii="Arial" w:cs="Arial" w:eastAsia="Arial" w:hAnsi="Arial"/>
+                <w:color w:val="6F6F6F"/>
+                <w:sz w:val="18"/>
+                <w:szCs w:val="18"/>
+              </w:rPr>
+              <w:t xml:space="preserve">Current website</w:t>
             </w:r>
           </w:p>
         </w:tc>
@@ -1932,7 +4562,7 @@
       <w:tr>
         <w:trPr>
           <w:cantSplit/>
-          <w:trHeight w:val="700" w:hRule="atLeast"/>
+          <w:trHeight w:val="520" w:hRule="atLeast"/>
         </w:trPr>
         <w:tc>
           <w:tcPr>
@@ -1962,7 +4592,7 @@
                 <w:sz w:val="18"/>
                 <w:szCs w:val="18"/>
               </w:rPr>
-              <w:t xml:space="preserve">What do they look like on a normal day? Age range, hair, build and what they usually wear</w:t>
+              <w:t xml:space="preserve">What it's built on, if you know</w:t>
             </w:r>
           </w:p>
         </w:tc>
@@ -2000,7 +4630,7 @@
       <w:tr>
         <w:trPr>
           <w:cantSplit/>
-          <w:trHeight w:val="700" w:hRule="atLeast"/>
+          <w:trHeight w:val="520" w:hRule="atLeast"/>
         </w:trPr>
         <w:tc>
           <w:tcPr>
@@ -2030,7 +4660,7 @@
                 <w:sz w:val="18"/>
                 <w:szCs w:val="18"/>
               </w:rPr>
-              <w:t xml:space="preserve">Anyone who'd rather not be filmed?</w:t>
+              <w:t xml:space="preserve">Who looks after it now</w:t>
             </w:r>
           </w:p>
         </w:tc>
@@ -2068,7 +4698,7 @@
       <w:tr>
         <w:trPr>
           <w:cantSplit/>
-          <w:trHeight w:val="700" w:hRule="atLeast"/>
+          <w:trHeight w:val="520" w:hRule="atLeast"/>
         </w:trPr>
         <w:tc>
           <w:tcPr>
@@ -2098,7 +4728,7 @@
                 <w:sz w:val="18"/>
                 <w:szCs w:val="18"/>
               </w:rPr>
-              <w:t xml:space="preserve">Qualifications, written exactly as they're allowed to use them</w:t>
+              <w:t xml:space="preserve">Visitors a month, if you know</w:t>
             </w:r>
           </w:p>
         </w:tc>
@@ -2133,6 +4763,142 @@
           </w:p>
         </w:tc>
       </w:tr>
+      <w:tr>
+        <w:trPr>
+          <w:cantSplit/>
+          <w:trHeight w:val="520" w:hRule="atLeast"/>
+        </w:trPr>
+        <w:tc>
+          <w:tcPr>
+            <w:tcW w:type="dxa" w:w="3470"/>
+            <w:tcBorders>
+              <w:top w:val="single" w:color="BFBFBF" w:sz="4"/>
+              <w:left w:val="single" w:color="BFBFBF" w:sz="4"/>
+              <w:bottom w:val="single" w:color="BFBFBF" w:sz="4"/>
+              <w:right w:val="single" w:color="BFBFBF" w:sz="4"/>
+            </w:tcBorders>
+            <w:shd w:fill="F2F2F2" w:color="auto" w:val="clear"/>
+            <w:tcMar>
+              <w:top w:type="dxa" w:w="80"/>
+              <w:left w:type="dxa" w:w="120"/>
+              <w:bottom w:type="dxa" w:w="80"/>
+              <w:right w:type="dxa" w:w="120"/>
+            </w:tcMar>
+          </w:tcPr>
+          <w:p>
+            <w:pPr>
+              <w:spacing w:after="0" w:before="0"/>
+            </w:pPr>
+            <w:r>
+              <w:rPr>
+                <w:rFonts w:ascii="Arial" w:cs="Arial" w:eastAsia="Arial" w:hAnsi="Arial"/>
+                <w:color w:val="6F6F6F"/>
+                <w:sz w:val="18"/>
+                <w:szCs w:val="18"/>
+              </w:rPr>
+              <w:t xml:space="preserve">Do you have the logins for your domain and hosting?</w:t>
+            </w:r>
+          </w:p>
+        </w:tc>
+        <w:tc>
+          <w:tcPr>
+            <w:tcW w:type="dxa" w:w="6168"/>
+            <w:tcBorders>
+              <w:top w:val="single" w:color="BFBFBF" w:sz="4"/>
+              <w:left w:val="single" w:color="BFBFBF" w:sz="4"/>
+              <w:bottom w:val="single" w:color="BFBFBF" w:sz="4"/>
+              <w:right w:val="single" w:color="BFBFBF" w:sz="4"/>
+            </w:tcBorders>
+            <w:tcMar>
+              <w:top w:type="dxa" w:w="80"/>
+              <w:left w:type="dxa" w:w="120"/>
+              <w:bottom w:type="dxa" w:w="80"/>
+              <w:right w:type="dxa" w:w="120"/>
+            </w:tcMar>
+          </w:tcPr>
+          <w:p>
+            <w:pPr>
+              <w:spacing w:after="0" w:before="0"/>
+            </w:pPr>
+            <w:r>
+              <w:rPr>
+                <w:rFonts w:ascii="Arial" w:cs="Arial" w:eastAsia="Arial" w:hAnsi="Arial"/>
+                <w:sz w:val="21"/>
+                <w:szCs w:val="21"/>
+              </w:rPr>
+              <w:t xml:space="preserve"/>
+            </w:r>
+          </w:p>
+        </w:tc>
+      </w:tr>
+      <w:tr>
+        <w:trPr>
+          <w:cantSplit/>
+          <w:trHeight w:val="520" w:hRule="atLeast"/>
+        </w:trPr>
+        <w:tc>
+          <w:tcPr>
+            <w:tcW w:type="dxa" w:w="3470"/>
+            <w:tcBorders>
+              <w:top w:val="single" w:color="BFBFBF" w:sz="4"/>
+              <w:left w:val="single" w:color="BFBFBF" w:sz="4"/>
+              <w:bottom w:val="single" w:color="BFBFBF" w:sz="4"/>
+              <w:right w:val="single" w:color="BFBFBF" w:sz="4"/>
+            </w:tcBorders>
+            <w:shd w:fill="F2F2F2" w:color="auto" w:val="clear"/>
+            <w:tcMar>
+              <w:top w:type="dxa" w:w="80"/>
+              <w:left w:type="dxa" w:w="120"/>
+              <w:bottom w:type="dxa" w:w="80"/>
+              <w:right w:type="dxa" w:w="120"/>
+            </w:tcMar>
+          </w:tcPr>
+          <w:p>
+            <w:pPr>
+              <w:spacing w:after="0" w:before="0"/>
+            </w:pPr>
+            <w:r>
+              <w:rPr>
+                <w:rFonts w:ascii="Arial" w:cs="Arial" w:eastAsia="Arial" w:hAnsi="Arial"/>
+                <w:color w:val="6F6F6F"/>
+                <w:sz w:val="18"/>
+                <w:szCs w:val="18"/>
+              </w:rPr>
+              <w:t xml:space="preserve">Google Business Profile</w:t>
+            </w:r>
+          </w:p>
+        </w:tc>
+        <w:tc>
+          <w:tcPr>
+            <w:tcW w:type="dxa" w:w="6168"/>
+            <w:tcBorders>
+              <w:top w:val="single" w:color="BFBFBF" w:sz="4"/>
+              <w:left w:val="single" w:color="BFBFBF" w:sz="4"/>
+              <w:bottom w:val="single" w:color="BFBFBF" w:sz="4"/>
+              <w:right w:val="single" w:color="BFBFBF" w:sz="4"/>
+            </w:tcBorders>
+            <w:tcMar>
+              <w:top w:type="dxa" w:w="80"/>
+              <w:left w:type="dxa" w:w="120"/>
+              <w:bottom w:type="dxa" w:w="80"/>
+              <w:right w:type="dxa" w:w="120"/>
+            </w:tcMar>
+          </w:tcPr>
+          <w:p>
+            <w:pPr>
+              <w:spacing w:after="0" w:before="0"/>
+            </w:pPr>
+            <w:r>
+              <w:rPr>
+                <w:rFonts w:ascii="Arial" w:cs="Arial" w:eastAsia="Arial" w:hAnsi="Arial"/>
+                <w:sz w:val="21"/>
+                <w:szCs w:val="21"/>
+              </w:rPr>
+              <w:t xml:space="preserve"/>
+            </w:r>
+          </w:p>
+        </w:tc>
+      </w:tr>
     </w:tbl>
     <w:p>
       <w:pPr>
@@ -2147,7 +4913,7 @@
           <w:sz w:val="22"/>
           <w:szCs w:val="22"/>
         </w:rPr>
-        <w:t xml:space="preserve">9.  </w:t>
+        <w:t xml:space="preserve">21.  </w:t>
       </w:r>
       <w:r>
         <w:rPr>
@@ -2157,22 +4923,7 @@
           <w:sz w:val="22"/>
           <w:szCs w:val="22"/>
         </w:rPr>
-        <w:t xml:space="preserve">Where are we filming?</w:t>
-      </w:r>
-    </w:p>
-    <w:p>
-      <w:pPr>
-        <w:keepNext/>
-        <w:spacing w:after="80" w:before="0"/>
-      </w:pPr>
-      <w:r>
-        <w:rPr>
-          <w:rFonts w:ascii="Arial" w:cs="Arial" w:eastAsia="Arial" w:hAnsi="Arial"/>
-          <w:color w:val="6F6F6F"/>
-          <w:sz w:val="19"/>
-          <w:szCs w:val="19"/>
-        </w:rPr>
-        <w:t xml:space="preserve">Melbourne only. List the address and spaces we can use, plus parking and access.</w:t>
+        <w:t xml:space="preserve">What's not working about it?</w:t>
       </w:r>
     </w:p>
     <w:p>
@@ -2189,7 +4940,117 @@
           <w:sz w:val="18"/>
           <w:szCs w:val="18"/>
         </w:rPr>
-        <w:t xml:space="preserve">e.g. 12 Main St, Mentone. Treatment rooms, reception, shopfront. Parking out the back.</w:t>
+        <w:t xml:space="preserve">e.g. It's slow, it looks old, and nobody can find the book button on their phone.</w:t>
+      </w:r>
+    </w:p>
+    <w:tbl>
+      <w:tblPr>
+        <w:tblW w:type="dxa" w:w="9638"/>
+        <w:tblBorders>
+          <w:top w:val="single" w:color="auto" w:sz="4"/>
+          <w:left w:val="single" w:color="auto" w:sz="4"/>
+          <w:bottom w:val="single" w:color="auto" w:sz="4"/>
+          <w:right w:val="single" w:color="auto" w:sz="4"/>
+          <w:insideH w:val="single" w:color="auto" w:sz="4"/>
+          <w:insideV w:val="single" w:color="auto" w:sz="4"/>
+        </w:tblBorders>
+      </w:tblPr>
+      <w:tblGrid>
+        <w:gridCol w:w="9638"/>
+      </w:tblGrid>
+      <w:tr>
+        <w:trPr>
+          <w:cantSplit/>
+          <w:trHeight w:val="1300" w:hRule="atLeast"/>
+        </w:trPr>
+        <w:tc>
+          <w:tcPr>
+            <w:tcW w:type="dxa" w:w="9638"/>
+            <w:tcBorders>
+              <w:top w:val="single" w:color="BFBFBF" w:sz="4"/>
+              <w:left w:val="single" w:color="BFBFBF" w:sz="4"/>
+              <w:bottom w:val="single" w:color="BFBFBF" w:sz="4"/>
+              <w:right w:val="single" w:color="BFBFBF" w:sz="4"/>
+            </w:tcBorders>
+            <w:tcMar>
+              <w:top w:type="dxa" w:w="80"/>
+              <w:left w:type="dxa" w:w="120"/>
+              <w:bottom w:type="dxa" w:w="80"/>
+              <w:right w:type="dxa" w:w="120"/>
+            </w:tcMar>
+          </w:tcPr>
+          <w:p>
+            <w:pPr>
+              <w:spacing w:after="0" w:before="0"/>
+            </w:pPr>
+            <w:r>
+              <w:rPr>
+                <w:rFonts w:ascii="Arial" w:cs="Arial" w:eastAsia="Arial" w:hAnsi="Arial"/>
+                <w:sz w:val="21"/>
+                <w:szCs w:val="21"/>
+              </w:rPr>
+              <w:t xml:space="preserve"/>
+            </w:r>
+          </w:p>
+        </w:tc>
+      </w:tr>
+    </w:tbl>
+    <w:p>
+      <w:pPr>
+        <w:keepNext/>
+        <w:spacing w:after="60" w:before="280"/>
+      </w:pPr>
+      <w:r>
+        <w:rPr>
+          <w:rFonts w:ascii="Arial" w:cs="Arial" w:eastAsia="Arial" w:hAnsi="Arial"/>
+          <w:b/>
+          <w:bCs/>
+          <w:sz w:val="22"/>
+          <w:szCs w:val="22"/>
+        </w:rPr>
+        <w:t xml:space="preserve">22.  </w:t>
+      </w:r>
+      <w:r>
+        <w:rPr>
+          <w:rFonts w:ascii="Arial" w:cs="Arial" w:eastAsia="Arial" w:hAnsi="Arial"/>
+          <w:b/>
+          <w:bCs/>
+          <w:sz w:val="22"/>
+          <w:szCs w:val="22"/>
+        </w:rPr>
+        <w:t xml:space="preserve">What should your new site do?</w:t>
+      </w:r>
+    </w:p>
+    <w:p>
+      <w:pPr>
+        <w:keepNext/>
+        <w:spacing w:after="80" w:before="0"/>
+      </w:pPr>
+      <w:r>
+        <w:rPr>
+          <w:rFonts w:ascii="Arial" w:cs="Arial" w:eastAsia="Arial" w:hAnsi="Arial"/>
+          <w:color w:val="6F6F6F"/>
+          <w:sz w:val="19"/>
+          <w:szCs w:val="19"/>
+        </w:rPr>
+        <w:t xml:space="preserve">Get enquiries, take bookings, sell products, explain your services, help you hire.</w:t>
+      </w:r>
+    </w:p>
+    <w:p>
+      <w:pPr>
+        <w:keepNext/>
+        <w:spacing w:after="80" w:before="0"/>
+      </w:pPr>
+      <w:r>
+        <w:rPr>
+          <w:rFonts w:ascii="Arial" w:cs="Arial" w:eastAsia="Arial" w:hAnsi="Arial"/>
+          <w:i/>
+          <w:iCs/>
+          <w:color w:val="9A9A9A"/>
+          <w:sz w:val="18"/>
+          <w:szCs w:val="18"/>
+        </w:rPr>
+        <w:t xml:space="preserve">e.g. Get people booking an initial consult in two taps.</w:t>
       </w:r>
     </w:p>
     <w:tbl>
@@ -2312,7 +5173,7 @@
                 <w:sz w:val="18"/>
                 <w:szCs w:val="18"/>
               </w:rPr>
-              <w:t xml:space="preserve">Anything we can't show? (customers' faces, computer screens, other brands)</w:t>
+              <w:t xml:space="preserve">Anything it needs to connect to? (booking system, payments, newsletter, Google profile)</w:t>
             </w:r>
           </w:p>
         </w:tc>
@@ -2347,6 +5208,74 @@
           </w:p>
         </w:tc>
       </w:tr>
+      <w:tr>
+        <w:trPr>
+          <w:cantSplit/>
+          <w:trHeight w:val="700" w:hRule="atLeast"/>
+        </w:trPr>
+        <w:tc>
+          <w:tcPr>
+            <w:tcW w:type="dxa" w:w="3470"/>
+            <w:tcBorders>
+              <w:top w:val="single" w:color="BFBFBF" w:sz="4"/>
+              <w:left w:val="single" w:color="BFBFBF" w:sz="4"/>
+              <w:bottom w:val="single" w:color="BFBFBF" w:sz="4"/>
+              <w:right w:val="single" w:color="BFBFBF" w:sz="4"/>
+            </w:tcBorders>
+            <w:shd w:fill="F2F2F2" w:color="auto" w:val="clear"/>
+            <w:tcMar>
+              <w:top w:type="dxa" w:w="80"/>
+              <w:left w:type="dxa" w:w="120"/>
+              <w:bottom w:type="dxa" w:w="80"/>
+              <w:right w:type="dxa" w:w="120"/>
+            </w:tcMar>
+          </w:tcPr>
+          <w:p>
+            <w:pPr>
+              <w:spacing w:after="0" w:before="0"/>
+            </w:pPr>
+            <w:r>
+              <w:rPr>
+                <w:rFonts w:ascii="Arial" w:cs="Arial" w:eastAsia="Arial" w:hAnsi="Arial"/>
+                <w:color w:val="6F6F6F"/>
+                <w:sz w:val="18"/>
+                <w:szCs w:val="18"/>
+              </w:rPr>
+              <w:t xml:space="preserve">Pages you know you need</w:t>
+            </w:r>
+          </w:p>
+        </w:tc>
+        <w:tc>
+          <w:tcPr>
+            <w:tcW w:type="dxa" w:w="6168"/>
+            <w:tcBorders>
+              <w:top w:val="single" w:color="BFBFBF" w:sz="4"/>
+              <w:left w:val="single" w:color="BFBFBF" w:sz="4"/>
+              <w:bottom w:val="single" w:color="BFBFBF" w:sz="4"/>
+              <w:right w:val="single" w:color="BFBFBF" w:sz="4"/>
+            </w:tcBorders>
+            <w:tcMar>
+              <w:top w:type="dxa" w:w="80"/>
+              <w:left w:type="dxa" w:w="120"/>
+              <w:bottom w:type="dxa" w:w="80"/>
+              <w:right w:type="dxa" w:w="120"/>
+            </w:tcMar>
+          </w:tcPr>
+          <w:p>
+            <w:pPr>
+              <w:spacing w:after="0" w:before="0"/>
+            </w:pPr>
+            <w:r>
+              <w:rPr>
+                <w:rFonts w:ascii="Arial" w:cs="Arial" w:eastAsia="Arial" w:hAnsi="Arial"/>
+                <w:sz w:val="21"/>
+                <w:szCs w:val="21"/>
+              </w:rPr>
+              <w:t xml:space="preserve"/>
+            </w:r>
+          </w:p>
+        </w:tc>
+      </w:tr>
     </w:tbl>
     <w:p>
       <w:pPr>
@@ -2361,7 +5290,7 @@
           <w:sz w:val="22"/>
           <w:szCs w:val="22"/>
         </w:rPr>
-        <w:t xml:space="preserve">10.  </w:t>
+        <w:t xml:space="preserve">23.  </w:t>
       </w:r>
       <w:r>
         <w:rPr>
@@ -2371,7 +5300,7 @@
           <w:sz w:val="22"/>
           <w:szCs w:val="22"/>
         </w:rPr>
-        <w:t xml:space="preserve">What does your filming schedule look like?</w:t>
+        <w:t xml:space="preserve">Which websites do you like, and why?</w:t>
       </w:r>
     </w:p>
     <w:p>
@@ -2386,7 +5315,7 @@
           <w:sz w:val="19"/>
           <w:szCs w:val="19"/>
         </w:rPr>
-        <w:t xml:space="preserve">Give us a few options and we'll lock in the day with you.</w:t>
+        <w:t xml:space="preserve">Any business, any industry.</w:t>
       </w:r>
     </w:p>
     <w:p>
@@ -2397,14 +5326,91 @@
       <w:r>
         <w:rPr>
           <w:rFonts w:ascii="Arial" w:cs="Arial" w:eastAsia="Arial" w:hAnsi="Arial"/>
-          <w:b/>
-          <w:bCs/>
-          <w:caps/>
-          <w:spacing w:val="20"/>
-          <w:sz w:val="16"/>
-          <w:szCs w:val="16"/>
-        </w:rPr>
-        <w:t xml:space="preserve">We need this one to scope your work</w:t>
+          <w:i/>
+          <w:iCs/>
+          <w:color w:val="9A9A9A"/>
+          <w:sz w:val="18"/>
+          <w:szCs w:val="18"/>
+        </w:rPr>
+        <w:t xml:space="preserve">e.g. aesop.com for how calm it feels.</w:t>
+      </w:r>
+    </w:p>
+    <w:tbl>
+      <w:tblPr>
+        <w:tblW w:type="dxa" w:w="9638"/>
+        <w:tblBorders>
+          <w:top w:val="single" w:color="auto" w:sz="4"/>
+          <w:left w:val="single" w:color="auto" w:sz="4"/>
+          <w:bottom w:val="single" w:color="auto" w:sz="4"/>
+          <w:right w:val="single" w:color="auto" w:sz="4"/>
+          <w:insideH w:val="single" w:color="auto" w:sz="4"/>
+          <w:insideV w:val="single" w:color="auto" w:sz="4"/>
+        </w:tblBorders>
+      </w:tblPr>
+      <w:tblGrid>
+        <w:gridCol w:w="9638"/>
+      </w:tblGrid>
+      <w:tr>
+        <w:trPr>
+          <w:cantSplit/>
+          <w:trHeight w:val="1300" w:hRule="atLeast"/>
+        </w:trPr>
+        <w:tc>
+          <w:tcPr>
+            <w:tcW w:type="dxa" w:w="9638"/>
+            <w:tcBorders>
+              <w:top w:val="single" w:color="BFBFBF" w:sz="4"/>
+              <w:left w:val="single" w:color="BFBFBF" w:sz="4"/>
+              <w:bottom w:val="single" w:color="BFBFBF" w:sz="4"/>
+              <w:right w:val="single" w:color="BFBFBF" w:sz="4"/>
+            </w:tcBorders>
+            <w:tcMar>
+              <w:top w:type="dxa" w:w="80"/>
+              <w:left w:type="dxa" w:w="120"/>
+              <w:bottom w:type="dxa" w:w="80"/>
+              <w:right w:type="dxa" w:w="120"/>
+            </w:tcMar>
+          </w:tcPr>
+          <w:p>
+            <w:pPr>
+              <w:spacing w:after="0" w:before="0"/>
+            </w:pPr>
+            <w:r>
+              <w:rPr>
+                <w:rFonts w:ascii="Arial" w:cs="Arial" w:eastAsia="Arial" w:hAnsi="Arial"/>
+                <w:sz w:val="21"/>
+                <w:szCs w:val="21"/>
+              </w:rPr>
+              <w:t xml:space="preserve"/>
+            </w:r>
+          </w:p>
+        </w:tc>
+      </w:tr>
+    </w:tbl>
+    <w:p>
+      <w:pPr>
+        <w:keepNext/>
+        <w:spacing w:after="60" w:before="280"/>
+      </w:pPr>
+      <w:r>
+        <w:rPr>
+          <w:rFonts w:ascii="Arial" w:cs="Arial" w:eastAsia="Arial" w:hAnsi="Arial"/>
+          <w:b/>
+          <w:bCs/>
+          <w:sz w:val="22"/>
+          <w:szCs w:val="22"/>
+        </w:rPr>
+        <w:t xml:space="preserve">24.  </w:t>
+      </w:r>
+      <w:r>
+        <w:rPr>
+          <w:rFonts w:ascii="Arial" w:cs="Arial" w:eastAsia="Arial" w:hAnsi="Arial"/>
+          <w:b/>
+          <w:bCs/>
+          <w:sz w:val="22"/>
+          <w:szCs w:val="22"/>
+        </w:rPr>
+        <w:t xml:space="preserve">What's ready to go?</w:t>
       </w:r>
     </w:p>
     <w:tbl>
@@ -2456,7 +5462,7 @@
                 <w:sz w:val="18"/>
                 <w:szCs w:val="18"/>
               </w:rPr>
-              <w:t xml:space="preserve">Days that suit</w:t>
+              <w:t xml:space="preserve">Words</w:t>
             </w:r>
           </w:p>
         </w:tc>
@@ -2524,7 +5530,7 @@
                 <w:sz w:val="18"/>
                 <w:szCs w:val="18"/>
               </w:rPr>
-              <w:t xml:space="preserve">Best times of day</w:t>
+              <w:t xml:space="preserve">Photos and videos</w:t>
             </w:r>
           </w:p>
         </w:tc>
@@ -2592,7 +5598,7 @@
                 <w:sz w:val="18"/>
                 <w:szCs w:val="18"/>
               </w:rPr>
-              <w:t xml:space="preserve">Dates or times to avoid</w:t>
+              <w:t xml:space="preserve">Logo and brand guidelines</w:t>
             </w:r>
           </w:p>
         </w:tc>
@@ -2627,199 +5633,24 @@
           </w:p>
         </w:tc>
       </w:tr>
-      <w:tr>
-        <w:trPr>
-          <w:cantSplit/>
-          <w:trHeight w:val="520" w:hRule="atLeast"/>
-        </w:trPr>
-        <w:tc>
-          <w:tcPr>
-            <w:tcW w:type="dxa" w:w="3470"/>
-            <w:tcBorders>
-              <w:top w:val="single" w:color="BFBFBF" w:sz="4"/>
-              <w:left w:val="single" w:color="BFBFBF" w:sz="4"/>
-              <w:bottom w:val="single" w:color="BFBFBF" w:sz="4"/>
-              <w:right w:val="single" w:color="BFBFBF" w:sz="4"/>
-            </w:tcBorders>
-            <w:shd w:fill="F2F2F2" w:color="auto" w:val="clear"/>
-            <w:tcMar>
-              <w:top w:type="dxa" w:w="80"/>
-              <w:left w:type="dxa" w:w="120"/>
-              <w:bottom w:type="dxa" w:w="80"/>
-              <w:right w:type="dxa" w:w="120"/>
-            </w:tcMar>
-          </w:tcPr>
-          <w:p>
-            <w:pPr>
-              <w:spacing w:after="0" w:before="0"/>
-            </w:pPr>
-            <w:r>
-              <w:rPr>
-                <w:rFonts w:ascii="Arial" w:cs="Arial" w:eastAsia="Arial" w:hAnsi="Arial"/>
-                <w:color w:val="6F6F6F"/>
-                <w:sz w:val="18"/>
-                <w:szCs w:val="18"/>
-              </w:rPr>
-              <w:t xml:space="preserve">When you need the finished videos</w:t>
-            </w:r>
-          </w:p>
-        </w:tc>
-        <w:tc>
-          <w:tcPr>
-            <w:tcW w:type="dxa" w:w="6168"/>
-            <w:tcBorders>
-              <w:top w:val="single" w:color="BFBFBF" w:sz="4"/>
-              <w:left w:val="single" w:color="BFBFBF" w:sz="4"/>
-              <w:bottom w:val="single" w:color="BFBFBF" w:sz="4"/>
-              <w:right w:val="single" w:color="BFBFBF" w:sz="4"/>
-            </w:tcBorders>
-            <w:tcMar>
-              <w:top w:type="dxa" w:w="80"/>
-              <w:left w:type="dxa" w:w="120"/>
-              <w:bottom w:type="dxa" w:w="80"/>
-              <w:right w:type="dxa" w:w="120"/>
-            </w:tcMar>
-          </w:tcPr>
-          <w:p>
-            <w:pPr>
-              <w:spacing w:after="0" w:before="0"/>
-            </w:pPr>
-            <w:r>
-              <w:rPr>
-                <w:rFonts w:ascii="Arial" w:cs="Arial" w:eastAsia="Arial" w:hAnsi="Arial"/>
-                <w:sz w:val="21"/>
-                <w:szCs w:val="21"/>
-              </w:rPr>
-              <w:t xml:space="preserve"/>
-            </w:r>
-          </w:p>
-        </w:tc>
-      </w:tr>
     </w:tbl>
     <w:p>
       <w:pPr>
         <w:keepNext/>
-        <w:spacing w:after="60" w:before="280"/>
-      </w:pPr>
-      <w:r>
-        <w:rPr>
-          <w:rFonts w:ascii="Arial" w:cs="Arial" w:eastAsia="Arial" w:hAnsi="Arial"/>
-          <w:b/>
-          <w:bCs/>
-          <w:sz w:val="22"/>
-          <w:szCs w:val="22"/>
-        </w:rPr>
-        <w:t xml:space="preserve">11.  </w:t>
-      </w:r>
-      <w:r>
-        <w:rPr>
-          <w:rFonts w:ascii="Arial" w:cs="Arial" w:eastAsia="Arial" w:hAnsi="Arial"/>
-          <w:b/>
-          <w:bCs/>
-          <w:sz w:val="22"/>
-          <w:szCs w:val="22"/>
-        </w:rPr>
-        <w:t xml:space="preserve">How do you want to come across?</w:t>
-      </w:r>
-    </w:p>
-    <w:p>
-      <w:pPr>
-        <w:keepNext/>
-        <w:spacing w:after="80" w:before="0"/>
-      </w:pPr>
-      <w:r>
-        <w:rPr>
-          <w:rFonts w:ascii="Arial" w:cs="Arial" w:eastAsia="Arial" w:hAnsi="Arial"/>
+        <w:spacing w:after="80" w:before="160"/>
+      </w:pPr>
+      <w:r>
+        <w:rPr>
+          <w:rFonts w:ascii="Arial" w:cs="Arial" w:eastAsia="Arial" w:hAnsi="Arial"/>
+          <w:b/>
+          <w:bCs/>
+          <w:caps/>
           <w:color w:val="6F6F6F"/>
-          <w:sz w:val="19"/>
-          <w:szCs w:val="19"/>
-        </w:rPr>
-        <w:t xml:space="preserve">Pick two.</w:t>
-      </w:r>
-    </w:p>
-    <w:p>
-      <w:pPr>
-        <w:keepNext/>
-        <w:spacing w:after="80" w:before="0"/>
-      </w:pPr>
-      <w:r>
-        <w:rPr>
-          <w:rFonts w:ascii="Arial" w:cs="Arial" w:eastAsia="Arial" w:hAnsi="Arial"/>
-          <w:color w:val="6F6F6F"/>
-          <w:sz w:val="17"/>
-          <w:szCs w:val="17"/>
-        </w:rPr>
-        <w:t xml:space="preserve">Pick up to 2. Swap ☐ for ☒, or highlight your pick.</w:t>
-      </w:r>
-    </w:p>
-    <w:p>
-      <w:pPr>
-        <w:keepNext/>
-        <w:spacing w:after="120" w:before="0" w:line="360"/>
-      </w:pPr>
-      <w:r>
-        <w:rPr>
-          <w:rFonts w:ascii="Arial" w:cs="Arial" w:eastAsia="Arial" w:hAnsi="Arial"/>
-          <w:sz w:val="21"/>
-          <w:szCs w:val="21"/>
-        </w:rPr>
-        <w:t xml:space="preserve">☐ Funny</w:t>
-      </w:r>
-      <w:r>
-        <w:rPr>
-          <w:rFonts w:ascii="Arial" w:cs="Arial" w:eastAsia="Arial" w:hAnsi="Arial"/>
-          <w:sz w:val="21"/>
-          <w:szCs w:val="21"/>
-        </w:rPr>
-        <w:t xml:space="preserve">      ☐ Calm</w:t>
-      </w:r>
-      <w:r>
-        <w:rPr>
-          <w:rFonts w:ascii="Arial" w:cs="Arial" w:eastAsia="Arial" w:hAnsi="Arial"/>
-          <w:sz w:val="21"/>
-          <w:szCs w:val="21"/>
-        </w:rPr>
-        <w:t xml:space="preserve">      ☐ Premium</w:t>
-      </w:r>
-      <w:r>
-        <w:rPr>
-          <w:rFonts w:ascii="Arial" w:cs="Arial" w:eastAsia="Arial" w:hAnsi="Arial"/>
-          <w:sz w:val="21"/>
-          <w:szCs w:val="21"/>
-        </w:rPr>
-        <w:t xml:space="preserve">      ☐ Down-to-earth</w:t>
-      </w:r>
-      <w:r>
-        <w:rPr>
-          <w:rFonts w:ascii="Arial" w:cs="Arial" w:eastAsia="Arial" w:hAnsi="Arial"/>
-          <w:sz w:val="21"/>
-          <w:szCs w:val="21"/>
-        </w:rPr>
-        <w:t xml:space="preserve">      ☐ Nerdy</w:t>
-      </w:r>
-      <w:r>
-        <w:rPr>
-          <w:rFonts w:ascii="Arial" w:cs="Arial" w:eastAsia="Arial" w:hAnsi="Arial"/>
-          <w:sz w:val="21"/>
-          <w:szCs w:val="21"/>
-        </w:rPr>
-        <w:t xml:space="preserve">      ☐ Warm</w:t>
-      </w:r>
-    </w:p>
-    <w:p>
-      <w:pPr>
-        <w:keepNext/>
-        <w:spacing w:after="80" w:before="0"/>
-      </w:pPr>
-      <w:r>
-        <w:rPr>
-          <w:rFonts w:ascii="Arial" w:cs="Arial" w:eastAsia="Arial" w:hAnsi="Arial"/>
-          <w:b/>
-          <w:bCs/>
-          <w:sz w:val="19"/>
-          <w:szCs w:val="19"/>
-        </w:rPr>
-        <w:t xml:space="preserve">Links to videos you love, and why</w:t>
+          <w:spacing w:val="20"/>
+          <w:sz w:val="16"/>
+          <w:szCs w:val="16"/>
+        </w:rPr>
+        <w:t xml:space="preserve">Got more to say? Optional</w:t>
       </w:r>
     </w:p>
     <w:tbl>
@@ -2835,16 +5666,49 @@
         </w:tblBorders>
       </w:tblPr>
       <w:tblGrid>
-        <w:gridCol w:w="9638"/>
+        <w:gridCol w:w="3470"/>
+        <w:gridCol w:w="6168"/>
       </w:tblGrid>
       <w:tr>
         <w:trPr>
           <w:cantSplit/>
-          <w:trHeight w:val="800" w:hRule="atLeast"/>
+          <w:trHeight w:val="700" w:hRule="atLeast"/>
         </w:trPr>
         <w:tc>
           <w:tcPr>
-            <w:tcW w:type="dxa" w:w="9638"/>
+            <w:tcW w:type="dxa" w:w="3470"/>
+            <w:tcBorders>
+              <w:top w:val="single" w:color="BFBFBF" w:sz="4"/>
+              <w:left w:val="single" w:color="BFBFBF" w:sz="4"/>
+              <w:bottom w:val="single" w:color="BFBFBF" w:sz="4"/>
+              <w:right w:val="single" w:color="BFBFBF" w:sz="4"/>
+            </w:tcBorders>
+            <w:shd w:fill="F2F2F2" w:color="auto" w:val="clear"/>
+            <w:tcMar>
+              <w:top w:type="dxa" w:w="80"/>
+              <w:left w:type="dxa" w:w="120"/>
+              <w:bottom w:type="dxa" w:w="80"/>
+              <w:right w:type="dxa" w:w="120"/>
+            </w:tcMar>
+          </w:tcPr>
+          <w:p>
+            <w:pPr>
+              <w:spacing w:after="0" w:before="0"/>
+            </w:pPr>
+            <w:r>
+              <w:rPr>
+                <w:rFonts w:ascii="Arial" w:cs="Arial" w:eastAsia="Arial" w:hAnsi="Arial"/>
+                <w:color w:val="6F6F6F"/>
+                <w:sz w:val="18"/>
+                <w:szCs w:val="18"/>
+              </w:rPr>
+              <w:t xml:space="preserve">Who'll update the site once it's live?</w:t>
+            </w:r>
+          </w:p>
+        </w:tc>
+        <w:tc>
+          <w:tcPr>
+            <w:tcW w:type="dxa" w:w="6168"/>
             <w:tcBorders>
               <w:top w:val="single" w:color="BFBFBF" w:sz="4"/>
               <w:left w:val="single" w:color="BFBFBF" w:sz="4"/>
@@ -2877,6 +5741,51 @@
     <w:p>
       <w:pPr>
         <w:keepNext/>
+        <w:pBdr>
+          <w:bottom w:val="single" w:color="111111" w:sz="12" w:space="6"/>
+        </w:pBdr>
+        <w:spacing w:after="80" w:before="480"/>
+      </w:pPr>
+      <w:r>
+        <w:rPr>
+          <w:rFonts w:ascii="Arial" w:cs="Arial" w:eastAsia="Arial" w:hAnsi="Arial"/>
+          <w:color w:val="6F6F6F"/>
+          <w:sz w:val="20"/>
+          <w:szCs w:val="20"/>
+        </w:rPr>
+        <w:t xml:space="preserve">07   </w:t>
+      </w:r>
+      <w:r>
+        <w:rPr>
+          <w:rFonts w:ascii="Arial" w:cs="Arial" w:eastAsia="Arial" w:hAnsi="Arial"/>
+          <w:b/>
+          <w:bCs/>
+          <w:sz w:val="32"/>
+          <w:szCs w:val="32"/>
+        </w:rPr>
+        <w:t xml:space="preserve">Something Else</w:t>
+      </w:r>
+    </w:p>
+    <w:p>
+      <w:pPr>
+        <w:keepNext/>
+        <w:spacing w:after="80" w:before="0"/>
+      </w:pPr>
+      <w:r>
+        <w:rPr>
+          <w:rFonts w:ascii="Arial" w:cs="Arial" w:eastAsia="Arial" w:hAnsi="Arial"/>
+          <w:i/>
+          <w:iCs/>
+          <w:color w:val="6F6F6F"/>
+          <w:sz w:val="18"/>
+          <w:szCs w:val="18"/>
+        </w:rPr>
+        <w:t xml:space="preserve">Only if you picked “Something else” in question 4.</w:t>
+      </w:r>
+    </w:p>
+    <w:p>
+      <w:pPr>
+        <w:keepNext/>
         <w:spacing w:after="60" w:before="280"/>
       </w:pPr>
       <w:r>
@@ -2887,7 +5796,7 @@
           <w:sz w:val="22"/>
           <w:szCs w:val="22"/>
         </w:rPr>
-        <w:t xml:space="preserve">12.  </w:t>
+        <w:t xml:space="preserve">25.  </w:t>
       </w:r>
       <w:r>
         <w:rPr>
@@ -2897,7 +5806,7 @@
           <w:sz w:val="22"/>
           <w:szCs w:val="22"/>
         </w:rPr>
-        <w:t xml:space="preserve">What do people assume about you before their first visit, and what's actually true?</w:t>
+        <w:t xml:space="preserve">Tell us what's on your mind.</w:t>
       </w:r>
     </w:p>
     <w:p>
@@ -2912,7 +5821,7 @@
           <w:sz w:val="19"/>
           <w:szCs w:val="19"/>
         </w:rPr>
-        <w:t xml:space="preserve">The gap between what people expect and what really happens is where the best videos come from.</w:t>
+        <w:t xml:space="preserve">If it's in our wheelhouse, we'll tell you. If it isn't, we'll tell you that too.</w:t>
       </w:r>
     </w:p>
     <w:p>
@@ -2929,7 +5838,7 @@
           <w:sz w:val="18"/>
           <w:szCs w:val="18"/>
         </w:rPr>
-        <w:t xml:space="preserve">e.g. They think we'll crack their neck and it'll hurt. Most first visits are slow, gentle and mostly talking.</w:t>
+        <w:t xml:space="preserve">e.g. We want to start an email newsletter but don't know where to begin.</w:t>
       </w:r>
     </w:p>
     <w:tbl>
@@ -2987,294 +5896,6 @@
     <w:p>
       <w:pPr>
         <w:keepNext/>
-        <w:spacing w:after="60" w:before="280"/>
-      </w:pPr>
-      <w:r>
-        <w:rPr>
-          <w:rFonts w:ascii="Arial" w:cs="Arial" w:eastAsia="Arial" w:hAnsi="Arial"/>
-          <w:b/>
-          <w:bCs/>
-          <w:sz w:val="22"/>
-          <w:szCs w:val="22"/>
-        </w:rPr>
-        <w:t xml:space="preserve">13.  </w:t>
-      </w:r>
-      <w:r>
-        <w:rPr>
-          <w:rFonts w:ascii="Arial" w:cs="Arial" w:eastAsia="Arial" w:hAnsi="Arial"/>
-          <w:b/>
-          <w:bCs/>
-          <w:sz w:val="22"/>
-          <w:szCs w:val="22"/>
-        </w:rPr>
-        <w:t xml:space="preserve">What's something only you have?</w:t>
-      </w:r>
-    </w:p>
-    <w:p>
-      <w:pPr>
-        <w:keepNext/>
-        <w:spacing w:after="80" w:before="0"/>
-      </w:pPr>
-      <w:r>
-        <w:rPr>
-          <w:rFonts w:ascii="Arial" w:cs="Arial" w:eastAsia="Arial" w:hAnsi="Arial"/>
-          <w:color w:val="6F6F6F"/>
-          <w:sz w:val="19"/>
-          <w:szCs w:val="19"/>
-        </w:rPr>
-        <w:t xml:space="preserve">A signature move, a ritual, a prop, a regular, a view, a sound. The little things customers remember and competitors can't copy.</w:t>
-      </w:r>
-    </w:p>
-    <w:p>
-      <w:pPr>
-        <w:keepNext/>
-        <w:spacing w:after="80" w:before="0"/>
-      </w:pPr>
-      <w:r>
-        <w:rPr>
-          <w:rFonts w:ascii="Arial" w:cs="Arial" w:eastAsia="Arial" w:hAnsi="Arial"/>
-          <w:i/>
-          <w:iCs/>
-          <w:color w:val="9A9A9A"/>
-          <w:sz w:val="18"/>
-          <w:szCs w:val="18"/>
-        </w:rPr>
-        <w:t xml:space="preserve">e.g. Our chef plates every dish at the pass in front of the dining room.</w:t>
-      </w:r>
-    </w:p>
-    <w:tbl>
-      <w:tblPr>
-        <w:tblW w:type="dxa" w:w="9638"/>
-        <w:tblBorders>
-          <w:top w:val="single" w:color="auto" w:sz="4"/>
-          <w:left w:val="single" w:color="auto" w:sz="4"/>
-          <w:bottom w:val="single" w:color="auto" w:sz="4"/>
-          <w:right w:val="single" w:color="auto" w:sz="4"/>
-          <w:insideH w:val="single" w:color="auto" w:sz="4"/>
-          <w:insideV w:val="single" w:color="auto" w:sz="4"/>
-        </w:tblBorders>
-      </w:tblPr>
-      <w:tblGrid>
-        <w:gridCol w:w="9638"/>
-      </w:tblGrid>
-      <w:tr>
-        <w:trPr>
-          <w:cantSplit/>
-          <w:trHeight w:val="1300" w:hRule="atLeast"/>
-        </w:trPr>
-        <w:tc>
-          <w:tcPr>
-            <w:tcW w:type="dxa" w:w="9638"/>
-            <w:tcBorders>
-              <w:top w:val="single" w:color="BFBFBF" w:sz="4"/>
-              <w:left w:val="single" w:color="BFBFBF" w:sz="4"/>
-              <w:bottom w:val="single" w:color="BFBFBF" w:sz="4"/>
-              <w:right w:val="single" w:color="BFBFBF" w:sz="4"/>
-            </w:tcBorders>
-            <w:tcMar>
-              <w:top w:type="dxa" w:w="80"/>
-              <w:left w:type="dxa" w:w="120"/>
-              <w:bottom w:type="dxa" w:w="80"/>
-              <w:right w:type="dxa" w:w="120"/>
-            </w:tcMar>
-          </w:tcPr>
-          <w:p>
-            <w:pPr>
-              <w:spacing w:after="0" w:before="0"/>
-            </w:pPr>
-            <w:r>
-              <w:rPr>
-                <w:rFonts w:ascii="Arial" w:cs="Arial" w:eastAsia="Arial" w:hAnsi="Arial"/>
-                <w:sz w:val="21"/>
-                <w:szCs w:val="21"/>
-              </w:rPr>
-              <w:t xml:space="preserve"/>
-            </w:r>
-          </w:p>
-        </w:tc>
-      </w:tr>
-    </w:tbl>
-    <w:p>
-      <w:pPr>
-        <w:keepNext/>
-        <w:spacing w:after="60" w:before="280"/>
-      </w:pPr>
-      <w:r>
-        <w:rPr>
-          <w:rFonts w:ascii="Arial" w:cs="Arial" w:eastAsia="Arial" w:hAnsi="Arial"/>
-          <w:b/>
-          <w:bCs/>
-          <w:sz w:val="22"/>
-          <w:szCs w:val="22"/>
-        </w:rPr>
-        <w:t xml:space="preserve">14.  </w:t>
-      </w:r>
-      <w:r>
-        <w:rPr>
-          <w:rFonts w:ascii="Arial" w:cs="Arial" w:eastAsia="Arial" w:hAnsi="Arial"/>
-          <w:b/>
-          <w:bCs/>
-          <w:sz w:val="22"/>
-          <w:szCs w:val="22"/>
-        </w:rPr>
-        <w:t xml:space="preserve">Does your industry have rules about advertising?</w:t>
-      </w:r>
-    </w:p>
-    <w:p>
-      <w:pPr>
-        <w:keepNext/>
-        <w:spacing w:after="80" w:before="0"/>
-      </w:pPr>
-      <w:r>
-        <w:rPr>
-          <w:rFonts w:ascii="Arial" w:cs="Arial" w:eastAsia="Arial" w:hAnsi="Arial"/>
-          <w:color w:val="6F6F6F"/>
-          <w:sz w:val="19"/>
-          <w:szCs w:val="19"/>
-        </w:rPr>
-        <w:t xml:space="preserve">Pick any that apply. Not sure is a perfectly good answer.</w:t>
-      </w:r>
-    </w:p>
-    <w:p>
-      <w:pPr>
-        <w:keepNext/>
-        <w:spacing w:after="80" w:before="0"/>
-      </w:pPr>
-      <w:r>
-        <w:rPr>
-          <w:rFonts w:ascii="Arial" w:cs="Arial" w:eastAsia="Arial" w:hAnsi="Arial"/>
-          <w:color w:val="6F6F6F"/>
-          <w:sz w:val="17"/>
-          <w:szCs w:val="17"/>
-        </w:rPr>
-        <w:t xml:space="preserve">Tick any that apply. Swap ☐ for ☒, or highlight your pick.</w:t>
-      </w:r>
-    </w:p>
-    <w:p>
-      <w:pPr>
-        <w:keepNext/>
-        <w:spacing w:after="120" w:before="0" w:line="360"/>
-      </w:pPr>
-      <w:r>
-        <w:rPr>
-          <w:rFonts w:ascii="Arial" w:cs="Arial" w:eastAsia="Arial" w:hAnsi="Arial"/>
-          <w:sz w:val="21"/>
-          <w:szCs w:val="21"/>
-        </w:rPr>
-        <w:t xml:space="preserve">☐ Health (AHPRA)</w:t>
-      </w:r>
-      <w:r>
-        <w:rPr>
-          <w:rFonts w:ascii="Arial" w:cs="Arial" w:eastAsia="Arial" w:hAnsi="Arial"/>
-          <w:sz w:val="21"/>
-          <w:szCs w:val="21"/>
-        </w:rPr>
-        <w:t xml:space="preserve">      ☐ Food</w:t>
-      </w:r>
-      <w:r>
-        <w:rPr>
-          <w:rFonts w:ascii="Arial" w:cs="Arial" w:eastAsia="Arial" w:hAnsi="Arial"/>
-          <w:sz w:val="21"/>
-          <w:szCs w:val="21"/>
-        </w:rPr>
-        <w:t xml:space="preserve">      ☐ Alcohol</w:t>
-      </w:r>
-      <w:r>
-        <w:rPr>
-          <w:rFonts w:ascii="Arial" w:cs="Arial" w:eastAsia="Arial" w:hAnsi="Arial"/>
-          <w:sz w:val="21"/>
-          <w:szCs w:val="21"/>
-        </w:rPr>
-        <w:t xml:space="preserve">      ☐ Finance</w:t>
-      </w:r>
-      <w:r>
-        <w:rPr>
-          <w:rFonts w:ascii="Arial" w:cs="Arial" w:eastAsia="Arial" w:hAnsi="Arial"/>
-          <w:sz w:val="21"/>
-          <w:szCs w:val="21"/>
-        </w:rPr>
-        <w:t xml:space="preserve">      ☐ None</w:t>
-      </w:r>
-      <w:r>
-        <w:rPr>
-          <w:rFonts w:ascii="Arial" w:cs="Arial" w:eastAsia="Arial" w:hAnsi="Arial"/>
-          <w:sz w:val="21"/>
-          <w:szCs w:val="21"/>
-        </w:rPr>
-        <w:t xml:space="preserve">      ☐ Not sure</w:t>
-      </w:r>
-    </w:p>
-    <w:p>
-      <w:pPr>
-        <w:keepNext/>
-        <w:spacing w:after="80" w:before="0"/>
-      </w:pPr>
-      <w:r>
-        <w:rPr>
-          <w:rFonts w:ascii="Arial" w:cs="Arial" w:eastAsia="Arial" w:hAnsi="Arial"/>
-          <w:b/>
-          <w:bCs/>
-          <w:sz w:val="19"/>
-          <w:szCs w:val="19"/>
-        </w:rPr>
-        <w:t xml:space="preserve">Words or promises you can't use</w:t>
-      </w:r>
-    </w:p>
-    <w:tbl>
-      <w:tblPr>
-        <w:tblW w:type="dxa" w:w="9638"/>
-        <w:tblBorders>
-          <w:top w:val="single" w:color="auto" w:sz="4"/>
-          <w:left w:val="single" w:color="auto" w:sz="4"/>
-          <w:bottom w:val="single" w:color="auto" w:sz="4"/>
-          <w:right w:val="single" w:color="auto" w:sz="4"/>
-          <w:insideH w:val="single" w:color="auto" w:sz="4"/>
-          <w:insideV w:val="single" w:color="auto" w:sz="4"/>
-        </w:tblBorders>
-      </w:tblPr>
-      <w:tblGrid>
-        <w:gridCol w:w="9638"/>
-      </w:tblGrid>
-      <w:tr>
-        <w:trPr>
-          <w:cantSplit/>
-          <w:trHeight w:val="800" w:hRule="atLeast"/>
-        </w:trPr>
-        <w:tc>
-          <w:tcPr>
-            <w:tcW w:type="dxa" w:w="9638"/>
-            <w:tcBorders>
-              <w:top w:val="single" w:color="BFBFBF" w:sz="4"/>
-              <w:left w:val="single" w:color="BFBFBF" w:sz="4"/>
-              <w:bottom w:val="single" w:color="BFBFBF" w:sz="4"/>
-              <w:right w:val="single" w:color="BFBFBF" w:sz="4"/>
-            </w:tcBorders>
-            <w:tcMar>
-              <w:top w:type="dxa" w:w="80"/>
-              <w:left w:type="dxa" w:w="120"/>
-              <w:bottom w:type="dxa" w:w="80"/>
-              <w:right w:type="dxa" w:w="120"/>
-            </w:tcMar>
-          </w:tcPr>
-          <w:p>
-            <w:pPr>
-              <w:spacing w:after="0" w:before="0"/>
-            </w:pPr>
-            <w:r>
-              <w:rPr>
-                <w:rFonts w:ascii="Arial" w:cs="Arial" w:eastAsia="Arial" w:hAnsi="Arial"/>
-                <w:sz w:val="21"/>
-                <w:szCs w:val="21"/>
-              </w:rPr>
-              <w:t xml:space="preserve"/>
-            </w:r>
-          </w:p>
-        </w:tc>
-      </w:tr>
-    </w:tbl>
-    <w:p>
-      <w:pPr>
-        <w:keepNext/>
         <w:pBdr>
           <w:bottom w:val="single" w:color="111111" w:sz="12" w:space="6"/>
         </w:pBdr>
@@ -3287,7 +5908,7 @@
           <w:sz w:val="20"/>
           <w:szCs w:val="20"/>
         </w:rPr>
-        <w:t xml:space="preserve">05   </w:t>
+        <w:t xml:space="preserve">08   </w:t>
       </w:r>
       <w:r>
         <w:rPr>
@@ -3297,24 +5918,7 @@
           <w:sz w:val="32"/>
           <w:szCs w:val="32"/>
         </w:rPr>
-        <w:t xml:space="preserve">AI Training</w:t>
-      </w:r>
-    </w:p>
-    <w:p>
-      <w:pPr>
-        <w:keepNext/>
-        <w:spacing w:after="80" w:before="0"/>
-      </w:pPr>
-      <w:r>
-        <w:rPr>
-          <w:rFonts w:ascii="Arial" w:cs="Arial" w:eastAsia="Arial" w:hAnsi="Arial"/>
-          <w:i/>
-          <w:iCs/>
-          <w:color w:val="6F6F6F"/>
-          <w:sz w:val="18"/>
-          <w:szCs w:val="18"/>
-        </w:rPr>
-        <w:t xml:space="preserve">Only if you picked “AI training” in question 1.</w:t>
+        <w:t xml:space="preserve">Budget &amp; Timing</w:t>
       </w:r>
     </w:p>
     <w:p>
@@ -3330,7 +5934,7 @@
           <w:sz w:val="22"/>
           <w:szCs w:val="22"/>
         </w:rPr>
-        <w:t xml:space="preserve">15.  </w:t>
+        <w:t xml:space="preserve">26.  </w:t>
       </w:r>
       <w:r>
         <w:rPr>
@@ -3340,7 +5944,22 @@
           <w:sz w:val="22"/>
           <w:szCs w:val="22"/>
         </w:rPr>
-        <w:t xml:space="preserve">Tell us about the team we'd be training.</w:t>
+        <w:t xml:space="preserve">What budget and timing are you working with?</w:t>
+      </w:r>
+    </w:p>
+    <w:p>
+      <w:pPr>
+        <w:keepNext/>
+        <w:spacing w:after="80" w:before="0"/>
+      </w:pPr>
+      <w:r>
+        <w:rPr>
+          <w:rFonts w:ascii="Arial" w:cs="Arial" w:eastAsia="Arial" w:hAnsi="Arial"/>
+          <w:color w:val="6F6F6F"/>
+          <w:sz w:val="19"/>
+          <w:szCs w:val="19"/>
+        </w:rPr>
+        <w:t xml:space="preserve">A rough range helps us scope something that fits.</w:t>
       </w:r>
     </w:p>
     <w:tbl>
@@ -3392,7 +6011,7 @@
                 <w:sz w:val="18"/>
                 <w:szCs w:val="18"/>
               </w:rPr>
-              <w:t xml:space="preserve">How many people</w:t>
+              <w:t xml:space="preserve">Rough budget</w:t>
             </w:r>
           </w:p>
         </w:tc>
@@ -3460,7 +6079,7 @@
                 <w:sz w:val="18"/>
                 <w:szCs w:val="18"/>
               </w:rPr>
-              <w:t xml:space="preserve">What they do</w:t>
+              <w:t xml:space="preserve">When you'd like to start</w:t>
             </w:r>
           </w:p>
         </w:tc>
@@ -3528,7 +6147,7 @@
                 <w:sz w:val="18"/>
                 <w:szCs w:val="18"/>
               </w:rPr>
-              <w:t xml:space="preserve">How much they use AI now</w:t>
+              <w:t xml:space="preserve">Any hard deadline</w:t>
             </w:r>
           </w:p>
         </w:tc>
@@ -3577,7 +6196,7 @@
           <w:sz w:val="22"/>
           <w:szCs w:val="22"/>
         </w:rPr>
-        <w:t xml:space="preserve">16.  </w:t>
+        <w:t xml:space="preserve">27.  </w:t>
       </w:r>
       <w:r>
         <w:rPr>
@@ -3587,557 +6206,7 @@
           <w:sz w:val="22"/>
           <w:szCs w:val="22"/>
         </w:rPr>
-        <w:t xml:space="preserve">Which jobs eat up your team's time?</w:t>
-      </w:r>
-    </w:p>
-    <w:tbl>
-      <w:tblPr>
-        <w:tblW w:type="dxa" w:w="9638"/>
-        <w:tblBorders>
-          <w:top w:val="single" w:color="auto" w:sz="4"/>
-          <w:left w:val="single" w:color="auto" w:sz="4"/>
-          <w:bottom w:val="single" w:color="auto" w:sz="4"/>
-          <w:right w:val="single" w:color="auto" w:sz="4"/>
-          <w:insideH w:val="single" w:color="auto" w:sz="4"/>
-          <w:insideV w:val="single" w:color="auto" w:sz="4"/>
-        </w:tblBorders>
-      </w:tblPr>
-      <w:tblGrid>
-        <w:gridCol w:w="3470"/>
-        <w:gridCol w:w="6168"/>
-      </w:tblGrid>
-      <w:tr>
-        <w:trPr>
-          <w:cantSplit/>
-          <w:trHeight w:val="520" w:hRule="atLeast"/>
-        </w:trPr>
-        <w:tc>
-          <w:tcPr>
-            <w:tcW w:type="dxa" w:w="3470"/>
-            <w:tcBorders>
-              <w:top w:val="single" w:color="BFBFBF" w:sz="4"/>
-              <w:left w:val="single" w:color="BFBFBF" w:sz="4"/>
-              <w:bottom w:val="single" w:color="BFBFBF" w:sz="4"/>
-              <w:right w:val="single" w:color="BFBFBF" w:sz="4"/>
-            </w:tcBorders>
-            <w:shd w:fill="F2F2F2" w:color="auto" w:val="clear"/>
-            <w:tcMar>
-              <w:top w:type="dxa" w:w="80"/>
-              <w:left w:type="dxa" w:w="120"/>
-              <w:bottom w:type="dxa" w:w="80"/>
-              <w:right w:type="dxa" w:w="120"/>
-            </w:tcMar>
-          </w:tcPr>
-          <w:p>
-            <w:pPr>
-              <w:spacing w:after="0" w:before="0"/>
-            </w:pPr>
-            <w:r>
-              <w:rPr>
-                <w:rFonts w:ascii="Arial" w:cs="Arial" w:eastAsia="Arial" w:hAnsi="Arial"/>
-                <w:color w:val="6F6F6F"/>
-                <w:sz w:val="18"/>
-                <w:szCs w:val="18"/>
-              </w:rPr>
-              <w:t xml:space="preserve">The jobs</w:t>
-            </w:r>
-          </w:p>
-        </w:tc>
-        <w:tc>
-          <w:tcPr>
-            <w:tcW w:type="dxa" w:w="6168"/>
-            <w:tcBorders>
-              <w:top w:val="single" w:color="BFBFBF" w:sz="4"/>
-              <w:left w:val="single" w:color="BFBFBF" w:sz="4"/>
-              <w:bottom w:val="single" w:color="BFBFBF" w:sz="4"/>
-              <w:right w:val="single" w:color="BFBFBF" w:sz="4"/>
-            </w:tcBorders>
-            <w:tcMar>
-              <w:top w:type="dxa" w:w="80"/>
-              <w:left w:type="dxa" w:w="120"/>
-              <w:bottom w:type="dxa" w:w="80"/>
-              <w:right w:type="dxa" w:w="120"/>
-            </w:tcMar>
-          </w:tcPr>
-          <w:p>
-            <w:pPr>
-              <w:spacing w:after="0" w:before="0"/>
-            </w:pPr>
-            <w:r>
-              <w:rPr>
-                <w:rFonts w:ascii="Arial" w:cs="Arial" w:eastAsia="Arial" w:hAnsi="Arial"/>
-                <w:sz w:val="21"/>
-                <w:szCs w:val="21"/>
-              </w:rPr>
-              <w:t xml:space="preserve"/>
-            </w:r>
-          </w:p>
-        </w:tc>
-      </w:tr>
-      <w:tr>
-        <w:trPr>
-          <w:cantSplit/>
-          <w:trHeight w:val="520" w:hRule="atLeast"/>
-        </w:trPr>
-        <w:tc>
-          <w:tcPr>
-            <w:tcW w:type="dxa" w:w="3470"/>
-            <w:tcBorders>
-              <w:top w:val="single" w:color="BFBFBF" w:sz="4"/>
-              <w:left w:val="single" w:color="BFBFBF" w:sz="4"/>
-              <w:bottom w:val="single" w:color="BFBFBF" w:sz="4"/>
-              <w:right w:val="single" w:color="BFBFBF" w:sz="4"/>
-            </w:tcBorders>
-            <w:shd w:fill="F2F2F2" w:color="auto" w:val="clear"/>
-            <w:tcMar>
-              <w:top w:type="dxa" w:w="80"/>
-              <w:left w:type="dxa" w:w="120"/>
-              <w:bottom w:type="dxa" w:w="80"/>
-              <w:right w:type="dxa" w:w="120"/>
-            </w:tcMar>
-          </w:tcPr>
-          <w:p>
-            <w:pPr>
-              <w:spacing w:after="0" w:before="0"/>
-            </w:pPr>
-            <w:r>
-              <w:rPr>
-                <w:rFonts w:ascii="Arial" w:cs="Arial" w:eastAsia="Arial" w:hAnsi="Arial"/>
-                <w:color w:val="6F6F6F"/>
-                <w:sz w:val="18"/>
-                <w:szCs w:val="18"/>
-              </w:rPr>
-              <w:t xml:space="preserve">Rough hours a week on them, all up</w:t>
-            </w:r>
-          </w:p>
-        </w:tc>
-        <w:tc>
-          <w:tcPr>
-            <w:tcW w:type="dxa" w:w="6168"/>
-            <w:tcBorders>
-              <w:top w:val="single" w:color="BFBFBF" w:sz="4"/>
-              <w:left w:val="single" w:color="BFBFBF" w:sz="4"/>
-              <w:bottom w:val="single" w:color="BFBFBF" w:sz="4"/>
-              <w:right w:val="single" w:color="BFBFBF" w:sz="4"/>
-            </w:tcBorders>
-            <w:tcMar>
-              <w:top w:type="dxa" w:w="80"/>
-              <w:left w:type="dxa" w:w="120"/>
-              <w:bottom w:type="dxa" w:w="80"/>
-              <w:right w:type="dxa" w:w="120"/>
-            </w:tcMar>
-          </w:tcPr>
-          <w:p>
-            <w:pPr>
-              <w:spacing w:after="0" w:before="0"/>
-            </w:pPr>
-            <w:r>
-              <w:rPr>
-                <w:rFonts w:ascii="Arial" w:cs="Arial" w:eastAsia="Arial" w:hAnsi="Arial"/>
-                <w:sz w:val="21"/>
-                <w:szCs w:val="21"/>
-              </w:rPr>
-              <w:t xml:space="preserve"/>
-            </w:r>
-          </w:p>
-        </w:tc>
-      </w:tr>
-      <w:tr>
-        <w:trPr>
-          <w:cantSplit/>
-          <w:trHeight w:val="520" w:hRule="atLeast"/>
-        </w:trPr>
-        <w:tc>
-          <w:tcPr>
-            <w:tcW w:type="dxa" w:w="3470"/>
-            <w:tcBorders>
-              <w:top w:val="single" w:color="BFBFBF" w:sz="4"/>
-              <w:left w:val="single" w:color="BFBFBF" w:sz="4"/>
-              <w:bottom w:val="single" w:color="BFBFBF" w:sz="4"/>
-              <w:right w:val="single" w:color="BFBFBF" w:sz="4"/>
-            </w:tcBorders>
-            <w:shd w:fill="F2F2F2" w:color="auto" w:val="clear"/>
-            <w:tcMar>
-              <w:top w:type="dxa" w:w="80"/>
-              <w:left w:type="dxa" w:w="120"/>
-              <w:bottom w:type="dxa" w:w="80"/>
-              <w:right w:type="dxa" w:w="120"/>
-            </w:tcMar>
-          </w:tcPr>
-          <w:p>
-            <w:pPr>
-              <w:spacing w:after="0" w:before="0"/>
-            </w:pPr>
-            <w:r>
-              <w:rPr>
-                <w:rFonts w:ascii="Arial" w:cs="Arial" w:eastAsia="Arial" w:hAnsi="Arial"/>
-                <w:color w:val="6F6F6F"/>
-                <w:sz w:val="18"/>
-                <w:szCs w:val="18"/>
-              </w:rPr>
-              <w:t xml:space="preserve">Anything you've tried already</w:t>
-            </w:r>
-          </w:p>
-        </w:tc>
-        <w:tc>
-          <w:tcPr>
-            <w:tcW w:type="dxa" w:w="6168"/>
-            <w:tcBorders>
-              <w:top w:val="single" w:color="BFBFBF" w:sz="4"/>
-              <w:left w:val="single" w:color="BFBFBF" w:sz="4"/>
-              <w:bottom w:val="single" w:color="BFBFBF" w:sz="4"/>
-              <w:right w:val="single" w:color="BFBFBF" w:sz="4"/>
-            </w:tcBorders>
-            <w:tcMar>
-              <w:top w:type="dxa" w:w="80"/>
-              <w:left w:type="dxa" w:w="120"/>
-              <w:bottom w:type="dxa" w:w="80"/>
-              <w:right w:type="dxa" w:w="120"/>
-            </w:tcMar>
-          </w:tcPr>
-          <w:p>
-            <w:pPr>
-              <w:spacing w:after="0" w:before="0"/>
-            </w:pPr>
-            <w:r>
-              <w:rPr>
-                <w:rFonts w:ascii="Arial" w:cs="Arial" w:eastAsia="Arial" w:hAnsi="Arial"/>
-                <w:sz w:val="21"/>
-                <w:szCs w:val="21"/>
-              </w:rPr>
-              <w:t xml:space="preserve"/>
-            </w:r>
-          </w:p>
-        </w:tc>
-      </w:tr>
-    </w:tbl>
-    <w:p>
-      <w:pPr>
-        <w:keepNext/>
-        <w:spacing w:after="80" w:before="160"/>
-      </w:pPr>
-      <w:r>
-        <w:rPr>
-          <w:rFonts w:ascii="Arial" w:cs="Arial" w:eastAsia="Arial" w:hAnsi="Arial"/>
-          <w:b/>
-          <w:bCs/>
-          <w:caps/>
-          <w:color w:val="6F6F6F"/>
-          <w:spacing w:val="20"/>
-          <w:sz w:val="16"/>
-          <w:szCs w:val="16"/>
-        </w:rPr>
-        <w:t xml:space="preserve">Got more to say? Optional</w:t>
-      </w:r>
-    </w:p>
-    <w:tbl>
-      <w:tblPr>
-        <w:tblW w:type="dxa" w:w="9638"/>
-        <w:tblBorders>
-          <w:top w:val="single" w:color="auto" w:sz="4"/>
-          <w:left w:val="single" w:color="auto" w:sz="4"/>
-          <w:bottom w:val="single" w:color="auto" w:sz="4"/>
-          <w:right w:val="single" w:color="auto" w:sz="4"/>
-          <w:insideH w:val="single" w:color="auto" w:sz="4"/>
-          <w:insideV w:val="single" w:color="auto" w:sz="4"/>
-        </w:tblBorders>
-      </w:tblPr>
-      <w:tblGrid>
-        <w:gridCol w:w="3470"/>
-        <w:gridCol w:w="6168"/>
-      </w:tblGrid>
-      <w:tr>
-        <w:trPr>
-          <w:cantSplit/>
-          <w:trHeight w:val="700" w:hRule="atLeast"/>
-        </w:trPr>
-        <w:tc>
-          <w:tcPr>
-            <w:tcW w:type="dxa" w:w="3470"/>
-            <w:tcBorders>
-              <w:top w:val="single" w:color="BFBFBF" w:sz="4"/>
-              <w:left w:val="single" w:color="BFBFBF" w:sz="4"/>
-              <w:bottom w:val="single" w:color="BFBFBF" w:sz="4"/>
-              <w:right w:val="single" w:color="BFBFBF" w:sz="4"/>
-            </w:tcBorders>
-            <w:shd w:fill="F2F2F2" w:color="auto" w:val="clear"/>
-            <w:tcMar>
-              <w:top w:type="dxa" w:w="80"/>
-              <w:left w:type="dxa" w:w="120"/>
-              <w:bottom w:type="dxa" w:w="80"/>
-              <w:right w:type="dxa" w:w="120"/>
-            </w:tcMar>
-          </w:tcPr>
-          <w:p>
-            <w:pPr>
-              <w:spacing w:after="0" w:before="0"/>
-            </w:pPr>
-            <w:r>
-              <w:rPr>
-                <w:rFonts w:ascii="Arial" w:cs="Arial" w:eastAsia="Arial" w:hAnsi="Arial"/>
-                <w:color w:val="6F6F6F"/>
-                <w:sz w:val="18"/>
-                <w:szCs w:val="18"/>
-              </w:rPr>
-              <w:t xml:space="preserve">What would your team do with that time back?</w:t>
-            </w:r>
-          </w:p>
-        </w:tc>
-        <w:tc>
-          <w:tcPr>
-            <w:tcW w:type="dxa" w:w="6168"/>
-            <w:tcBorders>
-              <w:top w:val="single" w:color="BFBFBF" w:sz="4"/>
-              <w:left w:val="single" w:color="BFBFBF" w:sz="4"/>
-              <w:bottom w:val="single" w:color="BFBFBF" w:sz="4"/>
-              <w:right w:val="single" w:color="BFBFBF" w:sz="4"/>
-            </w:tcBorders>
-            <w:tcMar>
-              <w:top w:type="dxa" w:w="80"/>
-              <w:left w:type="dxa" w:w="120"/>
-              <w:bottom w:type="dxa" w:w="80"/>
-              <w:right w:type="dxa" w:w="120"/>
-            </w:tcMar>
-          </w:tcPr>
-          <w:p>
-            <w:pPr>
-              <w:spacing w:after="0" w:before="0"/>
-            </w:pPr>
-            <w:r>
-              <w:rPr>
-                <w:rFonts w:ascii="Arial" w:cs="Arial" w:eastAsia="Arial" w:hAnsi="Arial"/>
-                <w:sz w:val="21"/>
-                <w:szCs w:val="21"/>
-              </w:rPr>
-              <w:t xml:space="preserve"/>
-            </w:r>
-          </w:p>
-        </w:tc>
-      </w:tr>
-    </w:tbl>
-    <w:p>
-      <w:pPr>
-        <w:keepNext/>
-        <w:spacing w:after="60" w:before="280"/>
-      </w:pPr>
-      <w:r>
-        <w:rPr>
-          <w:rFonts w:ascii="Arial" w:cs="Arial" w:eastAsia="Arial" w:hAnsi="Arial"/>
-          <w:b/>
-          <w:bCs/>
-          <w:sz w:val="22"/>
-          <w:szCs w:val="22"/>
-        </w:rPr>
-        <w:t xml:space="preserve">17.  </w:t>
-      </w:r>
-      <w:r>
-        <w:rPr>
-          <w:rFonts w:ascii="Arial" w:cs="Arial" w:eastAsia="Arial" w:hAnsi="Arial"/>
-          <w:b/>
-          <w:bCs/>
-          <w:sz w:val="22"/>
-          <w:szCs w:val="22"/>
-        </w:rPr>
-        <w:t xml:space="preserve">What software does your team use every day?</w:t>
-      </w:r>
-    </w:p>
-    <w:p>
-      <w:pPr>
-        <w:keepNext/>
-        <w:spacing w:after="80" w:before="0"/>
-      </w:pPr>
-      <w:r>
-        <w:rPr>
-          <w:rFonts w:ascii="Arial" w:cs="Arial" w:eastAsia="Arial" w:hAnsi="Arial"/>
-          <w:i/>
-          <w:iCs/>
-          <w:color w:val="9A9A9A"/>
-          <w:sz w:val="18"/>
-          <w:szCs w:val="18"/>
-        </w:rPr>
-        <w:t xml:space="preserve">e.g. Microsoft 365, Xero, Cliniko, Square</w:t>
-      </w:r>
-    </w:p>
-    <w:tbl>
-      <w:tblPr>
-        <w:tblW w:type="dxa" w:w="9638"/>
-        <w:tblBorders>
-          <w:top w:val="single" w:color="auto" w:sz="4"/>
-          <w:left w:val="single" w:color="auto" w:sz="4"/>
-          <w:bottom w:val="single" w:color="auto" w:sz="4"/>
-          <w:right w:val="single" w:color="auto" w:sz="4"/>
-          <w:insideH w:val="single" w:color="auto" w:sz="4"/>
-          <w:insideV w:val="single" w:color="auto" w:sz="4"/>
-        </w:tblBorders>
-      </w:tblPr>
-      <w:tblGrid>
-        <w:gridCol w:w="9638"/>
-      </w:tblGrid>
-      <w:tr>
-        <w:trPr>
-          <w:cantSplit/>
-          <w:trHeight w:val="1300" w:hRule="atLeast"/>
-        </w:trPr>
-        <w:tc>
-          <w:tcPr>
-            <w:tcW w:type="dxa" w:w="9638"/>
-            <w:tcBorders>
-              <w:top w:val="single" w:color="BFBFBF" w:sz="4"/>
-              <w:left w:val="single" w:color="BFBFBF" w:sz="4"/>
-              <w:bottom w:val="single" w:color="BFBFBF" w:sz="4"/>
-              <w:right w:val="single" w:color="BFBFBF" w:sz="4"/>
-            </w:tcBorders>
-            <w:tcMar>
-              <w:top w:type="dxa" w:w="80"/>
-              <w:left w:type="dxa" w:w="120"/>
-              <w:bottom w:type="dxa" w:w="80"/>
-              <w:right w:type="dxa" w:w="120"/>
-            </w:tcMar>
-          </w:tcPr>
-          <w:p>
-            <w:pPr>
-              <w:spacing w:after="0" w:before="0"/>
-            </w:pPr>
-            <w:r>
-              <w:rPr>
-                <w:rFonts w:ascii="Arial" w:cs="Arial" w:eastAsia="Arial" w:hAnsi="Arial"/>
-                <w:sz w:val="21"/>
-                <w:szCs w:val="21"/>
-              </w:rPr>
-              <w:t xml:space="preserve"/>
-            </w:r>
-          </w:p>
-        </w:tc>
-      </w:tr>
-    </w:tbl>
-    <w:p>
-      <w:pPr>
-        <w:keepNext/>
-        <w:spacing w:after="80" w:before="160"/>
-      </w:pPr>
-      <w:r>
-        <w:rPr>
-          <w:rFonts w:ascii="Arial" w:cs="Arial" w:eastAsia="Arial" w:hAnsi="Arial"/>
-          <w:b/>
-          <w:bCs/>
-          <w:caps/>
-          <w:color w:val="6F6F6F"/>
-          <w:spacing w:val="20"/>
-          <w:sz w:val="16"/>
-          <w:szCs w:val="16"/>
-        </w:rPr>
-        <w:t xml:space="preserve">Got more to say? Optional</w:t>
-      </w:r>
-    </w:p>
-    <w:tbl>
-      <w:tblPr>
-        <w:tblW w:type="dxa" w:w="9638"/>
-        <w:tblBorders>
-          <w:top w:val="single" w:color="auto" w:sz="4"/>
-          <w:left w:val="single" w:color="auto" w:sz="4"/>
-          <w:bottom w:val="single" w:color="auto" w:sz="4"/>
-          <w:right w:val="single" w:color="auto" w:sz="4"/>
-          <w:insideH w:val="single" w:color="auto" w:sz="4"/>
-          <w:insideV w:val="single" w:color="auto" w:sz="4"/>
-        </w:tblBorders>
-      </w:tblPr>
-      <w:tblGrid>
-        <w:gridCol w:w="3470"/>
-        <w:gridCol w:w="6168"/>
-      </w:tblGrid>
-      <w:tr>
-        <w:trPr>
-          <w:cantSplit/>
-          <w:trHeight w:val="700" w:hRule="atLeast"/>
-        </w:trPr>
-        <w:tc>
-          <w:tcPr>
-            <w:tcW w:type="dxa" w:w="3470"/>
-            <w:tcBorders>
-              <w:top w:val="single" w:color="BFBFBF" w:sz="4"/>
-              <w:left w:val="single" w:color="BFBFBF" w:sz="4"/>
-              <w:bottom w:val="single" w:color="BFBFBF" w:sz="4"/>
-              <w:right w:val="single" w:color="BFBFBF" w:sz="4"/>
-            </w:tcBorders>
-            <w:shd w:fill="F2F2F2" w:color="auto" w:val="clear"/>
-            <w:tcMar>
-              <w:top w:type="dxa" w:w="80"/>
-              <w:left w:type="dxa" w:w="120"/>
-              <w:bottom w:type="dxa" w:w="80"/>
-              <w:right w:type="dxa" w:w="120"/>
-            </w:tcMar>
-          </w:tcPr>
-          <w:p>
-            <w:pPr>
-              <w:spacing w:after="0" w:before="0"/>
-            </w:pPr>
-            <w:r>
-              <w:rPr>
-                <w:rFonts w:ascii="Arial" w:cs="Arial" w:eastAsia="Arial" w:hAnsi="Arial"/>
-                <w:color w:val="6F6F6F"/>
-                <w:sz w:val="18"/>
-                <w:szCs w:val="18"/>
-              </w:rPr>
-              <w:t xml:space="preserve">Any rules about client data or privacy we should know about?</w:t>
-            </w:r>
-          </w:p>
-        </w:tc>
-        <w:tc>
-          <w:tcPr>
-            <w:tcW w:type="dxa" w:w="6168"/>
-            <w:tcBorders>
-              <w:top w:val="single" w:color="BFBFBF" w:sz="4"/>
-              <w:left w:val="single" w:color="BFBFBF" w:sz="4"/>
-              <w:bottom w:val="single" w:color="BFBFBF" w:sz="4"/>
-              <w:right w:val="single" w:color="BFBFBF" w:sz="4"/>
-            </w:tcBorders>
-            <w:tcMar>
-              <w:top w:type="dxa" w:w="80"/>
-              <w:left w:type="dxa" w:w="120"/>
-              <w:bottom w:type="dxa" w:w="80"/>
-              <w:right w:type="dxa" w:w="120"/>
-            </w:tcMar>
-          </w:tcPr>
-          <w:p>
-            <w:pPr>
-              <w:spacing w:after="0" w:before="0"/>
-            </w:pPr>
-            <w:r>
-              <w:rPr>
-                <w:rFonts w:ascii="Arial" w:cs="Arial" w:eastAsia="Arial" w:hAnsi="Arial"/>
-                <w:sz w:val="21"/>
-                <w:szCs w:val="21"/>
-              </w:rPr>
-              <w:t xml:space="preserve"/>
-            </w:r>
-          </w:p>
-        </w:tc>
-      </w:tr>
-    </w:tbl>
-    <w:p>
-      <w:pPr>
-        <w:keepNext/>
-        <w:spacing w:after="60" w:before="280"/>
-      </w:pPr>
-      <w:r>
-        <w:rPr>
-          <w:rFonts w:ascii="Arial" w:cs="Arial" w:eastAsia="Arial" w:hAnsi="Arial"/>
-          <w:b/>
-          <w:bCs/>
-          <w:sz w:val="22"/>
-          <w:szCs w:val="22"/>
-        </w:rPr>
-        <w:t xml:space="preserve">18.  </w:t>
-      </w:r>
-      <w:r>
-        <w:rPr>
-          <w:rFonts w:ascii="Arial" w:cs="Arial" w:eastAsia="Arial" w:hAnsi="Arial"/>
-          <w:b/>
-          <w:bCs/>
-          <w:sz w:val="22"/>
-          <w:szCs w:val="22"/>
-        </w:rPr>
-        <w:t xml:space="preserve">How and when would you like the training?</w:t>
+        <w:t xml:space="preserve">Are you an ASAP Agency member?</w:t>
       </w:r>
     </w:p>
     <w:p>
@@ -4152,25 +6221,7 @@
           <w:sz w:val="19"/>
           <w:szCs w:val="19"/>
         </w:rPr>
-        <w:t xml:space="preserve">Pick any that suit, then tell us when your team is free.</w:t>
-      </w:r>
-    </w:p>
-    <w:p>
-      <w:pPr>
-        <w:keepNext/>
-        <w:spacing w:after="80" w:before="0"/>
-      </w:pPr>
-      <w:r>
-        <w:rPr>
-          <w:rFonts w:ascii="Arial" w:cs="Arial" w:eastAsia="Arial" w:hAnsi="Arial"/>
-          <w:b/>
-          <w:bCs/>
-          <w:caps/>
-          <w:spacing w:val="20"/>
-          <w:sz w:val="16"/>
-          <w:szCs w:val="16"/>
-        </w:rPr>
-        <w:t xml:space="preserve">We need this one to scope your work</w:t>
+        <w:t xml:space="preserve">Members get member pricing on Personalised work.</w:t>
       </w:r>
     </w:p>
     <w:p>
@@ -4185,12 +6236,12 @@
           <w:sz w:val="17"/>
           <w:szCs w:val="17"/>
         </w:rPr>
-        <w:t xml:space="preserve">Tick any that apply. Swap ☐ for ☒, or highlight your pick.</w:t>
-      </w:r>
-    </w:p>
-    <w:p>
-      <w:pPr>
-        <w:keepNext/>
+        <w:t xml:space="preserve">Pick one. Swap ☐ for ☒, or highlight your pick.</w:t>
+      </w:r>
+    </w:p>
+    <w:p>
+      <w:pPr>
+        <w:keepNext w:val="false"/>
         <w:spacing w:after="120" w:before="0" w:line="360"/>
       </w:pPr>
       <w:r>
@@ -4199,7 +6250,7 @@
           <w:sz w:val="21"/>
           <w:szCs w:val="21"/>
         </w:rPr>
-        <w:t xml:space="preserve">☐ Team workshop</w:t>
+        <w:t xml:space="preserve">☐ Yes</w:t>
       </w:r>
       <w:r>
         <w:rPr>
@@ -4207,7 +6258,7 @@
           <w:sz w:val="21"/>
           <w:szCs w:val="21"/>
         </w:rPr>
-        <w:t xml:space="preserve">      ☐ One-on-one</w:t>
+        <w:t xml:space="preserve">      ☐ No</w:t>
       </w:r>
       <w:r>
         <w:rPr>
@@ -4215,128 +6266,7 @@
           <w:sz w:val="21"/>
           <w:szCs w:val="21"/>
         </w:rPr>
-        <w:t xml:space="preserve">      ☐ Set it up for us</w:t>
-      </w:r>
-      <w:r>
-        <w:rPr>
-          <w:rFonts w:ascii="Arial" w:cs="Arial" w:eastAsia="Arial" w:hAnsi="Arial"/>
-          <w:sz w:val="21"/>
-          <w:szCs w:val="21"/>
-        </w:rPr>
-        <w:t xml:space="preserve">      ☐ Not sure</w:t>
-      </w:r>
-    </w:p>
-    <w:p>
-      <w:pPr>
-        <w:keepNext/>
-        <w:spacing w:after="80" w:before="0"/>
-      </w:pPr>
-      <w:r>
-        <w:rPr>
-          <w:rFonts w:ascii="Arial" w:cs="Arial" w:eastAsia="Arial" w:hAnsi="Arial"/>
-          <w:b/>
-          <w:bCs/>
-          <w:sz w:val="19"/>
-          <w:szCs w:val="19"/>
-        </w:rPr>
-        <w:t xml:space="preserve">When could your team do sessions?</w:t>
-      </w:r>
-    </w:p>
-    <w:tbl>
-      <w:tblPr>
-        <w:tblW w:type="dxa" w:w="9638"/>
-        <w:tblBorders>
-          <w:top w:val="single" w:color="auto" w:sz="4"/>
-          <w:left w:val="single" w:color="auto" w:sz="4"/>
-          <w:bottom w:val="single" w:color="auto" w:sz="4"/>
-          <w:right w:val="single" w:color="auto" w:sz="4"/>
-          <w:insideH w:val="single" w:color="auto" w:sz="4"/>
-          <w:insideV w:val="single" w:color="auto" w:sz="4"/>
-        </w:tblBorders>
-      </w:tblPr>
-      <w:tblGrid>
-        <w:gridCol w:w="9638"/>
-      </w:tblGrid>
-      <w:tr>
-        <w:trPr>
-          <w:cantSplit/>
-          <w:trHeight w:val="800" w:hRule="atLeast"/>
-        </w:trPr>
-        <w:tc>
-          <w:tcPr>
-            <w:tcW w:type="dxa" w:w="9638"/>
-            <w:tcBorders>
-              <w:top w:val="single" w:color="BFBFBF" w:sz="4"/>
-              <w:left w:val="single" w:color="BFBFBF" w:sz="4"/>
-              <w:bottom w:val="single" w:color="BFBFBF" w:sz="4"/>
-              <w:right w:val="single" w:color="BFBFBF" w:sz="4"/>
-            </w:tcBorders>
-            <w:tcMar>
-              <w:top w:type="dxa" w:w="80"/>
-              <w:left w:type="dxa" w:w="120"/>
-              <w:bottom w:type="dxa" w:w="80"/>
-              <w:right w:type="dxa" w:w="120"/>
-            </w:tcMar>
-          </w:tcPr>
-          <w:p>
-            <w:pPr>
-              <w:spacing w:after="0" w:before="0"/>
-            </w:pPr>
-            <w:r>
-              <w:rPr>
-                <w:rFonts w:ascii="Arial" w:cs="Arial" w:eastAsia="Arial" w:hAnsi="Arial"/>
-                <w:sz w:val="21"/>
-                <w:szCs w:val="21"/>
-              </w:rPr>
-              <w:t xml:space="preserve"/>
-            </w:r>
-          </w:p>
-        </w:tc>
-      </w:tr>
-    </w:tbl>
-    <w:p>
-      <w:pPr>
-        <w:keepNext/>
-        <w:pBdr>
-          <w:bottom w:val="single" w:color="111111" w:sz="12" w:space="6"/>
-        </w:pBdr>
-        <w:spacing w:after="80" w:before="480"/>
-      </w:pPr>
-      <w:r>
-        <w:rPr>
-          <w:rFonts w:ascii="Arial" w:cs="Arial" w:eastAsia="Arial" w:hAnsi="Arial"/>
-          <w:color w:val="6F6F6F"/>
-          <w:sz w:val="20"/>
-          <w:szCs w:val="20"/>
-        </w:rPr>
-        <w:t xml:space="preserve">06   </w:t>
-      </w:r>
-      <w:r>
-        <w:rPr>
-          <w:rFonts w:ascii="Arial" w:cs="Arial" w:eastAsia="Arial" w:hAnsi="Arial"/>
-          <w:b/>
-          <w:bCs/>
-          <w:sz w:val="32"/>
-          <w:szCs w:val="32"/>
-        </w:rPr>
-        <w:t xml:space="preserve">Your Website</w:t>
-      </w:r>
-    </w:p>
-    <w:p>
-      <w:pPr>
-        <w:keepNext/>
-        <w:spacing w:after="80" w:before="0"/>
-      </w:pPr>
-      <w:r>
-        <w:rPr>
-          <w:rFonts w:ascii="Arial" w:cs="Arial" w:eastAsia="Arial" w:hAnsi="Arial"/>
-          <w:i/>
-          <w:iCs/>
-          <w:color w:val="6F6F6F"/>
-          <w:sz w:val="18"/>
-          <w:szCs w:val="18"/>
-        </w:rPr>
-        <w:t xml:space="preserve">Only if you picked “Website” in question 1.</w:t>
+        <w:t xml:space="preserve">      ☐ Not yet, but interested</w:t>
       </w:r>
     </w:p>
     <w:p>
@@ -4352,1827 +6282,7 @@
           <w:sz w:val="22"/>
           <w:szCs w:val="22"/>
         </w:rPr>
-        <w:t xml:space="preserve">19.  </w:t>
-      </w:r>
-      <w:r>
-        <w:rPr>
-          <w:rFonts w:ascii="Arial" w:cs="Arial" w:eastAsia="Arial" w:hAnsi="Arial"/>
-          <w:b/>
-          <w:bCs/>
-          <w:sz w:val="22"/>
-          <w:szCs w:val="22"/>
-        </w:rPr>
-        <w:t xml:space="preserve">Tell us about your current website.</w:t>
-      </w:r>
-    </w:p>
-    <w:tbl>
-      <w:tblPr>
-        <w:tblW w:type="dxa" w:w="9638"/>
-        <w:tblBorders>
-          <w:top w:val="single" w:color="auto" w:sz="4"/>
-          <w:left w:val="single" w:color="auto" w:sz="4"/>
-          <w:bottom w:val="single" w:color="auto" w:sz="4"/>
-          <w:right w:val="single" w:color="auto" w:sz="4"/>
-          <w:insideH w:val="single" w:color="auto" w:sz="4"/>
-          <w:insideV w:val="single" w:color="auto" w:sz="4"/>
-        </w:tblBorders>
-      </w:tblPr>
-      <w:tblGrid>
-        <w:gridCol w:w="3470"/>
-        <w:gridCol w:w="6168"/>
-      </w:tblGrid>
-      <w:tr>
-        <w:trPr>
-          <w:cantSplit/>
-          <w:trHeight w:val="520" w:hRule="atLeast"/>
-        </w:trPr>
-        <w:tc>
-          <w:tcPr>
-            <w:tcW w:type="dxa" w:w="3470"/>
-            <w:tcBorders>
-              <w:top w:val="single" w:color="BFBFBF" w:sz="4"/>
-              <w:left w:val="single" w:color="BFBFBF" w:sz="4"/>
-              <w:bottom w:val="single" w:color="BFBFBF" w:sz="4"/>
-              <w:right w:val="single" w:color="BFBFBF" w:sz="4"/>
-            </w:tcBorders>
-            <w:shd w:fill="F2F2F2" w:color="auto" w:val="clear"/>
-            <w:tcMar>
-              <w:top w:type="dxa" w:w="80"/>
-              <w:left w:type="dxa" w:w="120"/>
-              <w:bottom w:type="dxa" w:w="80"/>
-              <w:right w:type="dxa" w:w="120"/>
-            </w:tcMar>
-          </w:tcPr>
-          <w:p>
-            <w:pPr>
-              <w:spacing w:after="0" w:before="0"/>
-            </w:pPr>
-            <w:r>
-              <w:rPr>
-                <w:rFonts w:ascii="Arial" w:cs="Arial" w:eastAsia="Arial" w:hAnsi="Arial"/>
-                <w:color w:val="6F6F6F"/>
-                <w:sz w:val="18"/>
-                <w:szCs w:val="18"/>
-              </w:rPr>
-              <w:t xml:space="preserve">Current website</w:t>
-            </w:r>
-          </w:p>
-        </w:tc>
-        <w:tc>
-          <w:tcPr>
-            <w:tcW w:type="dxa" w:w="6168"/>
-            <w:tcBorders>
-              <w:top w:val="single" w:color="BFBFBF" w:sz="4"/>
-              <w:left w:val="single" w:color="BFBFBF" w:sz="4"/>
-              <w:bottom w:val="single" w:color="BFBFBF" w:sz="4"/>
-              <w:right w:val="single" w:color="BFBFBF" w:sz="4"/>
-            </w:tcBorders>
-            <w:tcMar>
-              <w:top w:type="dxa" w:w="80"/>
-              <w:left w:type="dxa" w:w="120"/>
-              <w:bottom w:type="dxa" w:w="80"/>
-              <w:right w:type="dxa" w:w="120"/>
-            </w:tcMar>
-          </w:tcPr>
-          <w:p>
-            <w:pPr>
-              <w:spacing w:after="0" w:before="0"/>
-            </w:pPr>
-            <w:r>
-              <w:rPr>
-                <w:rFonts w:ascii="Arial" w:cs="Arial" w:eastAsia="Arial" w:hAnsi="Arial"/>
-                <w:sz w:val="21"/>
-                <w:szCs w:val="21"/>
-              </w:rPr>
-              <w:t xml:space="preserve"/>
-            </w:r>
-          </w:p>
-        </w:tc>
-      </w:tr>
-      <w:tr>
-        <w:trPr>
-          <w:cantSplit/>
-          <w:trHeight w:val="520" w:hRule="atLeast"/>
-        </w:trPr>
-        <w:tc>
-          <w:tcPr>
-            <w:tcW w:type="dxa" w:w="3470"/>
-            <w:tcBorders>
-              <w:top w:val="single" w:color="BFBFBF" w:sz="4"/>
-              <w:left w:val="single" w:color="BFBFBF" w:sz="4"/>
-              <w:bottom w:val="single" w:color="BFBFBF" w:sz="4"/>
-              <w:right w:val="single" w:color="BFBFBF" w:sz="4"/>
-            </w:tcBorders>
-            <w:shd w:fill="F2F2F2" w:color="auto" w:val="clear"/>
-            <w:tcMar>
-              <w:top w:type="dxa" w:w="80"/>
-              <w:left w:type="dxa" w:w="120"/>
-              <w:bottom w:type="dxa" w:w="80"/>
-              <w:right w:type="dxa" w:w="120"/>
-            </w:tcMar>
-          </w:tcPr>
-          <w:p>
-            <w:pPr>
-              <w:spacing w:after="0" w:before="0"/>
-            </w:pPr>
-            <w:r>
-              <w:rPr>
-                <w:rFonts w:ascii="Arial" w:cs="Arial" w:eastAsia="Arial" w:hAnsi="Arial"/>
-                <w:color w:val="6F6F6F"/>
-                <w:sz w:val="18"/>
-                <w:szCs w:val="18"/>
-              </w:rPr>
-              <w:t xml:space="preserve">What it's built on, if you know</w:t>
-            </w:r>
-          </w:p>
-        </w:tc>
-        <w:tc>
-          <w:tcPr>
-            <w:tcW w:type="dxa" w:w="6168"/>
-            <w:tcBorders>
-              <w:top w:val="single" w:color="BFBFBF" w:sz="4"/>
-              <w:left w:val="single" w:color="BFBFBF" w:sz="4"/>
-              <w:bottom w:val="single" w:color="BFBFBF" w:sz="4"/>
-              <w:right w:val="single" w:color="BFBFBF" w:sz="4"/>
-            </w:tcBorders>
-            <w:tcMar>
-              <w:top w:type="dxa" w:w="80"/>
-              <w:left w:type="dxa" w:w="120"/>
-              <w:bottom w:type="dxa" w:w="80"/>
-              <w:right w:type="dxa" w:w="120"/>
-            </w:tcMar>
-          </w:tcPr>
-          <w:p>
-            <w:pPr>
-              <w:spacing w:after="0" w:before="0"/>
-            </w:pPr>
-            <w:r>
-              <w:rPr>
-                <w:rFonts w:ascii="Arial" w:cs="Arial" w:eastAsia="Arial" w:hAnsi="Arial"/>
-                <w:sz w:val="21"/>
-                <w:szCs w:val="21"/>
-              </w:rPr>
-              <w:t xml:space="preserve"/>
-            </w:r>
-          </w:p>
-        </w:tc>
-      </w:tr>
-      <w:tr>
-        <w:trPr>
-          <w:cantSplit/>
-          <w:trHeight w:val="520" w:hRule="atLeast"/>
-        </w:trPr>
-        <w:tc>
-          <w:tcPr>
-            <w:tcW w:type="dxa" w:w="3470"/>
-            <w:tcBorders>
-              <w:top w:val="single" w:color="BFBFBF" w:sz="4"/>
-              <w:left w:val="single" w:color="BFBFBF" w:sz="4"/>
-              <w:bottom w:val="single" w:color="BFBFBF" w:sz="4"/>
-              <w:right w:val="single" w:color="BFBFBF" w:sz="4"/>
-            </w:tcBorders>
-            <w:shd w:fill="F2F2F2" w:color="auto" w:val="clear"/>
-            <w:tcMar>
-              <w:top w:type="dxa" w:w="80"/>
-              <w:left w:type="dxa" w:w="120"/>
-              <w:bottom w:type="dxa" w:w="80"/>
-              <w:right w:type="dxa" w:w="120"/>
-            </w:tcMar>
-          </w:tcPr>
-          <w:p>
-            <w:pPr>
-              <w:spacing w:after="0" w:before="0"/>
-            </w:pPr>
-            <w:r>
-              <w:rPr>
-                <w:rFonts w:ascii="Arial" w:cs="Arial" w:eastAsia="Arial" w:hAnsi="Arial"/>
-                <w:color w:val="6F6F6F"/>
-                <w:sz w:val="18"/>
-                <w:szCs w:val="18"/>
-              </w:rPr>
-              <w:t xml:space="preserve">Who looks after it now</w:t>
-            </w:r>
-          </w:p>
-        </w:tc>
-        <w:tc>
-          <w:tcPr>
-            <w:tcW w:type="dxa" w:w="6168"/>
-            <w:tcBorders>
-              <w:top w:val="single" w:color="BFBFBF" w:sz="4"/>
-              <w:left w:val="single" w:color="BFBFBF" w:sz="4"/>
-              <w:bottom w:val="single" w:color="BFBFBF" w:sz="4"/>
-              <w:right w:val="single" w:color="BFBFBF" w:sz="4"/>
-            </w:tcBorders>
-            <w:tcMar>
-              <w:top w:type="dxa" w:w="80"/>
-              <w:left w:type="dxa" w:w="120"/>
-              <w:bottom w:type="dxa" w:w="80"/>
-              <w:right w:type="dxa" w:w="120"/>
-            </w:tcMar>
-          </w:tcPr>
-          <w:p>
-            <w:pPr>
-              <w:spacing w:after="0" w:before="0"/>
-            </w:pPr>
-            <w:r>
-              <w:rPr>
-                <w:rFonts w:ascii="Arial" w:cs="Arial" w:eastAsia="Arial" w:hAnsi="Arial"/>
-                <w:sz w:val="21"/>
-                <w:szCs w:val="21"/>
-              </w:rPr>
-              <w:t xml:space="preserve"/>
-            </w:r>
-          </w:p>
-        </w:tc>
-      </w:tr>
-      <w:tr>
-        <w:trPr>
-          <w:cantSplit/>
-          <w:trHeight w:val="520" w:hRule="atLeast"/>
-        </w:trPr>
-        <w:tc>
-          <w:tcPr>
-            <w:tcW w:type="dxa" w:w="3470"/>
-            <w:tcBorders>
-              <w:top w:val="single" w:color="BFBFBF" w:sz="4"/>
-              <w:left w:val="single" w:color="BFBFBF" w:sz="4"/>
-              <w:bottom w:val="single" w:color="BFBFBF" w:sz="4"/>
-              <w:right w:val="single" w:color="BFBFBF" w:sz="4"/>
-            </w:tcBorders>
-            <w:shd w:fill="F2F2F2" w:color="auto" w:val="clear"/>
-            <w:tcMar>
-              <w:top w:type="dxa" w:w="80"/>
-              <w:left w:type="dxa" w:w="120"/>
-              <w:bottom w:type="dxa" w:w="80"/>
-              <w:right w:type="dxa" w:w="120"/>
-            </w:tcMar>
-          </w:tcPr>
-          <w:p>
-            <w:pPr>
-              <w:spacing w:after="0" w:before="0"/>
-            </w:pPr>
-            <w:r>
-              <w:rPr>
-                <w:rFonts w:ascii="Arial" w:cs="Arial" w:eastAsia="Arial" w:hAnsi="Arial"/>
-                <w:color w:val="6F6F6F"/>
-                <w:sz w:val="18"/>
-                <w:szCs w:val="18"/>
-              </w:rPr>
-              <w:t xml:space="preserve">Visitors a month, if you know</w:t>
-            </w:r>
-          </w:p>
-        </w:tc>
-        <w:tc>
-          <w:tcPr>
-            <w:tcW w:type="dxa" w:w="6168"/>
-            <w:tcBorders>
-              <w:top w:val="single" w:color="BFBFBF" w:sz="4"/>
-              <w:left w:val="single" w:color="BFBFBF" w:sz="4"/>
-              <w:bottom w:val="single" w:color="BFBFBF" w:sz="4"/>
-              <w:right w:val="single" w:color="BFBFBF" w:sz="4"/>
-            </w:tcBorders>
-            <w:tcMar>
-              <w:top w:type="dxa" w:w="80"/>
-              <w:left w:type="dxa" w:w="120"/>
-              <w:bottom w:type="dxa" w:w="80"/>
-              <w:right w:type="dxa" w:w="120"/>
-            </w:tcMar>
-          </w:tcPr>
-          <w:p>
-            <w:pPr>
-              <w:spacing w:after="0" w:before="0"/>
-            </w:pPr>
-            <w:r>
-              <w:rPr>
-                <w:rFonts w:ascii="Arial" w:cs="Arial" w:eastAsia="Arial" w:hAnsi="Arial"/>
-                <w:sz w:val="21"/>
-                <w:szCs w:val="21"/>
-              </w:rPr>
-              <w:t xml:space="preserve"/>
-            </w:r>
-          </w:p>
-        </w:tc>
-      </w:tr>
-      <w:tr>
-        <w:trPr>
-          <w:cantSplit/>
-          <w:trHeight w:val="520" w:hRule="atLeast"/>
-        </w:trPr>
-        <w:tc>
-          <w:tcPr>
-            <w:tcW w:type="dxa" w:w="3470"/>
-            <w:tcBorders>
-              <w:top w:val="single" w:color="BFBFBF" w:sz="4"/>
-              <w:left w:val="single" w:color="BFBFBF" w:sz="4"/>
-              <w:bottom w:val="single" w:color="BFBFBF" w:sz="4"/>
-              <w:right w:val="single" w:color="BFBFBF" w:sz="4"/>
-            </w:tcBorders>
-            <w:shd w:fill="F2F2F2" w:color="auto" w:val="clear"/>
-            <w:tcMar>
-              <w:top w:type="dxa" w:w="80"/>
-              <w:left w:type="dxa" w:w="120"/>
-              <w:bottom w:type="dxa" w:w="80"/>
-              <w:right w:type="dxa" w:w="120"/>
-            </w:tcMar>
-          </w:tcPr>
-          <w:p>
-            <w:pPr>
-              <w:spacing w:after="0" w:before="0"/>
-            </w:pPr>
-            <w:r>
-              <w:rPr>
-                <w:rFonts w:ascii="Arial" w:cs="Arial" w:eastAsia="Arial" w:hAnsi="Arial"/>
-                <w:color w:val="6F6F6F"/>
-                <w:sz w:val="18"/>
-                <w:szCs w:val="18"/>
-              </w:rPr>
-              <w:t xml:space="preserve">Do you have the logins for your domain and hosting?</w:t>
-            </w:r>
-          </w:p>
-        </w:tc>
-        <w:tc>
-          <w:tcPr>
-            <w:tcW w:type="dxa" w:w="6168"/>
-            <w:tcBorders>
-              <w:top w:val="single" w:color="BFBFBF" w:sz="4"/>
-              <w:left w:val="single" w:color="BFBFBF" w:sz="4"/>
-              <w:bottom w:val="single" w:color="BFBFBF" w:sz="4"/>
-              <w:right w:val="single" w:color="BFBFBF" w:sz="4"/>
-            </w:tcBorders>
-            <w:tcMar>
-              <w:top w:type="dxa" w:w="80"/>
-              <w:left w:type="dxa" w:w="120"/>
-              <w:bottom w:type="dxa" w:w="80"/>
-              <w:right w:type="dxa" w:w="120"/>
-            </w:tcMar>
-          </w:tcPr>
-          <w:p>
-            <w:pPr>
-              <w:spacing w:after="0" w:before="0"/>
-            </w:pPr>
-            <w:r>
-              <w:rPr>
-                <w:rFonts w:ascii="Arial" w:cs="Arial" w:eastAsia="Arial" w:hAnsi="Arial"/>
-                <w:sz w:val="21"/>
-                <w:szCs w:val="21"/>
-              </w:rPr>
-              <w:t xml:space="preserve"/>
-            </w:r>
-          </w:p>
-        </w:tc>
-      </w:tr>
-      <w:tr>
-        <w:trPr>
-          <w:cantSplit/>
-          <w:trHeight w:val="520" w:hRule="atLeast"/>
-        </w:trPr>
-        <w:tc>
-          <w:tcPr>
-            <w:tcW w:type="dxa" w:w="3470"/>
-            <w:tcBorders>
-              <w:top w:val="single" w:color="BFBFBF" w:sz="4"/>
-              <w:left w:val="single" w:color="BFBFBF" w:sz="4"/>
-              <w:bottom w:val="single" w:color="BFBFBF" w:sz="4"/>
-              <w:right w:val="single" w:color="BFBFBF" w:sz="4"/>
-            </w:tcBorders>
-            <w:shd w:fill="F2F2F2" w:color="auto" w:val="clear"/>
-            <w:tcMar>
-              <w:top w:type="dxa" w:w="80"/>
-              <w:left w:type="dxa" w:w="120"/>
-              <w:bottom w:type="dxa" w:w="80"/>
-              <w:right w:type="dxa" w:w="120"/>
-            </w:tcMar>
-          </w:tcPr>
-          <w:p>
-            <w:pPr>
-              <w:spacing w:after="0" w:before="0"/>
-            </w:pPr>
-            <w:r>
-              <w:rPr>
-                <w:rFonts w:ascii="Arial" w:cs="Arial" w:eastAsia="Arial" w:hAnsi="Arial"/>
-                <w:color w:val="6F6F6F"/>
-                <w:sz w:val="18"/>
-                <w:szCs w:val="18"/>
-              </w:rPr>
-              <w:t xml:space="preserve">Google Business Profile</w:t>
-            </w:r>
-          </w:p>
-        </w:tc>
-        <w:tc>
-          <w:tcPr>
-            <w:tcW w:type="dxa" w:w="6168"/>
-            <w:tcBorders>
-              <w:top w:val="single" w:color="BFBFBF" w:sz="4"/>
-              <w:left w:val="single" w:color="BFBFBF" w:sz="4"/>
-              <w:bottom w:val="single" w:color="BFBFBF" w:sz="4"/>
-              <w:right w:val="single" w:color="BFBFBF" w:sz="4"/>
-            </w:tcBorders>
-            <w:tcMar>
-              <w:top w:type="dxa" w:w="80"/>
-              <w:left w:type="dxa" w:w="120"/>
-              <w:bottom w:type="dxa" w:w="80"/>
-              <w:right w:type="dxa" w:w="120"/>
-            </w:tcMar>
-          </w:tcPr>
-          <w:p>
-            <w:pPr>
-              <w:spacing w:after="0" w:before="0"/>
-            </w:pPr>
-            <w:r>
-              <w:rPr>
-                <w:rFonts w:ascii="Arial" w:cs="Arial" w:eastAsia="Arial" w:hAnsi="Arial"/>
-                <w:sz w:val="21"/>
-                <w:szCs w:val="21"/>
-              </w:rPr>
-              <w:t xml:space="preserve"/>
-            </w:r>
-          </w:p>
-        </w:tc>
-      </w:tr>
-    </w:tbl>
-    <w:p>
-      <w:pPr>
-        <w:keepNext/>
-        <w:spacing w:after="60" w:before="280"/>
-      </w:pPr>
-      <w:r>
-        <w:rPr>
-          <w:rFonts w:ascii="Arial" w:cs="Arial" w:eastAsia="Arial" w:hAnsi="Arial"/>
-          <w:b/>
-          <w:bCs/>
-          <w:sz w:val="22"/>
-          <w:szCs w:val="22"/>
-        </w:rPr>
-        <w:t xml:space="preserve">20.  </w:t>
-      </w:r>
-      <w:r>
-        <w:rPr>
-          <w:rFonts w:ascii="Arial" w:cs="Arial" w:eastAsia="Arial" w:hAnsi="Arial"/>
-          <w:b/>
-          <w:bCs/>
-          <w:sz w:val="22"/>
-          <w:szCs w:val="22"/>
-        </w:rPr>
-        <w:t xml:space="preserve">What's not working about it?</w:t>
-      </w:r>
-    </w:p>
-    <w:p>
-      <w:pPr>
-        <w:keepNext/>
-        <w:spacing w:after="80" w:before="0"/>
-      </w:pPr>
-      <w:r>
-        <w:rPr>
-          <w:rFonts w:ascii="Arial" w:cs="Arial" w:eastAsia="Arial" w:hAnsi="Arial"/>
-          <w:i/>
-          <w:iCs/>
-          <w:color w:val="9A9A9A"/>
-          <w:sz w:val="18"/>
-          <w:szCs w:val="18"/>
-        </w:rPr>
-        <w:t xml:space="preserve">e.g. It's slow, it looks old, and nobody can find the book button on their phone.</w:t>
-      </w:r>
-    </w:p>
-    <w:tbl>
-      <w:tblPr>
-        <w:tblW w:type="dxa" w:w="9638"/>
-        <w:tblBorders>
-          <w:top w:val="single" w:color="auto" w:sz="4"/>
-          <w:left w:val="single" w:color="auto" w:sz="4"/>
-          <w:bottom w:val="single" w:color="auto" w:sz="4"/>
-          <w:right w:val="single" w:color="auto" w:sz="4"/>
-          <w:insideH w:val="single" w:color="auto" w:sz="4"/>
-          <w:insideV w:val="single" w:color="auto" w:sz="4"/>
-        </w:tblBorders>
-      </w:tblPr>
-      <w:tblGrid>
-        <w:gridCol w:w="9638"/>
-      </w:tblGrid>
-      <w:tr>
-        <w:trPr>
-          <w:cantSplit/>
-          <w:trHeight w:val="1300" w:hRule="atLeast"/>
-        </w:trPr>
-        <w:tc>
-          <w:tcPr>
-            <w:tcW w:type="dxa" w:w="9638"/>
-            <w:tcBorders>
-              <w:top w:val="single" w:color="BFBFBF" w:sz="4"/>
-              <w:left w:val="single" w:color="BFBFBF" w:sz="4"/>
-              <w:bottom w:val="single" w:color="BFBFBF" w:sz="4"/>
-              <w:right w:val="single" w:color="BFBFBF" w:sz="4"/>
-            </w:tcBorders>
-            <w:tcMar>
-              <w:top w:type="dxa" w:w="80"/>
-              <w:left w:type="dxa" w:w="120"/>
-              <w:bottom w:type="dxa" w:w="80"/>
-              <w:right w:type="dxa" w:w="120"/>
-            </w:tcMar>
-          </w:tcPr>
-          <w:p>
-            <w:pPr>
-              <w:spacing w:after="0" w:before="0"/>
-            </w:pPr>
-            <w:r>
-              <w:rPr>
-                <w:rFonts w:ascii="Arial" w:cs="Arial" w:eastAsia="Arial" w:hAnsi="Arial"/>
-                <w:sz w:val="21"/>
-                <w:szCs w:val="21"/>
-              </w:rPr>
-              <w:t xml:space="preserve"/>
-            </w:r>
-          </w:p>
-        </w:tc>
-      </w:tr>
-    </w:tbl>
-    <w:p>
-      <w:pPr>
-        <w:keepNext/>
-        <w:spacing w:after="60" w:before="280"/>
-      </w:pPr>
-      <w:r>
-        <w:rPr>
-          <w:rFonts w:ascii="Arial" w:cs="Arial" w:eastAsia="Arial" w:hAnsi="Arial"/>
-          <w:b/>
-          <w:bCs/>
-          <w:sz w:val="22"/>
-          <w:szCs w:val="22"/>
-        </w:rPr>
-        <w:t xml:space="preserve">21.  </w:t>
-      </w:r>
-      <w:r>
-        <w:rPr>
-          <w:rFonts w:ascii="Arial" w:cs="Arial" w:eastAsia="Arial" w:hAnsi="Arial"/>
-          <w:b/>
-          <w:bCs/>
-          <w:sz w:val="22"/>
-          <w:szCs w:val="22"/>
-        </w:rPr>
-        <w:t xml:space="preserve">What should your new site do?</w:t>
-      </w:r>
-    </w:p>
-    <w:p>
-      <w:pPr>
-        <w:keepNext/>
-        <w:spacing w:after="80" w:before="0"/>
-      </w:pPr>
-      <w:r>
-        <w:rPr>
-          <w:rFonts w:ascii="Arial" w:cs="Arial" w:eastAsia="Arial" w:hAnsi="Arial"/>
-          <w:color w:val="6F6F6F"/>
-          <w:sz w:val="19"/>
-          <w:szCs w:val="19"/>
-        </w:rPr>
-        <w:t xml:space="preserve">Get enquiries, take bookings, sell products, explain your services, help you hire.</w:t>
-      </w:r>
-    </w:p>
-    <w:p>
-      <w:pPr>
-        <w:keepNext/>
-        <w:spacing w:after="80" w:before="0"/>
-      </w:pPr>
-      <w:r>
-        <w:rPr>
-          <w:rFonts w:ascii="Arial" w:cs="Arial" w:eastAsia="Arial" w:hAnsi="Arial"/>
-          <w:i/>
-          <w:iCs/>
-          <w:color w:val="9A9A9A"/>
-          <w:sz w:val="18"/>
-          <w:szCs w:val="18"/>
-        </w:rPr>
-        <w:t xml:space="preserve">e.g. Get people booking an initial consult in two taps.</w:t>
-      </w:r>
-    </w:p>
-    <w:tbl>
-      <w:tblPr>
-        <w:tblW w:type="dxa" w:w="9638"/>
-        <w:tblBorders>
-          <w:top w:val="single" w:color="auto" w:sz="4"/>
-          <w:left w:val="single" w:color="auto" w:sz="4"/>
-          <w:bottom w:val="single" w:color="auto" w:sz="4"/>
-          <w:right w:val="single" w:color="auto" w:sz="4"/>
-          <w:insideH w:val="single" w:color="auto" w:sz="4"/>
-          <w:insideV w:val="single" w:color="auto" w:sz="4"/>
-        </w:tblBorders>
-      </w:tblPr>
-      <w:tblGrid>
-        <w:gridCol w:w="9638"/>
-      </w:tblGrid>
-      <w:tr>
-        <w:trPr>
-          <w:cantSplit/>
-          <w:trHeight w:val="1300" w:hRule="atLeast"/>
-        </w:trPr>
-        <w:tc>
-          <w:tcPr>
-            <w:tcW w:type="dxa" w:w="9638"/>
-            <w:tcBorders>
-              <w:top w:val="single" w:color="BFBFBF" w:sz="4"/>
-              <w:left w:val="single" w:color="BFBFBF" w:sz="4"/>
-              <w:bottom w:val="single" w:color="BFBFBF" w:sz="4"/>
-              <w:right w:val="single" w:color="BFBFBF" w:sz="4"/>
-            </w:tcBorders>
-            <w:tcMar>
-              <w:top w:type="dxa" w:w="80"/>
-              <w:left w:type="dxa" w:w="120"/>
-              <w:bottom w:type="dxa" w:w="80"/>
-              <w:right w:type="dxa" w:w="120"/>
-            </w:tcMar>
-          </w:tcPr>
-          <w:p>
-            <w:pPr>
-              <w:spacing w:after="0" w:before="0"/>
-            </w:pPr>
-            <w:r>
-              <w:rPr>
-                <w:rFonts w:ascii="Arial" w:cs="Arial" w:eastAsia="Arial" w:hAnsi="Arial"/>
-                <w:sz w:val="21"/>
-                <w:szCs w:val="21"/>
-              </w:rPr>
-              <w:t xml:space="preserve"/>
-            </w:r>
-          </w:p>
-        </w:tc>
-      </w:tr>
-    </w:tbl>
-    <w:p>
-      <w:pPr>
-        <w:keepNext/>
-        <w:spacing w:after="80" w:before="160"/>
-      </w:pPr>
-      <w:r>
-        <w:rPr>
-          <w:rFonts w:ascii="Arial" w:cs="Arial" w:eastAsia="Arial" w:hAnsi="Arial"/>
-          <w:b/>
-          <w:bCs/>
-          <w:caps/>
-          <w:color w:val="6F6F6F"/>
-          <w:spacing w:val="20"/>
-          <w:sz w:val="16"/>
-          <w:szCs w:val="16"/>
-        </w:rPr>
-        <w:t xml:space="preserve">Got more to say? Optional</w:t>
-      </w:r>
-    </w:p>
-    <w:tbl>
-      <w:tblPr>
-        <w:tblW w:type="dxa" w:w="9638"/>
-        <w:tblBorders>
-          <w:top w:val="single" w:color="auto" w:sz="4"/>
-          <w:left w:val="single" w:color="auto" w:sz="4"/>
-          <w:bottom w:val="single" w:color="auto" w:sz="4"/>
-          <w:right w:val="single" w:color="auto" w:sz="4"/>
-          <w:insideH w:val="single" w:color="auto" w:sz="4"/>
-          <w:insideV w:val="single" w:color="auto" w:sz="4"/>
-        </w:tblBorders>
-      </w:tblPr>
-      <w:tblGrid>
-        <w:gridCol w:w="3470"/>
-        <w:gridCol w:w="6168"/>
-      </w:tblGrid>
-      <w:tr>
-        <w:trPr>
-          <w:cantSplit/>
-          <w:trHeight w:val="700" w:hRule="atLeast"/>
-        </w:trPr>
-        <w:tc>
-          <w:tcPr>
-            <w:tcW w:type="dxa" w:w="3470"/>
-            <w:tcBorders>
-              <w:top w:val="single" w:color="BFBFBF" w:sz="4"/>
-              <w:left w:val="single" w:color="BFBFBF" w:sz="4"/>
-              <w:bottom w:val="single" w:color="BFBFBF" w:sz="4"/>
-              <w:right w:val="single" w:color="BFBFBF" w:sz="4"/>
-            </w:tcBorders>
-            <w:shd w:fill="F2F2F2" w:color="auto" w:val="clear"/>
-            <w:tcMar>
-              <w:top w:type="dxa" w:w="80"/>
-              <w:left w:type="dxa" w:w="120"/>
-              <w:bottom w:type="dxa" w:w="80"/>
-              <w:right w:type="dxa" w:w="120"/>
-            </w:tcMar>
-          </w:tcPr>
-          <w:p>
-            <w:pPr>
-              <w:spacing w:after="0" w:before="0"/>
-            </w:pPr>
-            <w:r>
-              <w:rPr>
-                <w:rFonts w:ascii="Arial" w:cs="Arial" w:eastAsia="Arial" w:hAnsi="Arial"/>
-                <w:color w:val="6F6F6F"/>
-                <w:sz w:val="18"/>
-                <w:szCs w:val="18"/>
-              </w:rPr>
-              <w:t xml:space="preserve">Anything it needs to connect to? (booking system, payments, newsletter, Google profile)</w:t>
-            </w:r>
-          </w:p>
-        </w:tc>
-        <w:tc>
-          <w:tcPr>
-            <w:tcW w:type="dxa" w:w="6168"/>
-            <w:tcBorders>
-              <w:top w:val="single" w:color="BFBFBF" w:sz="4"/>
-              <w:left w:val="single" w:color="BFBFBF" w:sz="4"/>
-              <w:bottom w:val="single" w:color="BFBFBF" w:sz="4"/>
-              <w:right w:val="single" w:color="BFBFBF" w:sz="4"/>
-            </w:tcBorders>
-            <w:tcMar>
-              <w:top w:type="dxa" w:w="80"/>
-              <w:left w:type="dxa" w:w="120"/>
-              <w:bottom w:type="dxa" w:w="80"/>
-              <w:right w:type="dxa" w:w="120"/>
-            </w:tcMar>
-          </w:tcPr>
-          <w:p>
-            <w:pPr>
-              <w:spacing w:after="0" w:before="0"/>
-            </w:pPr>
-            <w:r>
-              <w:rPr>
-                <w:rFonts w:ascii="Arial" w:cs="Arial" w:eastAsia="Arial" w:hAnsi="Arial"/>
-                <w:sz w:val="21"/>
-                <w:szCs w:val="21"/>
-              </w:rPr>
-              <w:t xml:space="preserve"/>
-            </w:r>
-          </w:p>
-        </w:tc>
-      </w:tr>
-      <w:tr>
-        <w:trPr>
-          <w:cantSplit/>
-          <w:trHeight w:val="700" w:hRule="atLeast"/>
-        </w:trPr>
-        <w:tc>
-          <w:tcPr>
-            <w:tcW w:type="dxa" w:w="3470"/>
-            <w:tcBorders>
-              <w:top w:val="single" w:color="BFBFBF" w:sz="4"/>
-              <w:left w:val="single" w:color="BFBFBF" w:sz="4"/>
-              <w:bottom w:val="single" w:color="BFBFBF" w:sz="4"/>
-              <w:right w:val="single" w:color="BFBFBF" w:sz="4"/>
-            </w:tcBorders>
-            <w:shd w:fill="F2F2F2" w:color="auto" w:val="clear"/>
-            <w:tcMar>
-              <w:top w:type="dxa" w:w="80"/>
-              <w:left w:type="dxa" w:w="120"/>
-              <w:bottom w:type="dxa" w:w="80"/>
-              <w:right w:type="dxa" w:w="120"/>
-            </w:tcMar>
-          </w:tcPr>
-          <w:p>
-            <w:pPr>
-              <w:spacing w:after="0" w:before="0"/>
-            </w:pPr>
-            <w:r>
-              <w:rPr>
-                <w:rFonts w:ascii="Arial" w:cs="Arial" w:eastAsia="Arial" w:hAnsi="Arial"/>
-                <w:color w:val="6F6F6F"/>
-                <w:sz w:val="18"/>
-                <w:szCs w:val="18"/>
-              </w:rPr>
-              <w:t xml:space="preserve">Pages you know you need</w:t>
-            </w:r>
-          </w:p>
-        </w:tc>
-        <w:tc>
-          <w:tcPr>
-            <w:tcW w:type="dxa" w:w="6168"/>
-            <w:tcBorders>
-              <w:top w:val="single" w:color="BFBFBF" w:sz="4"/>
-              <w:left w:val="single" w:color="BFBFBF" w:sz="4"/>
-              <w:bottom w:val="single" w:color="BFBFBF" w:sz="4"/>
-              <w:right w:val="single" w:color="BFBFBF" w:sz="4"/>
-            </w:tcBorders>
-            <w:tcMar>
-              <w:top w:type="dxa" w:w="80"/>
-              <w:left w:type="dxa" w:w="120"/>
-              <w:bottom w:type="dxa" w:w="80"/>
-              <w:right w:type="dxa" w:w="120"/>
-            </w:tcMar>
-          </w:tcPr>
-          <w:p>
-            <w:pPr>
-              <w:spacing w:after="0" w:before="0"/>
-            </w:pPr>
-            <w:r>
-              <w:rPr>
-                <w:rFonts w:ascii="Arial" w:cs="Arial" w:eastAsia="Arial" w:hAnsi="Arial"/>
-                <w:sz w:val="21"/>
-                <w:szCs w:val="21"/>
-              </w:rPr>
-              <w:t xml:space="preserve"/>
-            </w:r>
-          </w:p>
-        </w:tc>
-      </w:tr>
-    </w:tbl>
-    <w:p>
-      <w:pPr>
-        <w:keepNext/>
-        <w:spacing w:after="60" w:before="280"/>
-      </w:pPr>
-      <w:r>
-        <w:rPr>
-          <w:rFonts w:ascii="Arial" w:cs="Arial" w:eastAsia="Arial" w:hAnsi="Arial"/>
-          <w:b/>
-          <w:bCs/>
-          <w:sz w:val="22"/>
-          <w:szCs w:val="22"/>
-        </w:rPr>
-        <w:t xml:space="preserve">22.  </w:t>
-      </w:r>
-      <w:r>
-        <w:rPr>
-          <w:rFonts w:ascii="Arial" w:cs="Arial" w:eastAsia="Arial" w:hAnsi="Arial"/>
-          <w:b/>
-          <w:bCs/>
-          <w:sz w:val="22"/>
-          <w:szCs w:val="22"/>
-        </w:rPr>
-        <w:t xml:space="preserve">Which websites do you like, and why?</w:t>
-      </w:r>
-    </w:p>
-    <w:p>
-      <w:pPr>
-        <w:keepNext/>
-        <w:spacing w:after="80" w:before="0"/>
-      </w:pPr>
-      <w:r>
-        <w:rPr>
-          <w:rFonts w:ascii="Arial" w:cs="Arial" w:eastAsia="Arial" w:hAnsi="Arial"/>
-          <w:color w:val="6F6F6F"/>
-          <w:sz w:val="19"/>
-          <w:szCs w:val="19"/>
-        </w:rPr>
-        <w:t xml:space="preserve">Any business, any industry.</w:t>
-      </w:r>
-    </w:p>
-    <w:p>
-      <w:pPr>
-        <w:keepNext/>
-        <w:spacing w:after="80" w:before="0"/>
-      </w:pPr>
-      <w:r>
-        <w:rPr>
-          <w:rFonts w:ascii="Arial" w:cs="Arial" w:eastAsia="Arial" w:hAnsi="Arial"/>
-          <w:i/>
-          <w:iCs/>
-          <w:color w:val="9A9A9A"/>
-          <w:sz w:val="18"/>
-          <w:szCs w:val="18"/>
-        </w:rPr>
-        <w:t xml:space="preserve">e.g. aesop.com for how calm it feels.</w:t>
-      </w:r>
-    </w:p>
-    <w:tbl>
-      <w:tblPr>
-        <w:tblW w:type="dxa" w:w="9638"/>
-        <w:tblBorders>
-          <w:top w:val="single" w:color="auto" w:sz="4"/>
-          <w:left w:val="single" w:color="auto" w:sz="4"/>
-          <w:bottom w:val="single" w:color="auto" w:sz="4"/>
-          <w:right w:val="single" w:color="auto" w:sz="4"/>
-          <w:insideH w:val="single" w:color="auto" w:sz="4"/>
-          <w:insideV w:val="single" w:color="auto" w:sz="4"/>
-        </w:tblBorders>
-      </w:tblPr>
-      <w:tblGrid>
-        <w:gridCol w:w="9638"/>
-      </w:tblGrid>
-      <w:tr>
-        <w:trPr>
-          <w:cantSplit/>
-          <w:trHeight w:val="1300" w:hRule="atLeast"/>
-        </w:trPr>
-        <w:tc>
-          <w:tcPr>
-            <w:tcW w:type="dxa" w:w="9638"/>
-            <w:tcBorders>
-              <w:top w:val="single" w:color="BFBFBF" w:sz="4"/>
-              <w:left w:val="single" w:color="BFBFBF" w:sz="4"/>
-              <w:bottom w:val="single" w:color="BFBFBF" w:sz="4"/>
-              <w:right w:val="single" w:color="BFBFBF" w:sz="4"/>
-            </w:tcBorders>
-            <w:tcMar>
-              <w:top w:type="dxa" w:w="80"/>
-              <w:left w:type="dxa" w:w="120"/>
-              <w:bottom w:type="dxa" w:w="80"/>
-              <w:right w:type="dxa" w:w="120"/>
-            </w:tcMar>
-          </w:tcPr>
-          <w:p>
-            <w:pPr>
-              <w:spacing w:after="0" w:before="0"/>
-            </w:pPr>
-            <w:r>
-              <w:rPr>
-                <w:rFonts w:ascii="Arial" w:cs="Arial" w:eastAsia="Arial" w:hAnsi="Arial"/>
-                <w:sz w:val="21"/>
-                <w:szCs w:val="21"/>
-              </w:rPr>
-              <w:t xml:space="preserve"/>
-            </w:r>
-          </w:p>
-        </w:tc>
-      </w:tr>
-    </w:tbl>
-    <w:p>
-      <w:pPr>
-        <w:keepNext/>
-        <w:spacing w:after="60" w:before="280"/>
-      </w:pPr>
-      <w:r>
-        <w:rPr>
-          <w:rFonts w:ascii="Arial" w:cs="Arial" w:eastAsia="Arial" w:hAnsi="Arial"/>
-          <w:b/>
-          <w:bCs/>
-          <w:sz w:val="22"/>
-          <w:szCs w:val="22"/>
-        </w:rPr>
-        <w:t xml:space="preserve">23.  </w:t>
-      </w:r>
-      <w:r>
-        <w:rPr>
-          <w:rFonts w:ascii="Arial" w:cs="Arial" w:eastAsia="Arial" w:hAnsi="Arial"/>
-          <w:b/>
-          <w:bCs/>
-          <w:sz w:val="22"/>
-          <w:szCs w:val="22"/>
-        </w:rPr>
-        <w:t xml:space="preserve">What's ready to go?</w:t>
-      </w:r>
-    </w:p>
-    <w:tbl>
-      <w:tblPr>
-        <w:tblW w:type="dxa" w:w="9638"/>
-        <w:tblBorders>
-          <w:top w:val="single" w:color="auto" w:sz="4"/>
-          <w:left w:val="single" w:color="auto" w:sz="4"/>
-          <w:bottom w:val="single" w:color="auto" w:sz="4"/>
-          <w:right w:val="single" w:color="auto" w:sz="4"/>
-          <w:insideH w:val="single" w:color="auto" w:sz="4"/>
-          <w:insideV w:val="single" w:color="auto" w:sz="4"/>
-        </w:tblBorders>
-      </w:tblPr>
-      <w:tblGrid>
-        <w:gridCol w:w="3470"/>
-        <w:gridCol w:w="6168"/>
-      </w:tblGrid>
-      <w:tr>
-        <w:trPr>
-          <w:cantSplit/>
-          <w:trHeight w:val="520" w:hRule="atLeast"/>
-        </w:trPr>
-        <w:tc>
-          <w:tcPr>
-            <w:tcW w:type="dxa" w:w="3470"/>
-            <w:tcBorders>
-              <w:top w:val="single" w:color="BFBFBF" w:sz="4"/>
-              <w:left w:val="single" w:color="BFBFBF" w:sz="4"/>
-              <w:bottom w:val="single" w:color="BFBFBF" w:sz="4"/>
-              <w:right w:val="single" w:color="BFBFBF" w:sz="4"/>
-            </w:tcBorders>
-            <w:shd w:fill="F2F2F2" w:color="auto" w:val="clear"/>
-            <w:tcMar>
-              <w:top w:type="dxa" w:w="80"/>
-              <w:left w:type="dxa" w:w="120"/>
-              <w:bottom w:type="dxa" w:w="80"/>
-              <w:right w:type="dxa" w:w="120"/>
-            </w:tcMar>
-          </w:tcPr>
-          <w:p>
-            <w:pPr>
-              <w:spacing w:after="0" w:before="0"/>
-            </w:pPr>
-            <w:r>
-              <w:rPr>
-                <w:rFonts w:ascii="Arial" w:cs="Arial" w:eastAsia="Arial" w:hAnsi="Arial"/>
-                <w:color w:val="6F6F6F"/>
-                <w:sz w:val="18"/>
-                <w:szCs w:val="18"/>
-              </w:rPr>
-              <w:t xml:space="preserve">Words</w:t>
-            </w:r>
-          </w:p>
-        </w:tc>
-        <w:tc>
-          <w:tcPr>
-            <w:tcW w:type="dxa" w:w="6168"/>
-            <w:tcBorders>
-              <w:top w:val="single" w:color="BFBFBF" w:sz="4"/>
-              <w:left w:val="single" w:color="BFBFBF" w:sz="4"/>
-              <w:bottom w:val="single" w:color="BFBFBF" w:sz="4"/>
-              <w:right w:val="single" w:color="BFBFBF" w:sz="4"/>
-            </w:tcBorders>
-            <w:tcMar>
-              <w:top w:type="dxa" w:w="80"/>
-              <w:left w:type="dxa" w:w="120"/>
-              <w:bottom w:type="dxa" w:w="80"/>
-              <w:right w:type="dxa" w:w="120"/>
-            </w:tcMar>
-          </w:tcPr>
-          <w:p>
-            <w:pPr>
-              <w:spacing w:after="0" w:before="0"/>
-            </w:pPr>
-            <w:r>
-              <w:rPr>
-                <w:rFonts w:ascii="Arial" w:cs="Arial" w:eastAsia="Arial" w:hAnsi="Arial"/>
-                <w:sz w:val="21"/>
-                <w:szCs w:val="21"/>
-              </w:rPr>
-              <w:t xml:space="preserve"/>
-            </w:r>
-          </w:p>
-        </w:tc>
-      </w:tr>
-      <w:tr>
-        <w:trPr>
-          <w:cantSplit/>
-          <w:trHeight w:val="520" w:hRule="atLeast"/>
-        </w:trPr>
-        <w:tc>
-          <w:tcPr>
-            <w:tcW w:type="dxa" w:w="3470"/>
-            <w:tcBorders>
-              <w:top w:val="single" w:color="BFBFBF" w:sz="4"/>
-              <w:left w:val="single" w:color="BFBFBF" w:sz="4"/>
-              <w:bottom w:val="single" w:color="BFBFBF" w:sz="4"/>
-              <w:right w:val="single" w:color="BFBFBF" w:sz="4"/>
-            </w:tcBorders>
-            <w:shd w:fill="F2F2F2" w:color="auto" w:val="clear"/>
-            <w:tcMar>
-              <w:top w:type="dxa" w:w="80"/>
-              <w:left w:type="dxa" w:w="120"/>
-              <w:bottom w:type="dxa" w:w="80"/>
-              <w:right w:type="dxa" w:w="120"/>
-            </w:tcMar>
-          </w:tcPr>
-          <w:p>
-            <w:pPr>
-              <w:spacing w:after="0" w:before="0"/>
-            </w:pPr>
-            <w:r>
-              <w:rPr>
-                <w:rFonts w:ascii="Arial" w:cs="Arial" w:eastAsia="Arial" w:hAnsi="Arial"/>
-                <w:color w:val="6F6F6F"/>
-                <w:sz w:val="18"/>
-                <w:szCs w:val="18"/>
-              </w:rPr>
-              <w:t xml:space="preserve">Photos and videos</w:t>
-            </w:r>
-          </w:p>
-        </w:tc>
-        <w:tc>
-          <w:tcPr>
-            <w:tcW w:type="dxa" w:w="6168"/>
-            <w:tcBorders>
-              <w:top w:val="single" w:color="BFBFBF" w:sz="4"/>
-              <w:left w:val="single" w:color="BFBFBF" w:sz="4"/>
-              <w:bottom w:val="single" w:color="BFBFBF" w:sz="4"/>
-              <w:right w:val="single" w:color="BFBFBF" w:sz="4"/>
-            </w:tcBorders>
-            <w:tcMar>
-              <w:top w:type="dxa" w:w="80"/>
-              <w:left w:type="dxa" w:w="120"/>
-              <w:bottom w:type="dxa" w:w="80"/>
-              <w:right w:type="dxa" w:w="120"/>
-            </w:tcMar>
-          </w:tcPr>
-          <w:p>
-            <w:pPr>
-              <w:spacing w:after="0" w:before="0"/>
-            </w:pPr>
-            <w:r>
-              <w:rPr>
-                <w:rFonts w:ascii="Arial" w:cs="Arial" w:eastAsia="Arial" w:hAnsi="Arial"/>
-                <w:sz w:val="21"/>
-                <w:szCs w:val="21"/>
-              </w:rPr>
-              <w:t xml:space="preserve"/>
-            </w:r>
-          </w:p>
-        </w:tc>
-      </w:tr>
-      <w:tr>
-        <w:trPr>
-          <w:cantSplit/>
-          <w:trHeight w:val="520" w:hRule="atLeast"/>
-        </w:trPr>
-        <w:tc>
-          <w:tcPr>
-            <w:tcW w:type="dxa" w:w="3470"/>
-            <w:tcBorders>
-              <w:top w:val="single" w:color="BFBFBF" w:sz="4"/>
-              <w:left w:val="single" w:color="BFBFBF" w:sz="4"/>
-              <w:bottom w:val="single" w:color="BFBFBF" w:sz="4"/>
-              <w:right w:val="single" w:color="BFBFBF" w:sz="4"/>
-            </w:tcBorders>
-            <w:shd w:fill="F2F2F2" w:color="auto" w:val="clear"/>
-            <w:tcMar>
-              <w:top w:type="dxa" w:w="80"/>
-              <w:left w:type="dxa" w:w="120"/>
-              <w:bottom w:type="dxa" w:w="80"/>
-              <w:right w:type="dxa" w:w="120"/>
-            </w:tcMar>
-          </w:tcPr>
-          <w:p>
-            <w:pPr>
-              <w:spacing w:after="0" w:before="0"/>
-            </w:pPr>
-            <w:r>
-              <w:rPr>
-                <w:rFonts w:ascii="Arial" w:cs="Arial" w:eastAsia="Arial" w:hAnsi="Arial"/>
-                <w:color w:val="6F6F6F"/>
-                <w:sz w:val="18"/>
-                <w:szCs w:val="18"/>
-              </w:rPr>
-              <w:t xml:space="preserve">Logo and brand guidelines</w:t>
-            </w:r>
-          </w:p>
-        </w:tc>
-        <w:tc>
-          <w:tcPr>
-            <w:tcW w:type="dxa" w:w="6168"/>
-            <w:tcBorders>
-              <w:top w:val="single" w:color="BFBFBF" w:sz="4"/>
-              <w:left w:val="single" w:color="BFBFBF" w:sz="4"/>
-              <w:bottom w:val="single" w:color="BFBFBF" w:sz="4"/>
-              <w:right w:val="single" w:color="BFBFBF" w:sz="4"/>
-            </w:tcBorders>
-            <w:tcMar>
-              <w:top w:type="dxa" w:w="80"/>
-              <w:left w:type="dxa" w:w="120"/>
-              <w:bottom w:type="dxa" w:w="80"/>
-              <w:right w:type="dxa" w:w="120"/>
-            </w:tcMar>
-          </w:tcPr>
-          <w:p>
-            <w:pPr>
-              <w:spacing w:after="0" w:before="0"/>
-            </w:pPr>
-            <w:r>
-              <w:rPr>
-                <w:rFonts w:ascii="Arial" w:cs="Arial" w:eastAsia="Arial" w:hAnsi="Arial"/>
-                <w:sz w:val="21"/>
-                <w:szCs w:val="21"/>
-              </w:rPr>
-              <w:t xml:space="preserve"/>
-            </w:r>
-          </w:p>
-        </w:tc>
-      </w:tr>
-    </w:tbl>
-    <w:p>
-      <w:pPr>
-        <w:keepNext/>
-        <w:spacing w:after="80" w:before="160"/>
-      </w:pPr>
-      <w:r>
-        <w:rPr>
-          <w:rFonts w:ascii="Arial" w:cs="Arial" w:eastAsia="Arial" w:hAnsi="Arial"/>
-          <w:b/>
-          <w:bCs/>
-          <w:caps/>
-          <w:color w:val="6F6F6F"/>
-          <w:spacing w:val="20"/>
-          <w:sz w:val="16"/>
-          <w:szCs w:val="16"/>
-        </w:rPr>
-        <w:t xml:space="preserve">Got more to say? Optional</w:t>
-      </w:r>
-    </w:p>
-    <w:tbl>
-      <w:tblPr>
-        <w:tblW w:type="dxa" w:w="9638"/>
-        <w:tblBorders>
-          <w:top w:val="single" w:color="auto" w:sz="4"/>
-          <w:left w:val="single" w:color="auto" w:sz="4"/>
-          <w:bottom w:val="single" w:color="auto" w:sz="4"/>
-          <w:right w:val="single" w:color="auto" w:sz="4"/>
-          <w:insideH w:val="single" w:color="auto" w:sz="4"/>
-          <w:insideV w:val="single" w:color="auto" w:sz="4"/>
-        </w:tblBorders>
-      </w:tblPr>
-      <w:tblGrid>
-        <w:gridCol w:w="3470"/>
-        <w:gridCol w:w="6168"/>
-      </w:tblGrid>
-      <w:tr>
-        <w:trPr>
-          <w:cantSplit/>
-          <w:trHeight w:val="700" w:hRule="atLeast"/>
-        </w:trPr>
-        <w:tc>
-          <w:tcPr>
-            <w:tcW w:type="dxa" w:w="3470"/>
-            <w:tcBorders>
-              <w:top w:val="single" w:color="BFBFBF" w:sz="4"/>
-              <w:left w:val="single" w:color="BFBFBF" w:sz="4"/>
-              <w:bottom w:val="single" w:color="BFBFBF" w:sz="4"/>
-              <w:right w:val="single" w:color="BFBFBF" w:sz="4"/>
-            </w:tcBorders>
-            <w:shd w:fill="F2F2F2" w:color="auto" w:val="clear"/>
-            <w:tcMar>
-              <w:top w:type="dxa" w:w="80"/>
-              <w:left w:type="dxa" w:w="120"/>
-              <w:bottom w:type="dxa" w:w="80"/>
-              <w:right w:type="dxa" w:w="120"/>
-            </w:tcMar>
-          </w:tcPr>
-          <w:p>
-            <w:pPr>
-              <w:spacing w:after="0" w:before="0"/>
-            </w:pPr>
-            <w:r>
-              <w:rPr>
-                <w:rFonts w:ascii="Arial" w:cs="Arial" w:eastAsia="Arial" w:hAnsi="Arial"/>
-                <w:color w:val="6F6F6F"/>
-                <w:sz w:val="18"/>
-                <w:szCs w:val="18"/>
-              </w:rPr>
-              <w:t xml:space="preserve">Who'll update the site once it's live?</w:t>
-            </w:r>
-          </w:p>
-        </w:tc>
-        <w:tc>
-          <w:tcPr>
-            <w:tcW w:type="dxa" w:w="6168"/>
-            <w:tcBorders>
-              <w:top w:val="single" w:color="BFBFBF" w:sz="4"/>
-              <w:left w:val="single" w:color="BFBFBF" w:sz="4"/>
-              <w:bottom w:val="single" w:color="BFBFBF" w:sz="4"/>
-              <w:right w:val="single" w:color="BFBFBF" w:sz="4"/>
-            </w:tcBorders>
-            <w:tcMar>
-              <w:top w:type="dxa" w:w="80"/>
-              <w:left w:type="dxa" w:w="120"/>
-              <w:bottom w:type="dxa" w:w="80"/>
-              <w:right w:type="dxa" w:w="120"/>
-            </w:tcMar>
-          </w:tcPr>
-          <w:p>
-            <w:pPr>
-              <w:spacing w:after="0" w:before="0"/>
-            </w:pPr>
-            <w:r>
-              <w:rPr>
-                <w:rFonts w:ascii="Arial" w:cs="Arial" w:eastAsia="Arial" w:hAnsi="Arial"/>
-                <w:sz w:val="21"/>
-                <w:szCs w:val="21"/>
-              </w:rPr>
-              <w:t xml:space="preserve"/>
-            </w:r>
-          </w:p>
-        </w:tc>
-      </w:tr>
-    </w:tbl>
-    <w:p>
-      <w:pPr>
-        <w:keepNext/>
-        <w:pBdr>
-          <w:bottom w:val="single" w:color="111111" w:sz="12" w:space="6"/>
-        </w:pBdr>
-        <w:spacing w:after="80" w:before="480"/>
-      </w:pPr>
-      <w:r>
-        <w:rPr>
-          <w:rFonts w:ascii="Arial" w:cs="Arial" w:eastAsia="Arial" w:hAnsi="Arial"/>
-          <w:color w:val="6F6F6F"/>
-          <w:sz w:val="20"/>
-          <w:szCs w:val="20"/>
-        </w:rPr>
-        <w:t xml:space="preserve">07   </w:t>
-      </w:r>
-      <w:r>
-        <w:rPr>
-          <w:rFonts w:ascii="Arial" w:cs="Arial" w:eastAsia="Arial" w:hAnsi="Arial"/>
-          <w:b/>
-          <w:bCs/>
-          <w:sz w:val="32"/>
-          <w:szCs w:val="32"/>
-        </w:rPr>
-        <w:t xml:space="preserve">Something Else</w:t>
-      </w:r>
-    </w:p>
-    <w:p>
-      <w:pPr>
-        <w:keepNext/>
-        <w:spacing w:after="80" w:before="0"/>
-      </w:pPr>
-      <w:r>
-        <w:rPr>
-          <w:rFonts w:ascii="Arial" w:cs="Arial" w:eastAsia="Arial" w:hAnsi="Arial"/>
-          <w:i/>
-          <w:iCs/>
-          <w:color w:val="6F6F6F"/>
-          <w:sz w:val="18"/>
-          <w:szCs w:val="18"/>
-        </w:rPr>
-        <w:t xml:space="preserve">Only if you picked “Something else” in question 1.</w:t>
-      </w:r>
-    </w:p>
-    <w:p>
-      <w:pPr>
-        <w:keepNext/>
-        <w:spacing w:after="60" w:before="280"/>
-      </w:pPr>
-      <w:r>
-        <w:rPr>
-          <w:rFonts w:ascii="Arial" w:cs="Arial" w:eastAsia="Arial" w:hAnsi="Arial"/>
-          <w:b/>
-          <w:bCs/>
-          <w:sz w:val="22"/>
-          <w:szCs w:val="22"/>
-        </w:rPr>
-        <w:t xml:space="preserve">24.  </w:t>
-      </w:r>
-      <w:r>
-        <w:rPr>
-          <w:rFonts w:ascii="Arial" w:cs="Arial" w:eastAsia="Arial" w:hAnsi="Arial"/>
-          <w:b/>
-          <w:bCs/>
-          <w:sz w:val="22"/>
-          <w:szCs w:val="22"/>
-        </w:rPr>
-        <w:t xml:space="preserve">Tell us what's on your mind.</w:t>
-      </w:r>
-    </w:p>
-    <w:p>
-      <w:pPr>
-        <w:keepNext/>
-        <w:spacing w:after="80" w:before="0"/>
-      </w:pPr>
-      <w:r>
-        <w:rPr>
-          <w:rFonts w:ascii="Arial" w:cs="Arial" w:eastAsia="Arial" w:hAnsi="Arial"/>
-          <w:color w:val="6F6F6F"/>
-          <w:sz w:val="19"/>
-          <w:szCs w:val="19"/>
-        </w:rPr>
-        <w:t xml:space="preserve">If it's in our wheelhouse, we'll tell you. If it isn't, we'll tell you that too.</w:t>
-      </w:r>
-    </w:p>
-    <w:p>
-      <w:pPr>
-        <w:keepNext/>
-        <w:spacing w:after="80" w:before="0"/>
-      </w:pPr>
-      <w:r>
-        <w:rPr>
-          <w:rFonts w:ascii="Arial" w:cs="Arial" w:eastAsia="Arial" w:hAnsi="Arial"/>
-          <w:i/>
-          <w:iCs/>
-          <w:color w:val="9A9A9A"/>
-          <w:sz w:val="18"/>
-          <w:szCs w:val="18"/>
-        </w:rPr>
-        <w:t xml:space="preserve">e.g. We want to start an email newsletter but don't know where to begin.</w:t>
-      </w:r>
-    </w:p>
-    <w:tbl>
-      <w:tblPr>
-        <w:tblW w:type="dxa" w:w="9638"/>
-        <w:tblBorders>
-          <w:top w:val="single" w:color="auto" w:sz="4"/>
-          <w:left w:val="single" w:color="auto" w:sz="4"/>
-          <w:bottom w:val="single" w:color="auto" w:sz="4"/>
-          <w:right w:val="single" w:color="auto" w:sz="4"/>
-          <w:insideH w:val="single" w:color="auto" w:sz="4"/>
-          <w:insideV w:val="single" w:color="auto" w:sz="4"/>
-        </w:tblBorders>
-      </w:tblPr>
-      <w:tblGrid>
-        <w:gridCol w:w="9638"/>
-      </w:tblGrid>
-      <w:tr>
-        <w:trPr>
-          <w:cantSplit/>
-          <w:trHeight w:val="1300" w:hRule="atLeast"/>
-        </w:trPr>
-        <w:tc>
-          <w:tcPr>
-            <w:tcW w:type="dxa" w:w="9638"/>
-            <w:tcBorders>
-              <w:top w:val="single" w:color="BFBFBF" w:sz="4"/>
-              <w:left w:val="single" w:color="BFBFBF" w:sz="4"/>
-              <w:bottom w:val="single" w:color="BFBFBF" w:sz="4"/>
-              <w:right w:val="single" w:color="BFBFBF" w:sz="4"/>
-            </w:tcBorders>
-            <w:tcMar>
-              <w:top w:type="dxa" w:w="80"/>
-              <w:left w:type="dxa" w:w="120"/>
-              <w:bottom w:type="dxa" w:w="80"/>
-              <w:right w:type="dxa" w:w="120"/>
-            </w:tcMar>
-          </w:tcPr>
-          <w:p>
-            <w:pPr>
-              <w:spacing w:after="0" w:before="0"/>
-            </w:pPr>
-            <w:r>
-              <w:rPr>
-                <w:rFonts w:ascii="Arial" w:cs="Arial" w:eastAsia="Arial" w:hAnsi="Arial"/>
-                <w:sz w:val="21"/>
-                <w:szCs w:val="21"/>
-              </w:rPr>
-              <w:t xml:space="preserve"/>
-            </w:r>
-          </w:p>
-        </w:tc>
-      </w:tr>
-    </w:tbl>
-    <w:p>
-      <w:pPr>
-        <w:keepNext/>
-        <w:pBdr>
-          <w:bottom w:val="single" w:color="111111" w:sz="12" w:space="6"/>
-        </w:pBdr>
-        <w:spacing w:after="80" w:before="480"/>
-      </w:pPr>
-      <w:r>
-        <w:rPr>
-          <w:rFonts w:ascii="Arial" w:cs="Arial" w:eastAsia="Arial" w:hAnsi="Arial"/>
-          <w:color w:val="6F6F6F"/>
-          <w:sz w:val="20"/>
-          <w:szCs w:val="20"/>
-        </w:rPr>
-        <w:t xml:space="preserve">08   </w:t>
-      </w:r>
-      <w:r>
-        <w:rPr>
-          <w:rFonts w:ascii="Arial" w:cs="Arial" w:eastAsia="Arial" w:hAnsi="Arial"/>
-          <w:b/>
-          <w:bCs/>
-          <w:sz w:val="32"/>
-          <w:szCs w:val="32"/>
-        </w:rPr>
-        <w:t xml:space="preserve">Budget &amp; Timing</w:t>
-      </w:r>
-    </w:p>
-    <w:p>
-      <w:pPr>
-        <w:keepNext/>
-        <w:spacing w:after="60" w:before="280"/>
-      </w:pPr>
-      <w:r>
-        <w:rPr>
-          <w:rFonts w:ascii="Arial" w:cs="Arial" w:eastAsia="Arial" w:hAnsi="Arial"/>
-          <w:b/>
-          <w:bCs/>
-          <w:sz w:val="22"/>
-          <w:szCs w:val="22"/>
-        </w:rPr>
-        <w:t xml:space="preserve">25.  </w:t>
-      </w:r>
-      <w:r>
-        <w:rPr>
-          <w:rFonts w:ascii="Arial" w:cs="Arial" w:eastAsia="Arial" w:hAnsi="Arial"/>
-          <w:b/>
-          <w:bCs/>
-          <w:sz w:val="22"/>
-          <w:szCs w:val="22"/>
-        </w:rPr>
-        <w:t xml:space="preserve">What budget and timing are you working with?</w:t>
-      </w:r>
-    </w:p>
-    <w:p>
-      <w:pPr>
-        <w:keepNext/>
-        <w:spacing w:after="80" w:before="0"/>
-      </w:pPr>
-      <w:r>
-        <w:rPr>
-          <w:rFonts w:ascii="Arial" w:cs="Arial" w:eastAsia="Arial" w:hAnsi="Arial"/>
-          <w:color w:val="6F6F6F"/>
-          <w:sz w:val="19"/>
-          <w:szCs w:val="19"/>
-        </w:rPr>
-        <w:t xml:space="preserve">A rough range helps us scope something that fits.</w:t>
-      </w:r>
-    </w:p>
-    <w:tbl>
-      <w:tblPr>
-        <w:tblW w:type="dxa" w:w="9638"/>
-        <w:tblBorders>
-          <w:top w:val="single" w:color="auto" w:sz="4"/>
-          <w:left w:val="single" w:color="auto" w:sz="4"/>
-          <w:bottom w:val="single" w:color="auto" w:sz="4"/>
-          <w:right w:val="single" w:color="auto" w:sz="4"/>
-          <w:insideH w:val="single" w:color="auto" w:sz="4"/>
-          <w:insideV w:val="single" w:color="auto" w:sz="4"/>
-        </w:tblBorders>
-      </w:tblPr>
-      <w:tblGrid>
-        <w:gridCol w:w="3470"/>
-        <w:gridCol w:w="6168"/>
-      </w:tblGrid>
-      <w:tr>
-        <w:trPr>
-          <w:cantSplit/>
-          <w:trHeight w:val="520" w:hRule="atLeast"/>
-        </w:trPr>
-        <w:tc>
-          <w:tcPr>
-            <w:tcW w:type="dxa" w:w="3470"/>
-            <w:tcBorders>
-              <w:top w:val="single" w:color="BFBFBF" w:sz="4"/>
-              <w:left w:val="single" w:color="BFBFBF" w:sz="4"/>
-              <w:bottom w:val="single" w:color="BFBFBF" w:sz="4"/>
-              <w:right w:val="single" w:color="BFBFBF" w:sz="4"/>
-            </w:tcBorders>
-            <w:shd w:fill="F2F2F2" w:color="auto" w:val="clear"/>
-            <w:tcMar>
-              <w:top w:type="dxa" w:w="80"/>
-              <w:left w:type="dxa" w:w="120"/>
-              <w:bottom w:type="dxa" w:w="80"/>
-              <w:right w:type="dxa" w:w="120"/>
-            </w:tcMar>
-          </w:tcPr>
-          <w:p>
-            <w:pPr>
-              <w:spacing w:after="0" w:before="0"/>
-            </w:pPr>
-            <w:r>
-              <w:rPr>
-                <w:rFonts w:ascii="Arial" w:cs="Arial" w:eastAsia="Arial" w:hAnsi="Arial"/>
-                <w:color w:val="6F6F6F"/>
-                <w:sz w:val="18"/>
-                <w:szCs w:val="18"/>
-              </w:rPr>
-              <w:t xml:space="preserve">Rough budget</w:t>
-            </w:r>
-          </w:p>
-        </w:tc>
-        <w:tc>
-          <w:tcPr>
-            <w:tcW w:type="dxa" w:w="6168"/>
-            <w:tcBorders>
-              <w:top w:val="single" w:color="BFBFBF" w:sz="4"/>
-              <w:left w:val="single" w:color="BFBFBF" w:sz="4"/>
-              <w:bottom w:val="single" w:color="BFBFBF" w:sz="4"/>
-              <w:right w:val="single" w:color="BFBFBF" w:sz="4"/>
-            </w:tcBorders>
-            <w:tcMar>
-              <w:top w:type="dxa" w:w="80"/>
-              <w:left w:type="dxa" w:w="120"/>
-              <w:bottom w:type="dxa" w:w="80"/>
-              <w:right w:type="dxa" w:w="120"/>
-            </w:tcMar>
-          </w:tcPr>
-          <w:p>
-            <w:pPr>
-              <w:spacing w:after="0" w:before="0"/>
-            </w:pPr>
-            <w:r>
-              <w:rPr>
-                <w:rFonts w:ascii="Arial" w:cs="Arial" w:eastAsia="Arial" w:hAnsi="Arial"/>
-                <w:sz w:val="21"/>
-                <w:szCs w:val="21"/>
-              </w:rPr>
-              <w:t xml:space="preserve"/>
-            </w:r>
-          </w:p>
-        </w:tc>
-      </w:tr>
-      <w:tr>
-        <w:trPr>
-          <w:cantSplit/>
-          <w:trHeight w:val="520" w:hRule="atLeast"/>
-        </w:trPr>
-        <w:tc>
-          <w:tcPr>
-            <w:tcW w:type="dxa" w:w="3470"/>
-            <w:tcBorders>
-              <w:top w:val="single" w:color="BFBFBF" w:sz="4"/>
-              <w:left w:val="single" w:color="BFBFBF" w:sz="4"/>
-              <w:bottom w:val="single" w:color="BFBFBF" w:sz="4"/>
-              <w:right w:val="single" w:color="BFBFBF" w:sz="4"/>
-            </w:tcBorders>
-            <w:shd w:fill="F2F2F2" w:color="auto" w:val="clear"/>
-            <w:tcMar>
-              <w:top w:type="dxa" w:w="80"/>
-              <w:left w:type="dxa" w:w="120"/>
-              <w:bottom w:type="dxa" w:w="80"/>
-              <w:right w:type="dxa" w:w="120"/>
-            </w:tcMar>
-          </w:tcPr>
-          <w:p>
-            <w:pPr>
-              <w:spacing w:after="0" w:before="0"/>
-            </w:pPr>
-            <w:r>
-              <w:rPr>
-                <w:rFonts w:ascii="Arial" w:cs="Arial" w:eastAsia="Arial" w:hAnsi="Arial"/>
-                <w:color w:val="6F6F6F"/>
-                <w:sz w:val="18"/>
-                <w:szCs w:val="18"/>
-              </w:rPr>
-              <w:t xml:space="preserve">When you'd like to start</w:t>
-            </w:r>
-          </w:p>
-        </w:tc>
-        <w:tc>
-          <w:tcPr>
-            <w:tcW w:type="dxa" w:w="6168"/>
-            <w:tcBorders>
-              <w:top w:val="single" w:color="BFBFBF" w:sz="4"/>
-              <w:left w:val="single" w:color="BFBFBF" w:sz="4"/>
-              <w:bottom w:val="single" w:color="BFBFBF" w:sz="4"/>
-              <w:right w:val="single" w:color="BFBFBF" w:sz="4"/>
-            </w:tcBorders>
-            <w:tcMar>
-              <w:top w:type="dxa" w:w="80"/>
-              <w:left w:type="dxa" w:w="120"/>
-              <w:bottom w:type="dxa" w:w="80"/>
-              <w:right w:type="dxa" w:w="120"/>
-            </w:tcMar>
-          </w:tcPr>
-          <w:p>
-            <w:pPr>
-              <w:spacing w:after="0" w:before="0"/>
-            </w:pPr>
-            <w:r>
-              <w:rPr>
-                <w:rFonts w:ascii="Arial" w:cs="Arial" w:eastAsia="Arial" w:hAnsi="Arial"/>
-                <w:sz w:val="21"/>
-                <w:szCs w:val="21"/>
-              </w:rPr>
-              <w:t xml:space="preserve"/>
-            </w:r>
-          </w:p>
-        </w:tc>
-      </w:tr>
-      <w:tr>
-        <w:trPr>
-          <w:cantSplit/>
-          <w:trHeight w:val="520" w:hRule="atLeast"/>
-        </w:trPr>
-        <w:tc>
-          <w:tcPr>
-            <w:tcW w:type="dxa" w:w="3470"/>
-            <w:tcBorders>
-              <w:top w:val="single" w:color="BFBFBF" w:sz="4"/>
-              <w:left w:val="single" w:color="BFBFBF" w:sz="4"/>
-              <w:bottom w:val="single" w:color="BFBFBF" w:sz="4"/>
-              <w:right w:val="single" w:color="BFBFBF" w:sz="4"/>
-            </w:tcBorders>
-            <w:shd w:fill="F2F2F2" w:color="auto" w:val="clear"/>
-            <w:tcMar>
-              <w:top w:type="dxa" w:w="80"/>
-              <w:left w:type="dxa" w:w="120"/>
-              <w:bottom w:type="dxa" w:w="80"/>
-              <w:right w:type="dxa" w:w="120"/>
-            </w:tcMar>
-          </w:tcPr>
-          <w:p>
-            <w:pPr>
-              <w:spacing w:after="0" w:before="0"/>
-            </w:pPr>
-            <w:r>
-              <w:rPr>
-                <w:rFonts w:ascii="Arial" w:cs="Arial" w:eastAsia="Arial" w:hAnsi="Arial"/>
-                <w:color w:val="6F6F6F"/>
-                <w:sz w:val="18"/>
-                <w:szCs w:val="18"/>
-              </w:rPr>
-              <w:t xml:space="preserve">Any hard deadline</w:t>
-            </w:r>
-          </w:p>
-        </w:tc>
-        <w:tc>
-          <w:tcPr>
-            <w:tcW w:type="dxa" w:w="6168"/>
-            <w:tcBorders>
-              <w:top w:val="single" w:color="BFBFBF" w:sz="4"/>
-              <w:left w:val="single" w:color="BFBFBF" w:sz="4"/>
-              <w:bottom w:val="single" w:color="BFBFBF" w:sz="4"/>
-              <w:right w:val="single" w:color="BFBFBF" w:sz="4"/>
-            </w:tcBorders>
-            <w:tcMar>
-              <w:top w:type="dxa" w:w="80"/>
-              <w:left w:type="dxa" w:w="120"/>
-              <w:bottom w:type="dxa" w:w="80"/>
-              <w:right w:type="dxa" w:w="120"/>
-            </w:tcMar>
-          </w:tcPr>
-          <w:p>
-            <w:pPr>
-              <w:spacing w:after="0" w:before="0"/>
-            </w:pPr>
-            <w:r>
-              <w:rPr>
-                <w:rFonts w:ascii="Arial" w:cs="Arial" w:eastAsia="Arial" w:hAnsi="Arial"/>
-                <w:sz w:val="21"/>
-                <w:szCs w:val="21"/>
-              </w:rPr>
-              <w:t xml:space="preserve"/>
-            </w:r>
-          </w:p>
-        </w:tc>
-      </w:tr>
-    </w:tbl>
-    <w:p>
-      <w:pPr>
-        <w:keepNext/>
-        <w:spacing w:after="60" w:before="280"/>
-      </w:pPr>
-      <w:r>
-        <w:rPr>
-          <w:rFonts w:ascii="Arial" w:cs="Arial" w:eastAsia="Arial" w:hAnsi="Arial"/>
-          <w:b/>
-          <w:bCs/>
-          <w:sz w:val="22"/>
-          <w:szCs w:val="22"/>
-        </w:rPr>
-        <w:t xml:space="preserve">26.  </w:t>
-      </w:r>
-      <w:r>
-        <w:rPr>
-          <w:rFonts w:ascii="Arial" w:cs="Arial" w:eastAsia="Arial" w:hAnsi="Arial"/>
-          <w:b/>
-          <w:bCs/>
-          <w:sz w:val="22"/>
-          <w:szCs w:val="22"/>
-        </w:rPr>
-        <w:t xml:space="preserve">Are you an ASAP Agency member?</w:t>
-      </w:r>
-    </w:p>
-    <w:p>
-      <w:pPr>
-        <w:keepNext/>
-        <w:spacing w:after="80" w:before="0"/>
-      </w:pPr>
-      <w:r>
-        <w:rPr>
-          <w:rFonts w:ascii="Arial" w:cs="Arial" w:eastAsia="Arial" w:hAnsi="Arial"/>
-          <w:color w:val="6F6F6F"/>
-          <w:sz w:val="19"/>
-          <w:szCs w:val="19"/>
-        </w:rPr>
-        <w:t xml:space="preserve">Members get member pricing on Personalised work.</w:t>
-      </w:r>
-    </w:p>
-    <w:p>
-      <w:pPr>
-        <w:keepNext/>
-        <w:spacing w:after="80" w:before="0"/>
-      </w:pPr>
-      <w:r>
-        <w:rPr>
-          <w:rFonts w:ascii="Arial" w:cs="Arial" w:eastAsia="Arial" w:hAnsi="Arial"/>
-          <w:color w:val="6F6F6F"/>
-          <w:sz w:val="17"/>
-          <w:szCs w:val="17"/>
-        </w:rPr>
-        <w:t xml:space="preserve">Pick one. Swap ☐ for ☒, or highlight your pick.</w:t>
-      </w:r>
-    </w:p>
-    <w:p>
-      <w:pPr>
-        <w:keepNext w:val="false"/>
-        <w:spacing w:after="120" w:before="0" w:line="360"/>
-      </w:pPr>
-      <w:r>
-        <w:rPr>
-          <w:rFonts w:ascii="Arial" w:cs="Arial" w:eastAsia="Arial" w:hAnsi="Arial"/>
-          <w:sz w:val="21"/>
-          <w:szCs w:val="21"/>
-        </w:rPr>
-        <w:t xml:space="preserve">☐ Yes</w:t>
-      </w:r>
-      <w:r>
-        <w:rPr>
-          <w:rFonts w:ascii="Arial" w:cs="Arial" w:eastAsia="Arial" w:hAnsi="Arial"/>
-          <w:sz w:val="21"/>
-          <w:szCs w:val="21"/>
-        </w:rPr>
-        <w:t xml:space="preserve">      ☐ No</w:t>
-      </w:r>
-      <w:r>
-        <w:rPr>
-          <w:rFonts w:ascii="Arial" w:cs="Arial" w:eastAsia="Arial" w:hAnsi="Arial"/>
-          <w:sz w:val="21"/>
-          <w:szCs w:val="21"/>
-        </w:rPr>
-        <w:t xml:space="preserve">      ☐ Not yet, but interested</w:t>
-      </w:r>
-    </w:p>
-    <w:p>
-      <w:pPr>
-        <w:keepNext/>
-        <w:spacing w:after="60" w:before="280"/>
-      </w:pPr>
-      <w:r>
-        <w:rPr>
-          <w:rFonts w:ascii="Arial" w:cs="Arial" w:eastAsia="Arial" w:hAnsi="Arial"/>
-          <w:b/>
-          <w:bCs/>
-          <w:sz w:val="22"/>
-          <w:szCs w:val="22"/>
-        </w:rPr>
-        <w:t xml:space="preserve">27.  </w:t>
+        <w:t xml:space="preserve">28.  </w:t>
       </w:r>
       <w:r>
         <w:rPr>
